--- a/linkedin-start-here-carousel/START_HERE_Carousel_Report.docx
+++ b/linkedin-start-here-carousel/START_HERE_Carousel_Report.docx
@@ -46,7 +46,7 @@
           <w:sz w:val="22"/>
           <w:szCs w:val="22"/>
         </w:rPr>
-        <w:t xml:space="preserve">Does What You Have Already Done Still Count? LinkedIn Featured document carousel, eight slides, 1080 x 1350 portrait.</w:t>
+        <w:t xml:space="preserve">Does What You Have Already Done Still Count? LinkedIn Featured document carousel, eight slides, 1080 x 1350 portrait. Version 2.</w:t>
       </w:r>
     </w:p>
     <w:p>
@@ -224,7 +224,7 @@
                 <w:sz w:val="21"/>
                 <w:szCs w:val="21"/>
               </w:rPr>
-              <w:t xml:space="preserve">LinkedIn_Start_Here_Capability_Formation.pdf</w:t>
+              <w:t xml:space="preserve">LinkedIn_Start_Here_Capability_Formation_V2.pdf</w:t>
             </w:r>
           </w:p>
         </w:tc>
@@ -745,7 +745,7 @@
           <w:sz w:val="22"/>
           <w:szCs w:val="22"/>
         </w:rPr>
-        <w:t xml:space="preserve">Palette: navy 0F2347, cream F5F0E8, gold C9A84C on navy and B8952E on cream, rust C1440E for the short rules, and the bright warm yellow F2C44C used once, on the closing slide.</w:t>
+        <w:t xml:space="preserve">Palette: navy 112345, cream F5F1E8, gold C9A84C for every rule, label, numeral and page number, and the bright warm yellow F2C44C used once, on the closing line. Four values, no fifth colour.</w:t>
       </w:r>
     </w:p>
     <w:p>
@@ -906,7 +906,7 @@
           <w:sz w:val="30"/>
           <w:szCs w:val="30"/>
         </w:rPr>
-        <w:t xml:space="preserve">One palette decision</w:t>
+        <w:t xml:space="preserve">Palette correction applied in V2</w:t>
       </w:r>
     </w:p>
     <w:p>
@@ -920,7 +920,7 @@
           <w:sz w:val="22"/>
           <w:szCs w:val="22"/>
         </w:rPr>
-        <w:t xml:space="preserve">The brief names navy 112345 and cream F5F1E8. The real Capability Formation artifacts, including the Career Evidence Starter, are drawn in 0F2347 and F5F0E8, which is what these slides use, so the carousel sits beside the existing assets without a visible shade mismatch. The two cream values differ by one unit in the green channel and are indistinguishable.</w:t>
+        <w:t xml:space="preserve">V2 uses only the four approved values: navy 112345, cream F5F1E8, gold C9A84C and bright warm yellow F2C44C. Every rust rule is now gold. The on cream gold that V1 used for small labels has been removed, so no fifth colour appears anywhere.</w:t>
       </w:r>
     </w:p>
     <w:p>
@@ -934,7 +934,7 @@
           <w:sz w:val="22"/>
           <w:szCs w:val="22"/>
         </w:rPr>
-        <w:t xml:space="preserve">Gold is C9A84C exactly as specified wherever it sits on navy. On cream it drops to B8952E, the brand value for gold on a light field, because C9A84C measures about 2 to 1 against cream and is too weak for small labels.</w:t>
+        <w:t xml:space="preserve">A colour audit of the eight rendered pages confirms this: each page carries only those values, no orange or rust pixel appears outside the photograph, and the bright yellow appears on the closing slide alone.</w:t>
       </w:r>
     </w:p>
     <w:p>
@@ -948,7 +948,7 @@
           <w:sz w:val="22"/>
           <w:szCs w:val="22"/>
         </w:rPr>
-        <w:t xml:space="preserve">Both are one word away from being re-rendered on the values in the brief.</w:t>
+        <w:t xml:space="preserve">One measurement worth your attention. Gold C9A84C on cream F5F1E8 measures 2.03 to 1. That is comfortable for the large numerals, and faint for the two smallest gold items on cream, the START HERE label and the page number, which land near 8 pixels at LinkedIn mobile width. Setting those two in navy would take them to 13.8 to 1 without introducing a colour. They are left in gold as instructed.</w:t>
       </w:r>
     </w:p>
     <w:p>
@@ -1781,6 +1781,77 @@
           </w:p>
         </w:tc>
       </w:tr>
+      <w:tr>
+        <w:trPr>
+          <w:tblHeader w:val="false"/>
+        </w:trPr>
+        <w:tc>
+          <w:tcPr>
+            <w:tcW w:type="dxa" w:w="4600"/>
+            <w:tcBorders>
+              <w:top w:val="single" w:color="D8D2C6" w:sz="4"/>
+              <w:left w:val="single" w:color="D8D2C6" w:sz="4"/>
+              <w:bottom w:val="single" w:color="D8D2C6" w:sz="4"/>
+              <w:right w:val="single" w:color="D8D2C6" w:sz="4"/>
+            </w:tcBorders>
+            <w:tcMar>
+              <w:top w:type="dxa" w:w="90"/>
+              <w:left w:type="dxa" w:w="140"/>
+              <w:bottom w:type="dxa" w:w="90"/>
+              <w:right w:type="dxa" w:w="140"/>
+            </w:tcMar>
+          </w:tcPr>
+          <w:p>
+            <w:pPr>
+              <w:spacing w:after="0" w:line="280"/>
+            </w:pPr>
+            <w:r>
+              <w:rPr>
+                <w:rFonts w:ascii="Calibri" w:cs="Calibri" w:eastAsia="Calibri" w:hAnsi="Calibri"/>
+                <w:b/>
+                <w:bCs/>
+                <w:color w:val="20242C"/>
+                <w:sz w:val="21"/>
+                <w:szCs w:val="21"/>
+              </w:rPr>
+              <w:t xml:space="preserve">Palette</w:t>
+            </w:r>
+          </w:p>
+        </w:tc>
+        <w:tc>
+          <w:tcPr>
+            <w:tcW w:type="dxa" w:w="4760"/>
+            <w:tcBorders>
+              <w:top w:val="single" w:color="D8D2C6" w:sz="4"/>
+              <w:left w:val="single" w:color="D8D2C6" w:sz="4"/>
+              <w:bottom w:val="single" w:color="D8D2C6" w:sz="4"/>
+              <w:right w:val="single" w:color="D8D2C6" w:sz="4"/>
+            </w:tcBorders>
+            <w:tcMar>
+              <w:top w:type="dxa" w:w="90"/>
+              <w:left w:type="dxa" w:w="140"/>
+              <w:bottom w:type="dxa" w:w="90"/>
+              <w:right w:type="dxa" w:w="140"/>
+            </w:tcMar>
+          </w:tcPr>
+          <w:p>
+            <w:pPr>
+              <w:spacing w:after="0" w:line="280"/>
+            </w:pPr>
+            <w:r>
+              <w:rPr>
+                <w:rFonts w:ascii="Calibri" w:cs="Calibri" w:eastAsia="Calibri" w:hAnsi="Calibri"/>
+                <w:b w:val="false"/>
+                <w:bCs w:val="false"/>
+                <w:color w:val="20242C"/>
+                <w:sz w:val="21"/>
+                <w:szCs w:val="21"/>
+              </w:rPr>
+              <w:t xml:space="preserve">Only navy 112345, cream F5F1E8, gold C9A84C and bright yellow F2C44C appear. No rust remains.</w:t>
+            </w:r>
+          </w:p>
+        </w:tc>
+      </w:tr>
     </w:tbl>
     <w:p>
       <w:pPr>
@@ -1848,7 +1919,7 @@
           <w:sz w:val="22"/>
           <w:szCs w:val="22"/>
         </w:rPr>
-        <w:t xml:space="preserve">Confirm the palette decision above, or ask for a re-render on 112345 and F5F1E8.</w:t>
+        <w:t xml:space="preserve">Decide whether the START HERE label and the page number stay in gold at 2.03 to 1 on cream, or move to navy at 13.8 to 1. Both use approved colours.</w:t>
       </w:r>
     </w:p>
     <w:p>

--- a/linkedin-start-here-carousel/START_HERE_Carousel_Report.docx
+++ b/linkedin-start-here-carousel/START_HERE_Carousel_Report.docx
@@ -28,11 +28,11 @@
           <w:rFonts w:ascii="Calibri" w:cs="Calibri" w:eastAsia="Calibri" w:hAnsi="Calibri"/>
           <w:b/>
           <w:bCs/>
-          <w:color w:val="0F2347"/>
+          <w:color w:val="112345"/>
           <w:sz w:val="40"/>
           <w:szCs w:val="40"/>
         </w:rPr>
-        <w:t xml:space="preserve">Delivery and QA report</w:t>
+        <w:t xml:space="preserve">Status and overview</w:t>
       </w:r>
     </w:p>
     <w:p>
@@ -81,7 +81,620 @@
           <w:rFonts w:ascii="Calibri" w:cs="Calibri" w:eastAsia="Calibri" w:hAnsi="Calibri"/>
           <w:b/>
           <w:bCs/>
-          <w:color w:val="0F2347"/>
+          <w:color w:val="112345"/>
+          <w:sz w:val="30"/>
+          <w:szCs w:val="30"/>
+        </w:rPr>
+        <w:t xml:space="preserve">Status</w:t>
+      </w:r>
+    </w:p>
+    <w:p>
+      <w:pPr>
+        <w:spacing w:after="140" w:line="300"/>
+      </w:pPr>
+      <w:r>
+        <w:rPr>
+          <w:rFonts w:ascii="Calibri" w:cs="Calibri" w:eastAsia="Calibri" w:hAnsi="Calibri"/>
+          <w:color w:val="20242C"/>
+          <w:sz w:val="22"/>
+          <w:szCs w:val="22"/>
+        </w:rPr>
+        <w:t xml:space="preserve">Version 2 is built, inspected page by page, and ready to upload. Nothing is outstanding on my side. Two small decisions are open for you, and neither blocks publishing. They are listed near the end.</w:t>
+      </w:r>
+    </w:p>
+    <w:tbl>
+      <w:tblPr>
+        <w:tblW w:type="dxa" w:w="9360"/>
+        <w:tblBorders>
+          <w:top w:val="single" w:color="auto" w:sz="4"/>
+          <w:left w:val="single" w:color="auto" w:sz="4"/>
+          <w:bottom w:val="single" w:color="auto" w:sz="4"/>
+          <w:right w:val="single" w:color="auto" w:sz="4"/>
+          <w:insideH w:val="single" w:color="auto" w:sz="4"/>
+          <w:insideV w:val="single" w:color="auto" w:sz="4"/>
+        </w:tblBorders>
+      </w:tblPr>
+      <w:tblGrid>
+        <w:gridCol w:w="2600"/>
+        <w:gridCol w:w="6760"/>
+      </w:tblGrid>
+      <w:tr>
+        <w:trPr>
+          <w:cantSplit/>
+          <w:tblHeader/>
+        </w:trPr>
+        <w:tc>
+          <w:tcPr>
+            <w:tcW w:type="dxa" w:w="2600"/>
+            <w:tcBorders>
+              <w:top w:val="single" w:color="D8D2C6" w:sz="4"/>
+              <w:left w:val="single" w:color="D8D2C6" w:sz="4"/>
+              <w:bottom w:val="single" w:color="D8D2C6" w:sz="4"/>
+              <w:right w:val="single" w:color="D8D2C6" w:sz="4"/>
+            </w:tcBorders>
+            <w:shd w:fill="F5F1E8" w:color="auto" w:val="clear"/>
+            <w:tcMar>
+              <w:top w:type="dxa" w:w="90"/>
+              <w:left w:type="dxa" w:w="140"/>
+              <w:bottom w:type="dxa" w:w="90"/>
+              <w:right w:type="dxa" w:w="140"/>
+            </w:tcMar>
+          </w:tcPr>
+          <w:p>
+            <w:pPr>
+              <w:spacing w:after="0" w:line="280"/>
+            </w:pPr>
+            <w:r>
+              <w:rPr>
+                <w:rFonts w:ascii="Calibri" w:cs="Calibri" w:eastAsia="Calibri" w:hAnsi="Calibri"/>
+                <w:b/>
+                <w:bCs/>
+                <w:color w:val="112345"/>
+                <w:sz w:val="21"/>
+                <w:szCs w:val="21"/>
+              </w:rPr>
+              <w:t xml:space="preserve">Item</w:t>
+            </w:r>
+          </w:p>
+        </w:tc>
+        <w:tc>
+          <w:tcPr>
+            <w:tcW w:type="dxa" w:w="6760"/>
+            <w:tcBorders>
+              <w:top w:val="single" w:color="D8D2C6" w:sz="4"/>
+              <w:left w:val="single" w:color="D8D2C6" w:sz="4"/>
+              <w:bottom w:val="single" w:color="D8D2C6" w:sz="4"/>
+              <w:right w:val="single" w:color="D8D2C6" w:sz="4"/>
+            </w:tcBorders>
+            <w:shd w:fill="F5F1E8" w:color="auto" w:val="clear"/>
+            <w:tcMar>
+              <w:top w:type="dxa" w:w="90"/>
+              <w:left w:type="dxa" w:w="140"/>
+              <w:bottom w:type="dxa" w:w="90"/>
+              <w:right w:type="dxa" w:w="140"/>
+            </w:tcMar>
+          </w:tcPr>
+          <w:p>
+            <w:pPr>
+              <w:spacing w:after="0" w:line="280"/>
+            </w:pPr>
+            <w:r>
+              <w:rPr>
+                <w:rFonts w:ascii="Calibri" w:cs="Calibri" w:eastAsia="Calibri" w:hAnsi="Calibri"/>
+                <w:b/>
+                <w:bCs/>
+                <w:color w:val="112345"/>
+                <w:sz w:val="21"/>
+                <w:szCs w:val="21"/>
+              </w:rPr>
+              <w:t xml:space="preserve">State</w:t>
+            </w:r>
+          </w:p>
+        </w:tc>
+      </w:tr>
+      <w:tr>
+        <w:trPr>
+          <w:cantSplit/>
+          <w:tblHeader w:val="false"/>
+        </w:trPr>
+        <w:tc>
+          <w:tcPr>
+            <w:tcW w:type="dxa" w:w="2600"/>
+            <w:tcBorders>
+              <w:top w:val="single" w:color="D8D2C6" w:sz="4"/>
+              <w:left w:val="single" w:color="D8D2C6" w:sz="4"/>
+              <w:bottom w:val="single" w:color="D8D2C6" w:sz="4"/>
+              <w:right w:val="single" w:color="D8D2C6" w:sz="4"/>
+            </w:tcBorders>
+            <w:tcMar>
+              <w:top w:type="dxa" w:w="90"/>
+              <w:left w:type="dxa" w:w="140"/>
+              <w:bottom w:type="dxa" w:w="90"/>
+              <w:right w:type="dxa" w:w="140"/>
+            </w:tcMar>
+          </w:tcPr>
+          <w:p>
+            <w:pPr>
+              <w:spacing w:after="0" w:line="280"/>
+            </w:pPr>
+            <w:r>
+              <w:rPr>
+                <w:rFonts w:ascii="Calibri" w:cs="Calibri" w:eastAsia="Calibri" w:hAnsi="Calibri"/>
+                <w:b/>
+                <w:bCs/>
+                <w:color w:val="20242C"/>
+                <w:sz w:val="21"/>
+                <w:szCs w:val="21"/>
+              </w:rPr>
+              <w:t xml:space="preserve">Slide copy</w:t>
+            </w:r>
+          </w:p>
+        </w:tc>
+        <w:tc>
+          <w:tcPr>
+            <w:tcW w:type="dxa" w:w="6760"/>
+            <w:tcBorders>
+              <w:top w:val="single" w:color="D8D2C6" w:sz="4"/>
+              <w:left w:val="single" w:color="D8D2C6" w:sz="4"/>
+              <w:bottom w:val="single" w:color="D8D2C6" w:sz="4"/>
+              <w:right w:val="single" w:color="D8D2C6" w:sz="4"/>
+            </w:tcBorders>
+            <w:tcMar>
+              <w:top w:type="dxa" w:w="90"/>
+              <w:left w:type="dxa" w:w="140"/>
+              <w:bottom w:type="dxa" w:w="90"/>
+              <w:right w:type="dxa" w:w="140"/>
+            </w:tcMar>
+          </w:tcPr>
+          <w:p>
+            <w:pPr>
+              <w:spacing w:after="0" w:line="280"/>
+            </w:pPr>
+            <w:r>
+              <w:rPr>
+                <w:rFonts w:ascii="Calibri" w:cs="Calibri" w:eastAsia="Calibri" w:hAnsi="Calibri"/>
+                <w:b w:val="false"/>
+                <w:bCs w:val="false"/>
+                <w:color w:val="20242C"/>
+                <w:sz w:val="21"/>
+                <w:szCs w:val="21"/>
+              </w:rPr>
+              <w:t xml:space="preserve">Final. Version 2 revisions applied to slides 1, 3, 4, 6 and 8 exactly as supplied.</w:t>
+            </w:r>
+          </w:p>
+        </w:tc>
+      </w:tr>
+      <w:tr>
+        <w:trPr>
+          <w:cantSplit/>
+          <w:tblHeader w:val="false"/>
+        </w:trPr>
+        <w:tc>
+          <w:tcPr>
+            <w:tcW w:type="dxa" w:w="2600"/>
+            <w:tcBorders>
+              <w:top w:val="single" w:color="D8D2C6" w:sz="4"/>
+              <w:left w:val="single" w:color="D8D2C6" w:sz="4"/>
+              <w:bottom w:val="single" w:color="D8D2C6" w:sz="4"/>
+              <w:right w:val="single" w:color="D8D2C6" w:sz="4"/>
+            </w:tcBorders>
+            <w:tcMar>
+              <w:top w:type="dxa" w:w="90"/>
+              <w:left w:type="dxa" w:w="140"/>
+              <w:bottom w:type="dxa" w:w="90"/>
+              <w:right w:type="dxa" w:w="140"/>
+            </w:tcMar>
+          </w:tcPr>
+          <w:p>
+            <w:pPr>
+              <w:spacing w:after="0" w:line="280"/>
+            </w:pPr>
+            <w:r>
+              <w:rPr>
+                <w:rFonts w:ascii="Calibri" w:cs="Calibri" w:eastAsia="Calibri" w:hAnsi="Calibri"/>
+                <w:b/>
+                <w:bCs/>
+                <w:color w:val="20242C"/>
+                <w:sz w:val="21"/>
+                <w:szCs w:val="21"/>
+              </w:rPr>
+              <w:t xml:space="preserve">Palette</w:t>
+            </w:r>
+          </w:p>
+        </w:tc>
+        <w:tc>
+          <w:tcPr>
+            <w:tcW w:type="dxa" w:w="6760"/>
+            <w:tcBorders>
+              <w:top w:val="single" w:color="D8D2C6" w:sz="4"/>
+              <w:left w:val="single" w:color="D8D2C6" w:sz="4"/>
+              <w:bottom w:val="single" w:color="D8D2C6" w:sz="4"/>
+              <w:right w:val="single" w:color="D8D2C6" w:sz="4"/>
+            </w:tcBorders>
+            <w:tcMar>
+              <w:top w:type="dxa" w:w="90"/>
+              <w:left w:type="dxa" w:w="140"/>
+              <w:bottom w:type="dxa" w:w="90"/>
+              <w:right w:type="dxa" w:w="140"/>
+            </w:tcMar>
+          </w:tcPr>
+          <w:p>
+            <w:pPr>
+              <w:spacing w:after="0" w:line="280"/>
+            </w:pPr>
+            <w:r>
+              <w:rPr>
+                <w:rFonts w:ascii="Calibri" w:cs="Calibri" w:eastAsia="Calibri" w:hAnsi="Calibri"/>
+                <w:b w:val="false"/>
+                <w:bCs w:val="false"/>
+                <w:color w:val="20242C"/>
+                <w:sz w:val="21"/>
+                <w:szCs w:val="21"/>
+              </w:rPr>
+              <w:t xml:space="preserve">Corrected. Four approved values only, confirmed by a pixel audit of all eight pages.</w:t>
+            </w:r>
+          </w:p>
+        </w:tc>
+      </w:tr>
+      <w:tr>
+        <w:trPr>
+          <w:cantSplit/>
+          <w:tblHeader w:val="false"/>
+        </w:trPr>
+        <w:tc>
+          <w:tcPr>
+            <w:tcW w:type="dxa" w:w="2600"/>
+            <w:tcBorders>
+              <w:top w:val="single" w:color="D8D2C6" w:sz="4"/>
+              <w:left w:val="single" w:color="D8D2C6" w:sz="4"/>
+              <w:bottom w:val="single" w:color="D8D2C6" w:sz="4"/>
+              <w:right w:val="single" w:color="D8D2C6" w:sz="4"/>
+            </w:tcBorders>
+            <w:tcMar>
+              <w:top w:type="dxa" w:w="90"/>
+              <w:left w:type="dxa" w:w="140"/>
+              <w:bottom w:type="dxa" w:w="90"/>
+              <w:right w:type="dxa" w:w="140"/>
+            </w:tcMar>
+          </w:tcPr>
+          <w:p>
+            <w:pPr>
+              <w:spacing w:after="0" w:line="280"/>
+            </w:pPr>
+            <w:r>
+              <w:rPr>
+                <w:rFonts w:ascii="Calibri" w:cs="Calibri" w:eastAsia="Calibri" w:hAnsi="Calibri"/>
+                <w:b/>
+                <w:bCs/>
+                <w:color w:val="20242C"/>
+                <w:sz w:val="21"/>
+                <w:szCs w:val="21"/>
+              </w:rPr>
+              <w:t xml:space="preserve">Upload file</w:t>
+            </w:r>
+          </w:p>
+        </w:tc>
+        <w:tc>
+          <w:tcPr>
+            <w:tcW w:type="dxa" w:w="6760"/>
+            <w:tcBorders>
+              <w:top w:val="single" w:color="D8D2C6" w:sz="4"/>
+              <w:left w:val="single" w:color="D8D2C6" w:sz="4"/>
+              <w:bottom w:val="single" w:color="D8D2C6" w:sz="4"/>
+              <w:right w:val="single" w:color="D8D2C6" w:sz="4"/>
+            </w:tcBorders>
+            <w:tcMar>
+              <w:top w:type="dxa" w:w="90"/>
+              <w:left w:type="dxa" w:w="140"/>
+              <w:bottom w:type="dxa" w:w="90"/>
+              <w:right w:type="dxa" w:w="140"/>
+            </w:tcMar>
+          </w:tcPr>
+          <w:p>
+            <w:pPr>
+              <w:spacing w:after="0" w:line="280"/>
+            </w:pPr>
+            <w:r>
+              <w:rPr>
+                <w:rFonts w:ascii="Calibri" w:cs="Calibri" w:eastAsia="Calibri" w:hAnsi="Calibri"/>
+                <w:b w:val="false"/>
+                <w:bCs w:val="false"/>
+                <w:color w:val="20242C"/>
+                <w:sz w:val="21"/>
+                <w:szCs w:val="21"/>
+              </w:rPr>
+              <w:t xml:space="preserve">LinkedIn_Start_Here_Capability_Formation_V2.pdf, eight pages, ready.</w:t>
+            </w:r>
+          </w:p>
+        </w:tc>
+      </w:tr>
+      <w:tr>
+        <w:trPr>
+          <w:cantSplit/>
+          <w:tblHeader w:val="false"/>
+        </w:trPr>
+        <w:tc>
+          <w:tcPr>
+            <w:tcW w:type="dxa" w:w="2600"/>
+            <w:tcBorders>
+              <w:top w:val="single" w:color="D8D2C6" w:sz="4"/>
+              <w:left w:val="single" w:color="D8D2C6" w:sz="4"/>
+              <w:bottom w:val="single" w:color="D8D2C6" w:sz="4"/>
+              <w:right w:val="single" w:color="D8D2C6" w:sz="4"/>
+            </w:tcBorders>
+            <w:tcMar>
+              <w:top w:type="dxa" w:w="90"/>
+              <w:left w:type="dxa" w:w="140"/>
+              <w:bottom w:type="dxa" w:w="90"/>
+              <w:right w:type="dxa" w:w="140"/>
+            </w:tcMar>
+          </w:tcPr>
+          <w:p>
+            <w:pPr>
+              <w:spacing w:after="0" w:line="280"/>
+            </w:pPr>
+            <w:r>
+              <w:rPr>
+                <w:rFonts w:ascii="Calibri" w:cs="Calibri" w:eastAsia="Calibri" w:hAnsi="Calibri"/>
+                <w:b/>
+                <w:bCs/>
+                <w:color w:val="20242C"/>
+                <w:sz w:val="21"/>
+                <w:szCs w:val="21"/>
+              </w:rPr>
+              <w:t xml:space="preserve">Quality gate</w:t>
+            </w:r>
+          </w:p>
+        </w:tc>
+        <w:tc>
+          <w:tcPr>
+            <w:tcW w:type="dxa" w:w="6760"/>
+            <w:tcBorders>
+              <w:top w:val="single" w:color="D8D2C6" w:sz="4"/>
+              <w:left w:val="single" w:color="D8D2C6" w:sz="4"/>
+              <w:bottom w:val="single" w:color="D8D2C6" w:sz="4"/>
+              <w:right w:val="single" w:color="D8D2C6" w:sz="4"/>
+            </w:tcBorders>
+            <w:tcMar>
+              <w:top w:type="dxa" w:w="90"/>
+              <w:left w:type="dxa" w:w="140"/>
+              <w:bottom w:type="dxa" w:w="90"/>
+              <w:right w:type="dxa" w:w="140"/>
+            </w:tcMar>
+          </w:tcPr>
+          <w:p>
+            <w:pPr>
+              <w:spacing w:after="0" w:line="280"/>
+            </w:pPr>
+            <w:r>
+              <w:rPr>
+                <w:rFonts w:ascii="Calibri" w:cs="Calibri" w:eastAsia="Calibri" w:hAnsi="Calibri"/>
+                <w:b w:val="false"/>
+                <w:bCs w:val="false"/>
+                <w:color w:val="20242C"/>
+                <w:sz w:val="21"/>
+                <w:szCs w:val="21"/>
+              </w:rPr>
+              <w:t xml:space="preserve">Passing. Ten automated checks, listed below.</w:t>
+            </w:r>
+          </w:p>
+        </w:tc>
+      </w:tr>
+      <w:tr>
+        <w:trPr>
+          <w:cantSplit/>
+          <w:tblHeader w:val="false"/>
+        </w:trPr>
+        <w:tc>
+          <w:tcPr>
+            <w:tcW w:type="dxa" w:w="2600"/>
+            <w:tcBorders>
+              <w:top w:val="single" w:color="D8D2C6" w:sz="4"/>
+              <w:left w:val="single" w:color="D8D2C6" w:sz="4"/>
+              <w:bottom w:val="single" w:color="D8D2C6" w:sz="4"/>
+              <w:right w:val="single" w:color="D8D2C6" w:sz="4"/>
+            </w:tcBorders>
+            <w:tcMar>
+              <w:top w:type="dxa" w:w="90"/>
+              <w:left w:type="dxa" w:w="140"/>
+              <w:bottom w:type="dxa" w:w="90"/>
+              <w:right w:type="dxa" w:w="140"/>
+            </w:tcMar>
+          </w:tcPr>
+          <w:p>
+            <w:pPr>
+              <w:spacing w:after="0" w:line="280"/>
+            </w:pPr>
+            <w:r>
+              <w:rPr>
+                <w:rFonts w:ascii="Calibri" w:cs="Calibri" w:eastAsia="Calibri" w:hAnsi="Calibri"/>
+                <w:b/>
+                <w:bCs/>
+                <w:color w:val="20242C"/>
+                <w:sz w:val="21"/>
+                <w:szCs w:val="21"/>
+              </w:rPr>
+              <w:t xml:space="preserve">Open decisions</w:t>
+            </w:r>
+          </w:p>
+        </w:tc>
+        <w:tc>
+          <w:tcPr>
+            <w:tcW w:type="dxa" w:w="6760"/>
+            <w:tcBorders>
+              <w:top w:val="single" w:color="D8D2C6" w:sz="4"/>
+              <w:left w:val="single" w:color="D8D2C6" w:sz="4"/>
+              <w:bottom w:val="single" w:color="D8D2C6" w:sz="4"/>
+              <w:right w:val="single" w:color="D8D2C6" w:sz="4"/>
+            </w:tcBorders>
+            <w:tcMar>
+              <w:top w:type="dxa" w:w="90"/>
+              <w:left w:type="dxa" w:w="140"/>
+              <w:bottom w:type="dxa" w:w="90"/>
+              <w:right w:type="dxa" w:w="140"/>
+            </w:tcMar>
+          </w:tcPr>
+          <w:p>
+            <w:pPr>
+              <w:spacing w:after="0" w:line="280"/>
+            </w:pPr>
+            <w:r>
+              <w:rPr>
+                <w:rFonts w:ascii="Calibri" w:cs="Calibri" w:eastAsia="Calibri" w:hAnsi="Calibri"/>
+                <w:b w:val="false"/>
+                <w:bCs w:val="false"/>
+                <w:color w:val="20242C"/>
+                <w:sz w:val="21"/>
+                <w:szCs w:val="21"/>
+              </w:rPr>
+              <w:t xml:space="preserve">Two, both cosmetic. Neither blocks publishing.</w:t>
+            </w:r>
+          </w:p>
+        </w:tc>
+      </w:tr>
+      <w:tr>
+        <w:trPr>
+          <w:cantSplit/>
+          <w:tblHeader w:val="false"/>
+        </w:trPr>
+        <w:tc>
+          <w:tcPr>
+            <w:tcW w:type="dxa" w:w="2600"/>
+            <w:tcBorders>
+              <w:top w:val="single" w:color="D8D2C6" w:sz="4"/>
+              <w:left w:val="single" w:color="D8D2C6" w:sz="4"/>
+              <w:bottom w:val="single" w:color="D8D2C6" w:sz="4"/>
+              <w:right w:val="single" w:color="D8D2C6" w:sz="4"/>
+            </w:tcBorders>
+            <w:tcMar>
+              <w:top w:type="dxa" w:w="90"/>
+              <w:left w:type="dxa" w:w="140"/>
+              <w:bottom w:type="dxa" w:w="90"/>
+              <w:right w:type="dxa" w:w="140"/>
+            </w:tcMar>
+          </w:tcPr>
+          <w:p>
+            <w:pPr>
+              <w:spacing w:after="0" w:line="280"/>
+            </w:pPr>
+            <w:r>
+              <w:rPr>
+                <w:rFonts w:ascii="Calibri" w:cs="Calibri" w:eastAsia="Calibri" w:hAnsi="Calibri"/>
+                <w:b/>
+                <w:bCs/>
+                <w:color w:val="20242C"/>
+                <w:sz w:val="21"/>
+                <w:szCs w:val="21"/>
+              </w:rPr>
+              <w:t xml:space="preserve">Related work</w:t>
+            </w:r>
+          </w:p>
+        </w:tc>
+        <w:tc>
+          <w:tcPr>
+            <w:tcW w:type="dxa" w:w="6760"/>
+            <w:tcBorders>
+              <w:top w:val="single" w:color="D8D2C6" w:sz="4"/>
+              <w:left w:val="single" w:color="D8D2C6" w:sz="4"/>
+              <w:bottom w:val="single" w:color="D8D2C6" w:sz="4"/>
+              <w:right w:val="single" w:color="D8D2C6" w:sz="4"/>
+            </w:tcBorders>
+            <w:tcMar>
+              <w:top w:type="dxa" w:w="90"/>
+              <w:left w:type="dxa" w:w="140"/>
+              <w:bottom w:type="dxa" w:w="90"/>
+              <w:right w:type="dxa" w:w="140"/>
+            </w:tcMar>
+          </w:tcPr>
+          <w:p>
+            <w:pPr>
+              <w:spacing w:after="0" w:line="280"/>
+            </w:pPr>
+            <w:r>
+              <w:rPr>
+                <w:rFonts w:ascii="Calibri" w:cs="Calibri" w:eastAsia="Calibri" w:hAnsi="Calibri"/>
+                <w:b w:val="false"/>
+                <w:bCs w:val="false"/>
+                <w:color w:val="20242C"/>
+                <w:sz w:val="21"/>
+                <w:szCs w:val="21"/>
+              </w:rPr>
+              <w:t xml:space="preserve">The LinkedIn banner revision is separate and is waiting on the banner file.</w:t>
+            </w:r>
+          </w:p>
+        </w:tc>
+      </w:tr>
+    </w:tbl>
+    <w:p>
+      <w:pPr>
+        <w:spacing w:after="60" w:line="300"/>
+      </w:pPr>
+      <w:r>
+        <w:rPr>
+          <w:rFonts w:ascii="Calibri" w:cs="Calibri" w:eastAsia="Calibri" w:hAnsi="Calibri"/>
+          <w:color w:val="20242C"/>
+          <w:sz w:val="22"/>
+          <w:szCs w:val="22"/>
+        </w:rPr>
+        <w:t xml:space="preserve"/>
+      </w:r>
+    </w:p>
+    <w:p>
+      <w:pPr>
+        <w:pStyle w:val="Heading1"/>
+        <w:spacing w:after="140" w:before="360"/>
+      </w:pPr>
+      <w:r>
+        <w:rPr>
+          <w:rFonts w:ascii="Calibri" w:cs="Calibri" w:eastAsia="Calibri" w:hAnsi="Calibri"/>
+          <w:b/>
+          <w:bCs/>
+          <w:color w:val="112345"/>
+          <w:sz w:val="30"/>
+          <w:szCs w:val="30"/>
+        </w:rPr>
+        <w:t xml:space="preserve">What this carousel is</w:t>
+      </w:r>
+    </w:p>
+    <w:p>
+      <w:pPr>
+        <w:spacing w:after="140" w:line="300"/>
+      </w:pPr>
+      <w:r>
+        <w:rPr>
+          <w:rFonts w:ascii="Calibri" w:cs="Calibri" w:eastAsia="Calibri" w:hAnsi="Calibri"/>
+          <w:color w:val="20242C"/>
+          <w:sz w:val="22"/>
+          <w:szCs w:val="22"/>
+        </w:rPr>
+        <w:t xml:space="preserve">The first item in the Featured section of the LinkedIn profile. It introduces the full career portability lens to an experienced professional arriving from one of the posts, then tells them what they will find by following. It is an introduction, not a product advertisement, and it carries no price, link or date.</w:t>
+      </w:r>
+    </w:p>
+    <w:p>
+      <w:pPr>
+        <w:spacing w:after="200" w:line="300"/>
+      </w:pPr>
+      <w:r>
+        <w:rPr>
+          <w:rFonts w:ascii="Calibri" w:cs="Calibri" w:eastAsia="Calibri" w:hAnsi="Calibri"/>
+          <w:color w:val="20242C"/>
+          <w:sz w:val="22"/>
+          <w:szCs w:val="22"/>
+        </w:rPr>
+        <w:t xml:space="preserve">The eight slides run: the opening question, a statement that some experience travels and some does not, then the four questions in order, what travels, what does not, what you can prove and what you must relearn, then the boundary that adjacent experience is not automatic qualification, and finally the navy closing slide with the Follow line.</w:t>
+      </w:r>
+    </w:p>
+    <w:p>
+      <w:pPr>
+        <w:pStyle w:val="Heading1"/>
+        <w:spacing w:after="140" w:before="360"/>
+      </w:pPr>
+      <w:r>
+        <w:rPr>
+          <w:rFonts w:ascii="Calibri" w:cs="Calibri" w:eastAsia="Calibri" w:hAnsi="Calibri"/>
+          <w:b/>
+          <w:bCs/>
+          <w:color w:val="112345"/>
           <w:sz w:val="30"/>
           <w:szCs w:val="30"/>
         </w:rPr>
@@ -120,6 +733,7 @@
       </w:tblGrid>
       <w:tr>
         <w:trPr>
+          <w:cantSplit/>
           <w:tblHeader/>
         </w:trPr>
         <w:tc>
@@ -131,24 +745,24 @@
               <w:bottom w:val="single" w:color="D8D2C6" w:sz="4"/>
               <w:right w:val="single" w:color="D8D2C6" w:sz="4"/>
             </w:tcBorders>
-            <w:shd w:fill="F5F0E8" w:color="auto" w:val="clear"/>
-            <w:tcMar>
-              <w:top w:type="dxa" w:w="90"/>
-              <w:left w:type="dxa" w:w="140"/>
-              <w:bottom w:type="dxa" w:w="90"/>
-              <w:right w:type="dxa" w:w="140"/>
-            </w:tcMar>
-          </w:tcPr>
-          <w:p>
-            <w:pPr>
-              <w:spacing w:after="0" w:line="280"/>
-            </w:pPr>
-            <w:r>
-              <w:rPr>
-                <w:rFonts w:ascii="Calibri" w:cs="Calibri" w:eastAsia="Calibri" w:hAnsi="Calibri"/>
-                <w:b/>
-                <w:bCs/>
-                <w:color w:val="0F2347"/>
+            <w:shd w:fill="F5F1E8" w:color="auto" w:val="clear"/>
+            <w:tcMar>
+              <w:top w:type="dxa" w:w="90"/>
+              <w:left w:type="dxa" w:w="140"/>
+              <w:bottom w:type="dxa" w:w="90"/>
+              <w:right w:type="dxa" w:w="140"/>
+            </w:tcMar>
+          </w:tcPr>
+          <w:p>
+            <w:pPr>
+              <w:spacing w:after="0" w:line="280"/>
+            </w:pPr>
+            <w:r>
+              <w:rPr>
+                <w:rFonts w:ascii="Calibri" w:cs="Calibri" w:eastAsia="Calibri" w:hAnsi="Calibri"/>
+                <w:b/>
+                <w:bCs/>
+                <w:color w:val="112345"/>
                 <w:sz w:val="21"/>
                 <w:szCs w:val="21"/>
               </w:rPr>
@@ -165,24 +779,24 @@
               <w:bottom w:val="single" w:color="D8D2C6" w:sz="4"/>
               <w:right w:val="single" w:color="D8D2C6" w:sz="4"/>
             </w:tcBorders>
-            <w:shd w:fill="F5F0E8" w:color="auto" w:val="clear"/>
-            <w:tcMar>
-              <w:top w:type="dxa" w:w="90"/>
-              <w:left w:type="dxa" w:w="140"/>
-              <w:bottom w:type="dxa" w:w="90"/>
-              <w:right w:type="dxa" w:w="140"/>
-            </w:tcMar>
-          </w:tcPr>
-          <w:p>
-            <w:pPr>
-              <w:spacing w:after="0" w:line="280"/>
-            </w:pPr>
-            <w:r>
-              <w:rPr>
-                <w:rFonts w:ascii="Calibri" w:cs="Calibri" w:eastAsia="Calibri" w:hAnsi="Calibri"/>
-                <w:b/>
-                <w:bCs/>
-                <w:color w:val="0F2347"/>
+            <w:shd w:fill="F5F1E8" w:color="auto" w:val="clear"/>
+            <w:tcMar>
+              <w:top w:type="dxa" w:w="90"/>
+              <w:left w:type="dxa" w:w="140"/>
+              <w:bottom w:type="dxa" w:w="90"/>
+              <w:right w:type="dxa" w:w="140"/>
+            </w:tcMar>
+          </w:tcPr>
+          <w:p>
+            <w:pPr>
+              <w:spacing w:after="0" w:line="280"/>
+            </w:pPr>
+            <w:r>
+              <w:rPr>
+                <w:rFonts w:ascii="Calibri" w:cs="Calibri" w:eastAsia="Calibri" w:hAnsi="Calibri"/>
+                <w:b/>
+                <w:bCs/>
+                <w:color w:val="112345"/>
                 <w:sz w:val="21"/>
                 <w:szCs w:val="21"/>
               </w:rPr>
@@ -193,6 +807,7 @@
       </w:tr>
       <w:tr>
         <w:trPr>
+          <w:cantSplit/>
           <w:tblHeader w:val="false"/>
         </w:trPr>
         <w:tc>
@@ -264,6 +879,7 @@
       </w:tr>
       <w:tr>
         <w:trPr>
+          <w:cantSplit/>
           <w:tblHeader w:val="false"/>
         </w:trPr>
         <w:tc>
@@ -335,6 +951,7 @@
       </w:tr>
       <w:tr>
         <w:trPr>
+          <w:cantSplit/>
           <w:tblHeader w:val="false"/>
         </w:trPr>
         <w:tc>
@@ -406,6 +1023,7 @@
       </w:tr>
       <w:tr>
         <w:trPr>
+          <w:cantSplit/>
           <w:tblHeader w:val="false"/>
         </w:trPr>
         <w:tc>
@@ -437,7 +1055,7 @@
                 <w:sz w:val="21"/>
                 <w:szCs w:val="21"/>
               </w:rPr>
-              <w:t xml:space="preserve">source/copy.json</w:t>
+              <w:t xml:space="preserve">START_HERE_Carousel_Report.docx</w:t>
             </w:r>
           </w:p>
         </w:tc>
@@ -470,13 +1088,14 @@
                 <w:sz w:val="21"/>
                 <w:szCs w:val="21"/>
               </w:rPr>
-              <w:t xml:space="preserve">Editable copy, exactly as supplied in the brief.</w:t>
+              <w:t xml:space="preserve">This document.</w:t>
             </w:r>
           </w:p>
         </w:tc>
       </w:tr>
       <w:tr>
         <w:trPr>
+          <w:cantSplit/>
           <w:tblHeader w:val="false"/>
         </w:trPr>
         <w:tc>
@@ -508,7 +1127,7 @@
                 <w:sz w:val="21"/>
                 <w:szCs w:val="21"/>
               </w:rPr>
-              <w:t xml:space="preserve">source/carousel.html</w:t>
+              <w:t xml:space="preserve">source/copy.json</w:t>
             </w:r>
           </w:p>
         </w:tc>
@@ -541,13 +1160,14 @@
                 <w:sz w:val="21"/>
                 <w:szCs w:val="21"/>
               </w:rPr>
-              <w:t xml:space="preserve">Editable layout. Live DOM text, no outlined type.</w:t>
+              <w:t xml:space="preserve">Editable copy, exactly as supplied in the brief.</w:t>
             </w:r>
           </w:p>
         </w:tc>
       </w:tr>
       <w:tr>
         <w:trPr>
+          <w:cantSplit/>
           <w:tblHeader w:val="false"/>
         </w:trPr>
         <w:tc>
@@ -579,7 +1199,7 @@
                 <w:sz w:val="21"/>
                 <w:szCs w:val="21"/>
               </w:rPr>
-              <w:t xml:space="preserve">source/build-carousel.mjs</w:t>
+              <w:t xml:space="preserve">source/carousel.html</w:t>
             </w:r>
           </w:p>
         </w:tc>
@@ -612,13 +1232,14 @@
                 <w:sz w:val="21"/>
                 <w:szCs w:val="21"/>
               </w:rPr>
-              <w:t xml:space="preserve">Renders the PNGs, the PDF and the contact sheet.</w:t>
+              <w:t xml:space="preserve">Editable layout. Live DOM text, no outlined type.</w:t>
             </w:r>
           </w:p>
         </w:tc>
       </w:tr>
       <w:tr>
         <w:trPr>
+          <w:cantSplit/>
           <w:tblHeader w:val="false"/>
         </w:trPr>
         <w:tc>
@@ -650,7 +1271,7 @@
                 <w:sz w:val="21"/>
                 <w:szCs w:val="21"/>
               </w:rPr>
-              <w:t xml:space="preserve">source/verify-carousel.mjs</w:t>
+              <w:t xml:space="preserve">source/build-carousel.mjs</w:t>
             </w:r>
           </w:p>
         </w:tc>
@@ -683,7 +1304,151 @@
                 <w:sz w:val="21"/>
                 <w:szCs w:val="21"/>
               </w:rPr>
+              <w:t xml:space="preserve">Renders the PNGs, the PDF and the contact sheet.</w:t>
+            </w:r>
+          </w:p>
+        </w:tc>
+      </w:tr>
+      <w:tr>
+        <w:trPr>
+          <w:cantSplit/>
+          <w:tblHeader w:val="false"/>
+        </w:trPr>
+        <w:tc>
+          <w:tcPr>
+            <w:tcW w:type="dxa" w:w="4060"/>
+            <w:tcBorders>
+              <w:top w:val="single" w:color="D8D2C6" w:sz="4"/>
+              <w:left w:val="single" w:color="D8D2C6" w:sz="4"/>
+              <w:bottom w:val="single" w:color="D8D2C6" w:sz="4"/>
+              <w:right w:val="single" w:color="D8D2C6" w:sz="4"/>
+            </w:tcBorders>
+            <w:tcMar>
+              <w:top w:type="dxa" w:w="90"/>
+              <w:left w:type="dxa" w:w="140"/>
+              <w:bottom w:type="dxa" w:w="90"/>
+              <w:right w:type="dxa" w:w="140"/>
+            </w:tcMar>
+          </w:tcPr>
+          <w:p>
+            <w:pPr>
+              <w:spacing w:after="0" w:line="280"/>
+            </w:pPr>
+            <w:r>
+              <w:rPr>
+                <w:rFonts w:ascii="Calibri" w:cs="Calibri" w:eastAsia="Calibri" w:hAnsi="Calibri"/>
+                <w:b/>
+                <w:bCs/>
+                <w:color w:val="20242C"/>
+                <w:sz w:val="21"/>
+                <w:szCs w:val="21"/>
+              </w:rPr>
+              <w:t xml:space="preserve">source/verify-carousel.mjs</w:t>
+            </w:r>
+          </w:p>
+        </w:tc>
+        <w:tc>
+          <w:tcPr>
+            <w:tcW w:type="dxa" w:w="5300"/>
+            <w:tcBorders>
+              <w:top w:val="single" w:color="D8D2C6" w:sz="4"/>
+              <w:left w:val="single" w:color="D8D2C6" w:sz="4"/>
+              <w:bottom w:val="single" w:color="D8D2C6" w:sz="4"/>
+              <w:right w:val="single" w:color="D8D2C6" w:sz="4"/>
+            </w:tcBorders>
+            <w:tcMar>
+              <w:top w:type="dxa" w:w="90"/>
+              <w:left w:type="dxa" w:w="140"/>
+              <w:bottom w:type="dxa" w:w="90"/>
+              <w:right w:type="dxa" w:w="140"/>
+            </w:tcMar>
+          </w:tcPr>
+          <w:p>
+            <w:pPr>
+              <w:spacing w:after="0" w:line="280"/>
+            </w:pPr>
+            <w:r>
+              <w:rPr>
+                <w:rFonts w:ascii="Calibri" w:cs="Calibri" w:eastAsia="Calibri" w:hAnsi="Calibri"/>
+                <w:b w:val="false"/>
+                <w:bCs w:val="false"/>
+                <w:color w:val="20242C"/>
+                <w:sz w:val="21"/>
+                <w:szCs w:val="21"/>
+              </w:rPr>
               <w:t xml:space="preserve">The quality gate.</w:t>
+            </w:r>
+          </w:p>
+        </w:tc>
+      </w:tr>
+      <w:tr>
+        <w:trPr>
+          <w:cantSplit/>
+          <w:tblHeader w:val="false"/>
+        </w:trPr>
+        <w:tc>
+          <w:tcPr>
+            <w:tcW w:type="dxa" w:w="4060"/>
+            <w:tcBorders>
+              <w:top w:val="single" w:color="D8D2C6" w:sz="4"/>
+              <w:left w:val="single" w:color="D8D2C6" w:sz="4"/>
+              <w:bottom w:val="single" w:color="D8D2C6" w:sz="4"/>
+              <w:right w:val="single" w:color="D8D2C6" w:sz="4"/>
+            </w:tcBorders>
+            <w:tcMar>
+              <w:top w:type="dxa" w:w="90"/>
+              <w:left w:type="dxa" w:w="140"/>
+              <w:bottom w:type="dxa" w:w="90"/>
+              <w:right w:type="dxa" w:w="140"/>
+            </w:tcMar>
+          </w:tcPr>
+          <w:p>
+            <w:pPr>
+              <w:spacing w:after="0" w:line="280"/>
+            </w:pPr>
+            <w:r>
+              <w:rPr>
+                <w:rFonts w:ascii="Calibri" w:cs="Calibri" w:eastAsia="Calibri" w:hAnsi="Calibri"/>
+                <w:b/>
+                <w:bCs/>
+                <w:color w:val="20242C"/>
+                <w:sz w:val="21"/>
+                <w:szCs w:val="21"/>
+              </w:rPr>
+              <w:t xml:space="preserve">source/build-report.js</w:t>
+            </w:r>
+          </w:p>
+        </w:tc>
+        <w:tc>
+          <w:tcPr>
+            <w:tcW w:type="dxa" w:w="5300"/>
+            <w:tcBorders>
+              <w:top w:val="single" w:color="D8D2C6" w:sz="4"/>
+              <w:left w:val="single" w:color="D8D2C6" w:sz="4"/>
+              <w:bottom w:val="single" w:color="D8D2C6" w:sz="4"/>
+              <w:right w:val="single" w:color="D8D2C6" w:sz="4"/>
+            </w:tcBorders>
+            <w:tcMar>
+              <w:top w:type="dxa" w:w="90"/>
+              <w:left w:type="dxa" w:w="140"/>
+              <w:bottom w:type="dxa" w:w="90"/>
+              <w:right w:type="dxa" w:w="140"/>
+            </w:tcMar>
+          </w:tcPr>
+          <w:p>
+            <w:pPr>
+              <w:spacing w:after="0" w:line="280"/>
+            </w:pPr>
+            <w:r>
+              <w:rPr>
+                <w:rFonts w:ascii="Calibri" w:cs="Calibri" w:eastAsia="Calibri" w:hAnsi="Calibri"/>
+                <w:b w:val="false"/>
+                <w:bCs w:val="false"/>
+                <w:color w:val="20242C"/>
+                <w:sz w:val="21"/>
+                <w:szCs w:val="21"/>
+              </w:rPr>
+              <w:t xml:space="preserve">Regenerates this document.</w:t>
             </w:r>
           </w:p>
         </w:tc>
@@ -691,7 +1456,7 @@
     </w:tbl>
     <w:p>
       <w:pPr>
-        <w:spacing w:after="200" w:line="300"/>
+        <w:spacing w:after="140" w:line="300"/>
       </w:pPr>
       <w:r>
         <w:rPr>
@@ -700,29 +1465,12 @@
           <w:sz w:val="22"/>
           <w:szCs w:val="22"/>
         </w:rPr>
-        <w:t xml:space="preserve">To rebuild after a copy edit, run build-carousel.mjs and then verify-carousel.mjs.</w:t>
-      </w:r>
-    </w:p>
-    <w:p>
-      <w:pPr>
-        <w:pStyle w:val="Heading1"/>
-        <w:spacing w:after="140" w:before="360"/>
-      </w:pPr>
-      <w:r>
-        <w:rPr>
-          <w:rFonts w:ascii="Calibri" w:cs="Calibri" w:eastAsia="Calibri" w:hAnsi="Calibri"/>
-          <w:b/>
-          <w:bCs/>
-          <w:color w:val="0F2347"/>
-          <w:sz w:val="30"/>
-          <w:szCs w:val="30"/>
-        </w:rPr>
-        <w:t xml:space="preserve">Design system</w:t>
-      </w:r>
-    </w:p>
-    <w:p>
-      <w:pPr>
-        <w:spacing w:after="140" w:line="300"/>
+        <w:t xml:space="preserve">Version 1 is kept beside version 2 rather than deleted, so the two can be compared.</w:t>
+      </w:r>
+    </w:p>
+    <w:p>
+      <w:pPr>
+        <w:spacing w:after="200" w:line="300"/>
       </w:pPr>
       <w:r>
         <w:rPr>
@@ -731,7 +1479,24 @@
           <w:sz w:val="22"/>
           <w:szCs w:val="22"/>
         </w:rPr>
-        <w:t xml:space="preserve">Canvas 1080 by 1350 with 96 pixel margins on all four sides. Cream forward, with a single deep navy closing slide.</w:t>
+        <w:t xml:space="preserve">To rebuild after a copy edit, run build-carousel.mjs and then verify-carousel.mjs.</w:t>
+      </w:r>
+    </w:p>
+    <w:p>
+      <w:pPr>
+        <w:pStyle w:val="Heading1"/>
+        <w:spacing w:after="140" w:before="360"/>
+      </w:pPr>
+      <w:r>
+        <w:rPr>
+          <w:rFonts w:ascii="Calibri" w:cs="Calibri" w:eastAsia="Calibri" w:hAnsi="Calibri"/>
+          <w:b/>
+          <w:bCs/>
+          <w:color w:val="112345"/>
+          <w:sz w:val="30"/>
+          <w:szCs w:val="30"/>
+        </w:rPr>
+        <w:t xml:space="preserve">What changed in version 2</w:t>
       </w:r>
     </w:p>
     <w:p>
@@ -745,12 +1510,535 @@
           <w:sz w:val="22"/>
           <w:szCs w:val="22"/>
         </w:rPr>
-        <w:t xml:space="preserve">Palette: navy 112345, cream F5F1E8, gold C9A84C for every rule, label, numeral and page number, and the bright warm yellow F2C44C used once, on the closing line. Four values, no fifth colour.</w:t>
-      </w:r>
-    </w:p>
-    <w:p>
-      <w:pPr>
-        <w:spacing w:after="140" w:line="300"/>
+        <w:t xml:space="preserve">Copy only, plus the palette. Structure, typography, portrait, spacing, white space, pagination and hierarchy were left untouched.</w:t>
+      </w:r>
+    </w:p>
+    <w:tbl>
+      <w:tblPr>
+        <w:tblW w:type="dxa" w:w="9360"/>
+        <w:tblBorders>
+          <w:top w:val="single" w:color="auto" w:sz="4"/>
+          <w:left w:val="single" w:color="auto" w:sz="4"/>
+          <w:bottom w:val="single" w:color="auto" w:sz="4"/>
+          <w:right w:val="single" w:color="auto" w:sz="4"/>
+          <w:insideH w:val="single" w:color="auto" w:sz="4"/>
+          <w:insideV w:val="single" w:color="auto" w:sz="4"/>
+        </w:tblBorders>
+      </w:tblPr>
+      <w:tblGrid>
+        <w:gridCol w:w="2600"/>
+        <w:gridCol w:w="6760"/>
+      </w:tblGrid>
+      <w:tr>
+        <w:trPr>
+          <w:cantSplit/>
+          <w:tblHeader/>
+        </w:trPr>
+        <w:tc>
+          <w:tcPr>
+            <w:tcW w:type="dxa" w:w="2600"/>
+            <w:tcBorders>
+              <w:top w:val="single" w:color="D8D2C6" w:sz="4"/>
+              <w:left w:val="single" w:color="D8D2C6" w:sz="4"/>
+              <w:bottom w:val="single" w:color="D8D2C6" w:sz="4"/>
+              <w:right w:val="single" w:color="D8D2C6" w:sz="4"/>
+            </w:tcBorders>
+            <w:shd w:fill="F5F1E8" w:color="auto" w:val="clear"/>
+            <w:tcMar>
+              <w:top w:type="dxa" w:w="90"/>
+              <w:left w:type="dxa" w:w="140"/>
+              <w:bottom w:type="dxa" w:w="90"/>
+              <w:right w:type="dxa" w:w="140"/>
+            </w:tcMar>
+          </w:tcPr>
+          <w:p>
+            <w:pPr>
+              <w:spacing w:after="0" w:line="280"/>
+            </w:pPr>
+            <w:r>
+              <w:rPr>
+                <w:rFonts w:ascii="Calibri" w:cs="Calibri" w:eastAsia="Calibri" w:hAnsi="Calibri"/>
+                <w:b/>
+                <w:bCs/>
+                <w:color w:val="112345"/>
+                <w:sz w:val="21"/>
+                <w:szCs w:val="21"/>
+              </w:rPr>
+              <w:t xml:space="preserve">Slide</w:t>
+            </w:r>
+          </w:p>
+        </w:tc>
+        <w:tc>
+          <w:tcPr>
+            <w:tcW w:type="dxa" w:w="6760"/>
+            <w:tcBorders>
+              <w:top w:val="single" w:color="D8D2C6" w:sz="4"/>
+              <w:left w:val="single" w:color="D8D2C6" w:sz="4"/>
+              <w:bottom w:val="single" w:color="D8D2C6" w:sz="4"/>
+              <w:right w:val="single" w:color="D8D2C6" w:sz="4"/>
+            </w:tcBorders>
+            <w:shd w:fill="F5F1E8" w:color="auto" w:val="clear"/>
+            <w:tcMar>
+              <w:top w:type="dxa" w:w="90"/>
+              <w:left w:type="dxa" w:w="140"/>
+              <w:bottom w:type="dxa" w:w="90"/>
+              <w:right w:type="dxa" w:w="140"/>
+            </w:tcMar>
+          </w:tcPr>
+          <w:p>
+            <w:pPr>
+              <w:spacing w:after="0" w:line="280"/>
+            </w:pPr>
+            <w:r>
+              <w:rPr>
+                <w:rFonts w:ascii="Calibri" w:cs="Calibri" w:eastAsia="Calibri" w:hAnsi="Calibri"/>
+                <w:b/>
+                <w:bCs/>
+                <w:color w:val="112345"/>
+                <w:sz w:val="21"/>
+                <w:szCs w:val="21"/>
+              </w:rPr>
+              <w:t xml:space="preserve">Change</w:t>
+            </w:r>
+          </w:p>
+        </w:tc>
+      </w:tr>
+      <w:tr>
+        <w:trPr>
+          <w:cantSplit/>
+          <w:tblHeader w:val="false"/>
+        </w:trPr>
+        <w:tc>
+          <w:tcPr>
+            <w:tcW w:type="dxa" w:w="2600"/>
+            <w:tcBorders>
+              <w:top w:val="single" w:color="D8D2C6" w:sz="4"/>
+              <w:left w:val="single" w:color="D8D2C6" w:sz="4"/>
+              <w:bottom w:val="single" w:color="D8D2C6" w:sz="4"/>
+              <w:right w:val="single" w:color="D8D2C6" w:sz="4"/>
+            </w:tcBorders>
+            <w:tcMar>
+              <w:top w:type="dxa" w:w="90"/>
+              <w:left w:type="dxa" w:w="140"/>
+              <w:bottom w:type="dxa" w:w="90"/>
+              <w:right w:type="dxa" w:w="140"/>
+            </w:tcMar>
+          </w:tcPr>
+          <w:p>
+            <w:pPr>
+              <w:spacing w:after="0" w:line="280"/>
+            </w:pPr>
+            <w:r>
+              <w:rPr>
+                <w:rFonts w:ascii="Calibri" w:cs="Calibri" w:eastAsia="Calibri" w:hAnsi="Calibri"/>
+                <w:b/>
+                <w:bCs/>
+                <w:color w:val="20242C"/>
+                <w:sz w:val="21"/>
+                <w:szCs w:val="21"/>
+              </w:rPr>
+              <w:t xml:space="preserve">1</w:t>
+            </w:r>
+          </w:p>
+        </w:tc>
+        <w:tc>
+          <w:tcPr>
+            <w:tcW w:type="dxa" w:w="6760"/>
+            <w:tcBorders>
+              <w:top w:val="single" w:color="D8D2C6" w:sz="4"/>
+              <w:left w:val="single" w:color="D8D2C6" w:sz="4"/>
+              <w:bottom w:val="single" w:color="D8D2C6" w:sz="4"/>
+              <w:right w:val="single" w:color="D8D2C6" w:sz="4"/>
+            </w:tcBorders>
+            <w:tcMar>
+              <w:top w:type="dxa" w:w="90"/>
+              <w:left w:type="dxa" w:w="140"/>
+              <w:bottom w:type="dxa" w:w="90"/>
+              <w:right w:type="dxa" w:w="140"/>
+            </w:tcMar>
+          </w:tcPr>
+          <w:p>
+            <w:pPr>
+              <w:spacing w:after="0" w:line="280"/>
+            </w:pPr>
+            <w:r>
+              <w:rPr>
+                <w:rFonts w:ascii="Calibri" w:cs="Calibri" w:eastAsia="Calibri" w:hAnsi="Calibri"/>
+                <w:b w:val="false"/>
+                <w:bCs w:val="false"/>
+                <w:color w:val="20242C"/>
+                <w:sz w:val="21"/>
+                <w:szCs w:val="21"/>
+              </w:rPr>
+              <w:t xml:space="preserve">Subheading replaced. Now reads Before a career pivot, internal move, or other change in context, ask four questions.</w:t>
+            </w:r>
+          </w:p>
+        </w:tc>
+      </w:tr>
+      <w:tr>
+        <w:trPr>
+          <w:cantSplit/>
+          <w:tblHeader w:val="false"/>
+        </w:trPr>
+        <w:tc>
+          <w:tcPr>
+            <w:tcW w:type="dxa" w:w="2600"/>
+            <w:tcBorders>
+              <w:top w:val="single" w:color="D8D2C6" w:sz="4"/>
+              <w:left w:val="single" w:color="D8D2C6" w:sz="4"/>
+              <w:bottom w:val="single" w:color="D8D2C6" w:sz="4"/>
+              <w:right w:val="single" w:color="D8D2C6" w:sz="4"/>
+            </w:tcBorders>
+            <w:tcMar>
+              <w:top w:type="dxa" w:w="90"/>
+              <w:left w:type="dxa" w:w="140"/>
+              <w:bottom w:type="dxa" w:w="90"/>
+              <w:right w:type="dxa" w:w="140"/>
+            </w:tcMar>
+          </w:tcPr>
+          <w:p>
+            <w:pPr>
+              <w:spacing w:after="0" w:line="280"/>
+            </w:pPr>
+            <w:r>
+              <w:rPr>
+                <w:rFonts w:ascii="Calibri" w:cs="Calibri" w:eastAsia="Calibri" w:hAnsi="Calibri"/>
+                <w:b/>
+                <w:bCs/>
+                <w:color w:val="20242C"/>
+                <w:sz w:val="21"/>
+                <w:szCs w:val="21"/>
+              </w:rPr>
+              <w:t xml:space="preserve">3</w:t>
+            </w:r>
+          </w:p>
+        </w:tc>
+        <w:tc>
+          <w:tcPr>
+            <w:tcW w:type="dxa" w:w="6760"/>
+            <w:tcBorders>
+              <w:top w:val="single" w:color="D8D2C6" w:sz="4"/>
+              <w:left w:val="single" w:color="D8D2C6" w:sz="4"/>
+              <w:bottom w:val="single" w:color="D8D2C6" w:sz="4"/>
+              <w:right w:val="single" w:color="D8D2C6" w:sz="4"/>
+            </w:tcBorders>
+            <w:tcMar>
+              <w:top w:type="dxa" w:w="90"/>
+              <w:left w:type="dxa" w:w="140"/>
+              <w:bottom w:type="dxa" w:w="90"/>
+              <w:right w:type="dxa" w:w="140"/>
+            </w:tcMar>
+          </w:tcPr>
+          <w:p>
+            <w:pPr>
+              <w:spacing w:after="0" w:line="280"/>
+            </w:pPr>
+            <w:r>
+              <w:rPr>
+                <w:rFonts w:ascii="Calibri" w:cs="Calibri" w:eastAsia="Calibri" w:hAnsi="Calibri"/>
+                <w:b w:val="false"/>
+                <w:bCs w:val="false"/>
+                <w:color w:val="20242C"/>
+                <w:sz w:val="21"/>
+                <w:szCs w:val="21"/>
+              </w:rPr>
+              <w:t xml:space="preserve">Body replaced with the four fuller lines, ending These can remain useful when the employer, function, industry, or role changes.</w:t>
+            </w:r>
+          </w:p>
+        </w:tc>
+      </w:tr>
+      <w:tr>
+        <w:trPr>
+          <w:cantSplit/>
+          <w:tblHeader w:val="false"/>
+        </w:trPr>
+        <w:tc>
+          <w:tcPr>
+            <w:tcW w:type="dxa" w:w="2600"/>
+            <w:tcBorders>
+              <w:top w:val="single" w:color="D8D2C6" w:sz="4"/>
+              <w:left w:val="single" w:color="D8D2C6" w:sz="4"/>
+              <w:bottom w:val="single" w:color="D8D2C6" w:sz="4"/>
+              <w:right w:val="single" w:color="D8D2C6" w:sz="4"/>
+            </w:tcBorders>
+            <w:tcMar>
+              <w:top w:type="dxa" w:w="90"/>
+              <w:left w:type="dxa" w:w="140"/>
+              <w:bottom w:type="dxa" w:w="90"/>
+              <w:right w:type="dxa" w:w="140"/>
+            </w:tcMar>
+          </w:tcPr>
+          <w:p>
+            <w:pPr>
+              <w:spacing w:after="0" w:line="280"/>
+            </w:pPr>
+            <w:r>
+              <w:rPr>
+                <w:rFonts w:ascii="Calibri" w:cs="Calibri" w:eastAsia="Calibri" w:hAnsi="Calibri"/>
+                <w:b/>
+                <w:bCs/>
+                <w:color w:val="20242C"/>
+                <w:sz w:val="21"/>
+                <w:szCs w:val="21"/>
+              </w:rPr>
+              <w:t xml:space="preserve">4</w:t>
+            </w:r>
+          </w:p>
+        </w:tc>
+        <w:tc>
+          <w:tcPr>
+            <w:tcW w:type="dxa" w:w="6760"/>
+            <w:tcBorders>
+              <w:top w:val="single" w:color="D8D2C6" w:sz="4"/>
+              <w:left w:val="single" w:color="D8D2C6" w:sz="4"/>
+              <w:bottom w:val="single" w:color="D8D2C6" w:sz="4"/>
+              <w:right w:val="single" w:color="D8D2C6" w:sz="4"/>
+            </w:tcBorders>
+            <w:tcMar>
+              <w:top w:type="dxa" w:w="90"/>
+              <w:left w:type="dxa" w:w="140"/>
+              <w:bottom w:type="dxa" w:w="90"/>
+              <w:right w:type="dxa" w:w="140"/>
+            </w:tcMar>
+          </w:tcPr>
+          <w:p>
+            <w:pPr>
+              <w:spacing w:after="0" w:line="280"/>
+            </w:pPr>
+            <w:r>
+              <w:rPr>
+                <w:rFonts w:ascii="Calibri" w:cs="Calibri" w:eastAsia="Calibri" w:hAnsi="Calibri"/>
+                <w:b w:val="false"/>
+                <w:bCs w:val="false"/>
+                <w:color w:val="20242C"/>
+                <w:sz w:val="21"/>
+                <w:szCs w:val="21"/>
+              </w:rPr>
+              <w:t xml:space="preserve">Body replaced with company-specific systems, relationship-based access and influence, internal language and the assumptions line. Some experience is context-bound keeps its gold ruled serif treatment.</w:t>
+            </w:r>
+          </w:p>
+        </w:tc>
+      </w:tr>
+      <w:tr>
+        <w:trPr>
+          <w:cantSplit/>
+          <w:tblHeader w:val="false"/>
+        </w:trPr>
+        <w:tc>
+          <w:tcPr>
+            <w:tcW w:type="dxa" w:w="2600"/>
+            <w:tcBorders>
+              <w:top w:val="single" w:color="D8D2C6" w:sz="4"/>
+              <w:left w:val="single" w:color="D8D2C6" w:sz="4"/>
+              <w:bottom w:val="single" w:color="D8D2C6" w:sz="4"/>
+              <w:right w:val="single" w:color="D8D2C6" w:sz="4"/>
+            </w:tcBorders>
+            <w:tcMar>
+              <w:top w:type="dxa" w:w="90"/>
+              <w:left w:type="dxa" w:w="140"/>
+              <w:bottom w:type="dxa" w:w="90"/>
+              <w:right w:type="dxa" w:w="140"/>
+            </w:tcMar>
+          </w:tcPr>
+          <w:p>
+            <w:pPr>
+              <w:spacing w:after="0" w:line="280"/>
+            </w:pPr>
+            <w:r>
+              <w:rPr>
+                <w:rFonts w:ascii="Calibri" w:cs="Calibri" w:eastAsia="Calibri" w:hAnsi="Calibri"/>
+                <w:b/>
+                <w:bCs/>
+                <w:color w:val="20242C"/>
+                <w:sz w:val="21"/>
+                <w:szCs w:val="21"/>
+              </w:rPr>
+              <w:t xml:space="preserve">6</w:t>
+            </w:r>
+          </w:p>
+        </w:tc>
+        <w:tc>
+          <w:tcPr>
+            <w:tcW w:type="dxa" w:w="6760"/>
+            <w:tcBorders>
+              <w:top w:val="single" w:color="D8D2C6" w:sz="4"/>
+              <w:left w:val="single" w:color="D8D2C6" w:sz="4"/>
+              <w:bottom w:val="single" w:color="D8D2C6" w:sz="4"/>
+              <w:right w:val="single" w:color="D8D2C6" w:sz="4"/>
+            </w:tcBorders>
+            <w:tcMar>
+              <w:top w:type="dxa" w:w="90"/>
+              <w:left w:type="dxa" w:w="140"/>
+              <w:bottom w:type="dxa" w:w="90"/>
+              <w:right w:type="dxa" w:w="140"/>
+            </w:tcMar>
+          </w:tcPr>
+          <w:p>
+            <w:pPr>
+              <w:spacing w:after="0" w:line="280"/>
+            </w:pPr>
+            <w:r>
+              <w:rPr>
+                <w:rFonts w:ascii="Calibri" w:cs="Calibri" w:eastAsia="Calibri" w:hAnsi="Calibri"/>
+                <w:b w:val="false"/>
+                <w:bCs w:val="false"/>
+                <w:color w:val="20242C"/>
+                <w:sz w:val="21"/>
+                <w:szCs w:val="21"/>
+              </w:rPr>
+              <w:t xml:space="preserve">Body set to the exact two sentences supplied, including the comma before and constraints.</w:t>
+            </w:r>
+          </w:p>
+        </w:tc>
+      </w:tr>
+      <w:tr>
+        <w:trPr>
+          <w:cantSplit/>
+          <w:tblHeader w:val="false"/>
+        </w:trPr>
+        <w:tc>
+          <w:tcPr>
+            <w:tcW w:type="dxa" w:w="2600"/>
+            <w:tcBorders>
+              <w:top w:val="single" w:color="D8D2C6" w:sz="4"/>
+              <w:left w:val="single" w:color="D8D2C6" w:sz="4"/>
+              <w:bottom w:val="single" w:color="D8D2C6" w:sz="4"/>
+              <w:right w:val="single" w:color="D8D2C6" w:sz="4"/>
+            </w:tcBorders>
+            <w:tcMar>
+              <w:top w:type="dxa" w:w="90"/>
+              <w:left w:type="dxa" w:w="140"/>
+              <w:bottom w:type="dxa" w:w="90"/>
+              <w:right w:type="dxa" w:w="140"/>
+            </w:tcMar>
+          </w:tcPr>
+          <w:p>
+            <w:pPr>
+              <w:spacing w:after="0" w:line="280"/>
+            </w:pPr>
+            <w:r>
+              <w:rPr>
+                <w:rFonts w:ascii="Calibri" w:cs="Calibri" w:eastAsia="Calibri" w:hAnsi="Calibri"/>
+                <w:b/>
+                <w:bCs/>
+                <w:color w:val="20242C"/>
+                <w:sz w:val="21"/>
+                <w:szCs w:val="21"/>
+              </w:rPr>
+              <w:t xml:space="preserve">8</w:t>
+            </w:r>
+          </w:p>
+        </w:tc>
+        <w:tc>
+          <w:tcPr>
+            <w:tcW w:type="dxa" w:w="6760"/>
+            <w:tcBorders>
+              <w:top w:val="single" w:color="D8D2C6" w:sz="4"/>
+              <w:left w:val="single" w:color="D8D2C6" w:sz="4"/>
+              <w:bottom w:val="single" w:color="D8D2C6" w:sz="4"/>
+              <w:right w:val="single" w:color="D8D2C6" w:sz="4"/>
+            </w:tcBorders>
+            <w:tcMar>
+              <w:top w:type="dxa" w:w="90"/>
+              <w:left w:type="dxa" w:w="140"/>
+              <w:bottom w:type="dxa" w:w="90"/>
+              <w:right w:type="dxa" w:w="140"/>
+            </w:tcMar>
+          </w:tcPr>
+          <w:p>
+            <w:pPr>
+              <w:spacing w:after="0" w:line="280"/>
+            </w:pPr>
+            <w:r>
+              <w:rPr>
+                <w:rFonts w:ascii="Calibri" w:cs="Calibri" w:eastAsia="Calibri" w:hAnsi="Calibri"/>
+                <w:b w:val="false"/>
+                <w:bCs w:val="false"/>
+                <w:color w:val="20242C"/>
+                <w:sz w:val="21"/>
+                <w:szCs w:val="21"/>
+              </w:rPr>
+              <w:t xml:space="preserve">Paragraph updated. This is the work you will find here is replaced by the Follow line, which keeps the bright yellow serif treatment.</w:t>
+            </w:r>
+          </w:p>
+        </w:tc>
+      </w:tr>
+      <w:tr>
+        <w:trPr>
+          <w:cantSplit/>
+          <w:tblHeader w:val="false"/>
+        </w:trPr>
+        <w:tc>
+          <w:tcPr>
+            <w:tcW w:type="dxa" w:w="2600"/>
+            <w:tcBorders>
+              <w:top w:val="single" w:color="D8D2C6" w:sz="4"/>
+              <w:left w:val="single" w:color="D8D2C6" w:sz="4"/>
+              <w:bottom w:val="single" w:color="D8D2C6" w:sz="4"/>
+              <w:right w:val="single" w:color="D8D2C6" w:sz="4"/>
+            </w:tcBorders>
+            <w:tcMar>
+              <w:top w:type="dxa" w:w="90"/>
+              <w:left w:type="dxa" w:w="140"/>
+              <w:bottom w:type="dxa" w:w="90"/>
+              <w:right w:type="dxa" w:w="140"/>
+            </w:tcMar>
+          </w:tcPr>
+          <w:p>
+            <w:pPr>
+              <w:spacing w:after="0" w:line="280"/>
+            </w:pPr>
+            <w:r>
+              <w:rPr>
+                <w:rFonts w:ascii="Calibri" w:cs="Calibri" w:eastAsia="Calibri" w:hAnsi="Calibri"/>
+                <w:b/>
+                <w:bCs/>
+                <w:color w:val="20242C"/>
+                <w:sz w:val="21"/>
+                <w:szCs w:val="21"/>
+              </w:rPr>
+              <w:t xml:space="preserve">All</w:t>
+            </w:r>
+          </w:p>
+        </w:tc>
+        <w:tc>
+          <w:tcPr>
+            <w:tcW w:type="dxa" w:w="6760"/>
+            <w:tcBorders>
+              <w:top w:val="single" w:color="D8D2C6" w:sz="4"/>
+              <w:left w:val="single" w:color="D8D2C6" w:sz="4"/>
+              <w:bottom w:val="single" w:color="D8D2C6" w:sz="4"/>
+              <w:right w:val="single" w:color="D8D2C6" w:sz="4"/>
+            </w:tcBorders>
+            <w:tcMar>
+              <w:top w:type="dxa" w:w="90"/>
+              <w:left w:type="dxa" w:w="140"/>
+              <w:bottom w:type="dxa" w:w="90"/>
+              <w:right w:type="dxa" w:w="140"/>
+            </w:tcMar>
+          </w:tcPr>
+          <w:p>
+            <w:pPr>
+              <w:spacing w:after="0" w:line="280"/>
+            </w:pPr>
+            <w:r>
+              <w:rPr>
+                <w:rFonts w:ascii="Calibri" w:cs="Calibri" w:eastAsia="Calibri" w:hAnsi="Calibri"/>
+                <w:b w:val="false"/>
+                <w:bCs w:val="false"/>
+                <w:color w:val="20242C"/>
+                <w:sz w:val="21"/>
+                <w:szCs w:val="21"/>
+              </w:rPr>
+              <w:t xml:space="preserve">Every rust rule is now gold. The separate on cream gold used for small labels in version 1 is removed.</w:t>
+            </w:r>
+          </w:p>
+        </w:tc>
+      </w:tr>
+    </w:tbl>
+    <w:p>
+      <w:pPr>
+        <w:spacing w:after="60" w:line="300"/>
       </w:pPr>
       <w:r>
         <w:rPr>
@@ -759,7 +2047,24 @@
           <w:sz w:val="22"/>
           <w:szCs w:val="22"/>
         </w:rPr>
-        <w:t xml:space="preserve">Type is Cormorant Garamond for display and DM Sans for body, labels and navigation. Both are self hosted in the repository and both are the faces the Career Evidence Starter itself uses.</w:t>
+        <w:t xml:space="preserve"/>
+      </w:r>
+    </w:p>
+    <w:p>
+      <w:pPr>
+        <w:pStyle w:val="Heading1"/>
+        <w:spacing w:after="140" w:before="360"/>
+      </w:pPr>
+      <w:r>
+        <w:rPr>
+          <w:rFonts w:ascii="Calibri" w:cs="Calibri" w:eastAsia="Calibri" w:hAnsi="Calibri"/>
+          <w:b/>
+          <w:bCs/>
+          <w:color w:val="112345"/>
+          <w:sz w:val="30"/>
+          <w:szCs w:val="30"/>
+        </w:rPr>
+        <w:t xml:space="preserve">Design system</w:t>
       </w:r>
     </w:p>
     <w:p>
@@ -773,12 +2078,12 @@
           <w:sz w:val="22"/>
           <w:szCs w:val="22"/>
         </w:rPr>
-        <w:t xml:space="preserve">Navigation is a gold ringed page number at the bottom right of every slide, with an arrow on slide one only.</w:t>
-      </w:r>
-    </w:p>
-    <w:p>
-      <w:pPr>
-        <w:spacing w:after="200" w:line="300"/>
+        <w:t xml:space="preserve">Canvas 1080 by 1350 with 96 pixel margins on all four sides. Cream forward, with a single deep navy closing slide.</w:t>
+      </w:r>
+    </w:p>
+    <w:p>
+      <w:pPr>
+        <w:spacing w:after="140" w:line="300"/>
       </w:pPr>
       <w:r>
         <w:rPr>
@@ -787,24 +2092,7 @@
           <w:sz w:val="22"/>
           <w:szCs w:val="22"/>
         </w:rPr>
-        <w:t xml:space="preserve">The portrait is the real photograph at images/temidayo-gold-ivory.png, circularly cropped and placed once, on slide one, at 264 pixels. It is scaled down from 1254 pixels and never up. Nothing about the photograph is altered.</w:t>
-      </w:r>
-    </w:p>
-    <w:p>
-      <w:pPr>
-        <w:pStyle w:val="Heading1"/>
-        <w:spacing w:after="140" w:before="360"/>
-      </w:pPr>
-      <w:r>
-        <w:rPr>
-          <w:rFonts w:ascii="Calibri" w:cs="Calibri" w:eastAsia="Calibri" w:hAnsi="Calibri"/>
-          <w:b/>
-          <w:bCs/>
-          <w:color w:val="0F2347"/>
-          <w:sz w:val="30"/>
-          <w:szCs w:val="30"/>
-        </w:rPr>
-        <w:t xml:space="preserve">What was missing from the workspace</w:t>
+        <w:t xml:space="preserve">Palette: navy 112345, cream F5F1E8, gold C9A84C for every rule, label, numeral and page number, and the bright warm yellow F2C44C used once, on the closing line. Four values, no fifth colour.</w:t>
       </w:r>
     </w:p>
     <w:p>
@@ -818,17 +2106,12 @@
           <w:sz w:val="22"/>
           <w:szCs w:val="22"/>
         </w:rPr>
-        <w:t xml:space="preserve">Three things the brief refers to were not present. None was invented or substituted.</w:t>
-      </w:r>
-    </w:p>
-    <w:p>
-      <w:pPr>
-        <w:pStyle w:val="ListParagraph"/>
-        <w:numPr>
-          <w:ilvl w:val="0"/>
-          <w:numId w:val="2"/>
-        </w:numPr>
-        <w:spacing w:after="100" w:line="300"/>
+        <w:t xml:space="preserve">Type is Cormorant Garamond for display and DM Sans for body, labels and navigation. Both are self hosted in the repository and both are the faces the Career Evidence Starter itself uses.</w:t>
+      </w:r>
+    </w:p>
+    <w:p>
+      <w:pPr>
+        <w:spacing w:after="140" w:line="300"/>
       </w:pPr>
       <w:r>
         <w:rPr>
@@ -837,17 +2120,12 @@
           <w:sz w:val="22"/>
           <w:szCs w:val="22"/>
         </w:rPr>
-        <w:t xml:space="preserve">The carousel foundation build kit. It lived outside the repository and this container was reset, so the files were gone. The system was rebuilt from its specification as established earlier in this project: canvas, margins, type pairing, palette, circular portrait treatment, gold ringed counter, and the render and verify export process. The original was not overwritten, because there was nothing left to overwrite.</w:t>
-      </w:r>
-    </w:p>
-    <w:p>
-      <w:pPr>
-        <w:pStyle w:val="ListParagraph"/>
-        <w:numPr>
-          <w:ilvl w:val="0"/>
-          <w:numId w:val="2"/>
-        </w:numPr>
-        <w:spacing w:after="100" w:line="300"/>
+        <w:t xml:space="preserve">Navigation is a gold ringed page number at the bottom right of every slide, with an arrow on slide one only.</w:t>
+      </w:r>
+    </w:p>
+    <w:p>
+      <w:pPr>
+        <w:spacing w:after="200" w:line="300"/>
       </w:pPr>
       <w:r>
         <w:rPr>
@@ -856,17 +2134,29 @@
           <w:sz w:val="22"/>
           <w:szCs w:val="22"/>
         </w:rPr>
-        <w:t xml:space="preserve">The Density Group logo files. Also lost with that directory. No logo appears on these slides, because redrawing or approximating one is not acceptable. The footer supplied in the brief carries the attribution on the closing slide. Send the logo zip and it drops into the template in one edit.</w:t>
-      </w:r>
-    </w:p>
-    <w:p>
-      <w:pPr>
-        <w:pStyle w:val="ListParagraph"/>
-        <w:numPr>
-          <w:ilvl w:val="0"/>
-          <w:numId w:val="2"/>
-        </w:numPr>
-        <w:spacing w:after="100" w:line="300"/>
+        <w:t xml:space="preserve">The portrait is the real photograph at images/temidayo-gold-ivory.png, circularly cropped and placed once, on slide one, at 264 pixels. It is scaled down from 1254 pixels and never up. Nothing about the photograph is altered.</w:t>
+      </w:r>
+    </w:p>
+    <w:p>
+      <w:pPr>
+        <w:pStyle w:val="Heading1"/>
+        <w:spacing w:after="140" w:before="360"/>
+      </w:pPr>
+      <w:r>
+        <w:rPr>
+          <w:rFonts w:ascii="Calibri" w:cs="Calibri" w:eastAsia="Calibri" w:hAnsi="Calibri"/>
+          <w:b/>
+          <w:bCs/>
+          <w:color w:val="112345"/>
+          <w:sz w:val="30"/>
+          <w:szCs w:val="30"/>
+        </w:rPr>
+        <w:t xml:space="preserve">Quality checks</w:t>
+      </w:r>
+    </w:p>
+    <w:p>
+      <w:pPr>
+        <w:spacing w:after="140" w:line="300"/>
       </w:pPr>
       <w:r>
         <w:rPr>
@@ -875,111 +2165,7 @@
           <w:sz w:val="22"/>
           <w:szCs w:val="22"/>
         </w:rPr>
-        <w:t xml:space="preserve">final 3(1).pdf. Not in the workspace or the uploads, so it could not be used as a starting point. The carousel is built from the slide sequence and copy supplied in the brief.</w:t>
-      </w:r>
-    </w:p>
-    <w:p>
-      <w:pPr>
-        <w:spacing w:after="60" w:line="300"/>
-      </w:pPr>
-      <w:r>
-        <w:rPr>
-          <w:rFonts w:ascii="Calibri" w:cs="Calibri" w:eastAsia="Calibri" w:hAnsi="Calibri"/>
-          <w:color w:val="20242C"/>
-          <w:sz w:val="22"/>
-          <w:szCs w:val="22"/>
-        </w:rPr>
-        <w:t xml:space="preserve"/>
-      </w:r>
-    </w:p>
-    <w:p>
-      <w:pPr>
-        <w:pStyle w:val="Heading1"/>
-        <w:spacing w:after="140" w:before="360"/>
-      </w:pPr>
-      <w:r>
-        <w:rPr>
-          <w:rFonts w:ascii="Calibri" w:cs="Calibri" w:eastAsia="Calibri" w:hAnsi="Calibri"/>
-          <w:b/>
-          <w:bCs/>
-          <w:color w:val="0F2347"/>
-          <w:sz w:val="30"/>
-          <w:szCs w:val="30"/>
-        </w:rPr>
-        <w:t xml:space="preserve">Palette correction applied in V2</w:t>
-      </w:r>
-    </w:p>
-    <w:p>
-      <w:pPr>
-        <w:spacing w:after="140" w:line="300"/>
-      </w:pPr>
-      <w:r>
-        <w:rPr>
-          <w:rFonts w:ascii="Calibri" w:cs="Calibri" w:eastAsia="Calibri" w:hAnsi="Calibri"/>
-          <w:color w:val="20242C"/>
-          <w:sz w:val="22"/>
-          <w:szCs w:val="22"/>
-        </w:rPr>
-        <w:t xml:space="preserve">V2 uses only the four approved values: navy 112345, cream F5F1E8, gold C9A84C and bright warm yellow F2C44C. Every rust rule is now gold. The on cream gold that V1 used for small labels has been removed, so no fifth colour appears anywhere.</w:t>
-      </w:r>
-    </w:p>
-    <w:p>
-      <w:pPr>
-        <w:spacing w:after="140" w:line="300"/>
-      </w:pPr>
-      <w:r>
-        <w:rPr>
-          <w:rFonts w:ascii="Calibri" w:cs="Calibri" w:eastAsia="Calibri" w:hAnsi="Calibri"/>
-          <w:color w:val="20242C"/>
-          <w:sz w:val="22"/>
-          <w:szCs w:val="22"/>
-        </w:rPr>
-        <w:t xml:space="preserve">A colour audit of the eight rendered pages confirms this: each page carries only those values, no orange or rust pixel appears outside the photograph, and the bright yellow appears on the closing slide alone.</w:t>
-      </w:r>
-    </w:p>
-    <w:p>
-      <w:pPr>
-        <w:spacing w:after="200" w:line="300"/>
-      </w:pPr>
-      <w:r>
-        <w:rPr>
-          <w:rFonts w:ascii="Calibri" w:cs="Calibri" w:eastAsia="Calibri" w:hAnsi="Calibri"/>
-          <w:color w:val="20242C"/>
-          <w:sz w:val="22"/>
-          <w:szCs w:val="22"/>
-        </w:rPr>
-        <w:t xml:space="preserve">One measurement worth your attention. Gold C9A84C on cream F5F1E8 measures 2.03 to 1. That is comfortable for the large numerals, and faint for the two smallest gold items on cream, the START HERE label and the page number, which land near 8 pixels at LinkedIn mobile width. Setting those two in navy would take them to 13.8 to 1 without introducing a colour. They are left in gold as instructed.</w:t>
-      </w:r>
-    </w:p>
-    <w:p>
-      <w:pPr>
-        <w:pStyle w:val="Heading1"/>
-        <w:spacing w:after="140" w:before="360"/>
-      </w:pPr>
-      <w:r>
-        <w:rPr>
-          <w:rFonts w:ascii="Calibri" w:cs="Calibri" w:eastAsia="Calibri" w:hAnsi="Calibri"/>
-          <w:b/>
-          <w:bCs/>
-          <w:color w:val="0F2347"/>
-          <w:sz w:val="30"/>
-          <w:szCs w:val="30"/>
-        </w:rPr>
-        <w:t xml:space="preserve">QA results</w:t>
-      </w:r>
-    </w:p>
-    <w:p>
-      <w:pPr>
-        <w:spacing w:after="140" w:line="300"/>
-      </w:pPr>
-      <w:r>
-        <w:rPr>
-          <w:rFonts w:ascii="Calibri" w:cs="Calibri" w:eastAsia="Calibri" w:hAnsi="Calibri"/>
-          <w:color w:val="20242C"/>
-          <w:sz w:val="22"/>
-          <w:szCs w:val="22"/>
-        </w:rPr>
-        <w:t xml:space="preserve">All checks below are automated in source/verify-carousel.mjs and currently pass. Every slide was also rendered and inspected.</w:t>
+        <w:t xml:space="preserve">All checks below are automated in source/verify-carousel.mjs and currently pass. Every slide was also rendered and inspected by eye.</w:t>
       </w:r>
     </w:p>
     <w:tbl>
@@ -1000,6 +2186,7 @@
       </w:tblGrid>
       <w:tr>
         <w:trPr>
+          <w:cantSplit/>
           <w:tblHeader/>
         </w:trPr>
         <w:tc>
@@ -1011,24 +2198,24 @@
               <w:bottom w:val="single" w:color="D8D2C6" w:sz="4"/>
               <w:right w:val="single" w:color="D8D2C6" w:sz="4"/>
             </w:tcBorders>
-            <w:shd w:fill="F5F0E8" w:color="auto" w:val="clear"/>
-            <w:tcMar>
-              <w:top w:type="dxa" w:w="90"/>
-              <w:left w:type="dxa" w:w="140"/>
-              <w:bottom w:type="dxa" w:w="90"/>
-              <w:right w:type="dxa" w:w="140"/>
-            </w:tcMar>
-          </w:tcPr>
-          <w:p>
-            <w:pPr>
-              <w:spacing w:after="0" w:line="280"/>
-            </w:pPr>
-            <w:r>
-              <w:rPr>
-                <w:rFonts w:ascii="Calibri" w:cs="Calibri" w:eastAsia="Calibri" w:hAnsi="Calibri"/>
-                <w:b/>
-                <w:bCs/>
-                <w:color w:val="0F2347"/>
+            <w:shd w:fill="F5F1E8" w:color="auto" w:val="clear"/>
+            <w:tcMar>
+              <w:top w:type="dxa" w:w="90"/>
+              <w:left w:type="dxa" w:w="140"/>
+              <w:bottom w:type="dxa" w:w="90"/>
+              <w:right w:type="dxa" w:w="140"/>
+            </w:tcMar>
+          </w:tcPr>
+          <w:p>
+            <w:pPr>
+              <w:spacing w:after="0" w:line="280"/>
+            </w:pPr>
+            <w:r>
+              <w:rPr>
+                <w:rFonts w:ascii="Calibri" w:cs="Calibri" w:eastAsia="Calibri" w:hAnsi="Calibri"/>
+                <w:b/>
+                <w:bCs/>
+                <w:color w:val="112345"/>
                 <w:sz w:val="21"/>
                 <w:szCs w:val="21"/>
               </w:rPr>
@@ -1045,24 +2232,24 @@
               <w:bottom w:val="single" w:color="D8D2C6" w:sz="4"/>
               <w:right w:val="single" w:color="D8D2C6" w:sz="4"/>
             </w:tcBorders>
-            <w:shd w:fill="F5F0E8" w:color="auto" w:val="clear"/>
-            <w:tcMar>
-              <w:top w:type="dxa" w:w="90"/>
-              <w:left w:type="dxa" w:w="140"/>
-              <w:bottom w:type="dxa" w:w="90"/>
-              <w:right w:type="dxa" w:w="140"/>
-            </w:tcMar>
-          </w:tcPr>
-          <w:p>
-            <w:pPr>
-              <w:spacing w:after="0" w:line="280"/>
-            </w:pPr>
-            <w:r>
-              <w:rPr>
-                <w:rFonts w:ascii="Calibri" w:cs="Calibri" w:eastAsia="Calibri" w:hAnsi="Calibri"/>
-                <w:b/>
-                <w:bCs/>
-                <w:color w:val="0F2347"/>
+            <w:shd w:fill="F5F1E8" w:color="auto" w:val="clear"/>
+            <w:tcMar>
+              <w:top w:type="dxa" w:w="90"/>
+              <w:left w:type="dxa" w:w="140"/>
+              <w:bottom w:type="dxa" w:w="90"/>
+              <w:right w:type="dxa" w:w="140"/>
+            </w:tcMar>
+          </w:tcPr>
+          <w:p>
+            <w:pPr>
+              <w:spacing w:after="0" w:line="280"/>
+            </w:pPr>
+            <w:r>
+              <w:rPr>
+                <w:rFonts w:ascii="Calibri" w:cs="Calibri" w:eastAsia="Calibri" w:hAnsi="Calibri"/>
+                <w:b/>
+                <w:bCs/>
+                <w:color w:val="112345"/>
                 <w:sz w:val="21"/>
                 <w:szCs w:val="21"/>
               </w:rPr>
@@ -1073,6 +2260,7 @@
       </w:tr>
       <w:tr>
         <w:trPr>
+          <w:cantSplit/>
           <w:tblHeader w:val="false"/>
         </w:trPr>
         <w:tc>
@@ -1144,6 +2332,7 @@
       </w:tr>
       <w:tr>
         <w:trPr>
+          <w:cantSplit/>
           <w:tblHeader w:val="false"/>
         </w:trPr>
         <w:tc>
@@ -1208,13 +2397,14 @@
                 <w:sz w:val="21"/>
                 <w:szCs w:val="21"/>
               </w:rPr>
-              <w:t xml:space="preserve">Zero em dash and en dash characters in the slides, the copy file and this package.</w:t>
+              <w:t xml:space="preserve">Zero em dash and en dash characters in the slides, the copy file and this document.</w:t>
             </w:r>
           </w:p>
         </w:tc>
       </w:tr>
       <w:tr>
         <w:trPr>
+          <w:cantSplit/>
           <w:tblHeader w:val="false"/>
         </w:trPr>
         <w:tc>
@@ -1286,6 +2476,7 @@
       </w:tr>
       <w:tr>
         <w:trPr>
+          <w:cantSplit/>
           <w:tblHeader w:val="false"/>
         </w:trPr>
         <w:tc>
@@ -1357,6 +2548,7 @@
       </w:tr>
       <w:tr>
         <w:trPr>
+          <w:cantSplit/>
           <w:tblHeader w:val="false"/>
         </w:trPr>
         <w:tc>
@@ -1428,6 +2620,7 @@
       </w:tr>
       <w:tr>
         <w:trPr>
+          <w:cantSplit/>
           <w:tblHeader w:val="false"/>
         </w:trPr>
         <w:tc>
@@ -1499,6 +2692,7 @@
       </w:tr>
       <w:tr>
         <w:trPr>
+          <w:cantSplit/>
           <w:tblHeader w:val="false"/>
         </w:trPr>
         <w:tc>
@@ -1570,6 +2764,7 @@
       </w:tr>
       <w:tr>
         <w:trPr>
+          <w:cantSplit/>
           <w:tblHeader w:val="false"/>
         </w:trPr>
         <w:tc>
@@ -1641,6 +2836,7 @@
       </w:tr>
       <w:tr>
         <w:trPr>
+          <w:cantSplit/>
           <w:tblHeader w:val="false"/>
         </w:trPr>
         <w:tc>
@@ -1672,7 +2868,7 @@
                 <w:sz w:val="21"/>
                 <w:szCs w:val="21"/>
               </w:rPr>
-              <w:t xml:space="preserve">PDF opens correctly</w:t>
+              <w:t xml:space="preserve">Palette</w:t>
             </w:r>
           </w:p>
         </w:tc>
@@ -1705,13 +2901,14 @@
                 <w:sz w:val="21"/>
                 <w:szCs w:val="21"/>
               </w:rPr>
-              <w:t xml:space="preserve">Eight pages at 810 by 1013 points, which is 1080 by 1350 pixels.</w:t>
+              <w:t xml:space="preserve">Only navy 112345, cream F5F1E8, gold C9A84C and bright yellow F2C44C appear. No rust remains anywhere outside the photograph.</w:t>
             </w:r>
           </w:p>
         </w:tc>
       </w:tr>
       <w:tr>
         <w:trPr>
+          <w:cantSplit/>
           <w:tblHeader w:val="false"/>
         </w:trPr>
         <w:tc>
@@ -1743,7 +2940,7 @@
                 <w:sz w:val="21"/>
                 <w:szCs w:val="21"/>
               </w:rPr>
-              <w:t xml:space="preserve">Exports</w:t>
+              <w:t xml:space="preserve">PDF opens correctly</w:t>
             </w:r>
           </w:p>
         </w:tc>
@@ -1776,78 +2973,7 @@
                 <w:sz w:val="21"/>
                 <w:szCs w:val="21"/>
               </w:rPr>
-              <w:t xml:space="preserve">Eight slide PNGs between 52 and 140 KB. The PDF is 2.8 MB, carrying the portrait at full resolution.</w:t>
-            </w:r>
-          </w:p>
-        </w:tc>
-      </w:tr>
-      <w:tr>
-        <w:trPr>
-          <w:tblHeader w:val="false"/>
-        </w:trPr>
-        <w:tc>
-          <w:tcPr>
-            <w:tcW w:type="dxa" w:w="4600"/>
-            <w:tcBorders>
-              <w:top w:val="single" w:color="D8D2C6" w:sz="4"/>
-              <w:left w:val="single" w:color="D8D2C6" w:sz="4"/>
-              <w:bottom w:val="single" w:color="D8D2C6" w:sz="4"/>
-              <w:right w:val="single" w:color="D8D2C6" w:sz="4"/>
-            </w:tcBorders>
-            <w:tcMar>
-              <w:top w:type="dxa" w:w="90"/>
-              <w:left w:type="dxa" w:w="140"/>
-              <w:bottom w:type="dxa" w:w="90"/>
-              <w:right w:type="dxa" w:w="140"/>
-            </w:tcMar>
-          </w:tcPr>
-          <w:p>
-            <w:pPr>
-              <w:spacing w:after="0" w:line="280"/>
-            </w:pPr>
-            <w:r>
-              <w:rPr>
-                <w:rFonts w:ascii="Calibri" w:cs="Calibri" w:eastAsia="Calibri" w:hAnsi="Calibri"/>
-                <w:b/>
-                <w:bCs/>
-                <w:color w:val="20242C"/>
-                <w:sz w:val="21"/>
-                <w:szCs w:val="21"/>
-              </w:rPr>
-              <w:t xml:space="preserve">Palette</w:t>
-            </w:r>
-          </w:p>
-        </w:tc>
-        <w:tc>
-          <w:tcPr>
-            <w:tcW w:type="dxa" w:w="4760"/>
-            <w:tcBorders>
-              <w:top w:val="single" w:color="D8D2C6" w:sz="4"/>
-              <w:left w:val="single" w:color="D8D2C6" w:sz="4"/>
-              <w:bottom w:val="single" w:color="D8D2C6" w:sz="4"/>
-              <w:right w:val="single" w:color="D8D2C6" w:sz="4"/>
-            </w:tcBorders>
-            <w:tcMar>
-              <w:top w:type="dxa" w:w="90"/>
-              <w:left w:type="dxa" w:w="140"/>
-              <w:bottom w:type="dxa" w:w="90"/>
-              <w:right w:type="dxa" w:w="140"/>
-            </w:tcMar>
-          </w:tcPr>
-          <w:p>
-            <w:pPr>
-              <w:spacing w:after="0" w:line="280"/>
-            </w:pPr>
-            <w:r>
-              <w:rPr>
-                <w:rFonts w:ascii="Calibri" w:cs="Calibri" w:eastAsia="Calibri" w:hAnsi="Calibri"/>
-                <w:b w:val="false"/>
-                <w:bCs w:val="false"/>
-                <w:color w:val="20242C"/>
-                <w:sz w:val="21"/>
-                <w:szCs w:val="21"/>
-              </w:rPr>
-              <w:t xml:space="preserve">Only navy 112345, cream F5F1E8, gold C9A84C and bright yellow F2C44C appear. No rust remains.</w:t>
+              <w:t xml:space="preserve">Eight pages at 810 by 1013 points, which is 1080 by 1350 pixels, 2.8 MB.</w:t>
             </w:r>
           </w:p>
         </w:tc>
@@ -1877,11 +3003,25 @@
           <w:rFonts w:ascii="Calibri" w:cs="Calibri" w:eastAsia="Calibri" w:hAnsi="Calibri"/>
           <w:b/>
           <w:bCs/>
-          <w:color w:val="0F2347"/>
+          <w:color w:val="112345"/>
           <w:sz w:val="30"/>
           <w:szCs w:val="30"/>
         </w:rPr>
-        <w:t xml:space="preserve">Open items</w:t>
+        <w:t xml:space="preserve">Two decisions waiting on you</w:t>
+      </w:r>
+    </w:p>
+    <w:p>
+      <w:pPr>
+        <w:spacing w:after="140" w:line="300"/>
+      </w:pPr>
+      <w:r>
+        <w:rPr>
+          <w:rFonts w:ascii="Calibri" w:cs="Calibri" w:eastAsia="Calibri" w:hAnsi="Calibri"/>
+          <w:color w:val="20242C"/>
+          <w:sz w:val="22"/>
+          <w:szCs w:val="22"/>
+        </w:rPr>
+        <w:t xml:space="preserve">Neither blocks publishing. Both are recorded rather than decided quietly.</w:t>
       </w:r>
     </w:p>
     <w:p>
@@ -1900,7 +3040,7 @@
           <w:sz w:val="22"/>
           <w:szCs w:val="22"/>
         </w:rPr>
-        <w:t xml:space="preserve">Send the Density Group logo zip if you want the mark on the slides.</w:t>
+        <w:t xml:space="preserve">Gold on cream measures 2.03 to 1. That is comfortable for the large numerals and faint for the two smallest gold items on cream, the START HERE label and the page number, which land near 8 pixels at LinkedIn mobile width. Setting those two in navy would take them to 13.8 to 1 and introduces no new colour. They are left in gold as instructed.</w:t>
       </w:r>
     </w:p>
     <w:p>
@@ -1919,7 +3059,52 @@
           <w:sz w:val="22"/>
           <w:szCs w:val="22"/>
         </w:rPr>
-        <w:t xml:space="preserve">Decide whether the START HERE label and the page number stay in gold at 2.03 to 1 on cream, or move to navy at 13.8 to 1. Both use approved colours.</w:t>
+        <w:t xml:space="preserve">The page number sits inside a gold ring. Your brief said to preserve the pagination and also not to introduce rings. I read that as not adding new ones and kept it. Say the word if the ring itself should go.</w:t>
+      </w:r>
+    </w:p>
+    <w:p>
+      <w:pPr>
+        <w:spacing w:after="60" w:line="300"/>
+      </w:pPr>
+      <w:r>
+        <w:rPr>
+          <w:rFonts w:ascii="Calibri" w:cs="Calibri" w:eastAsia="Calibri" w:hAnsi="Calibri"/>
+          <w:color w:val="20242C"/>
+          <w:sz w:val="22"/>
+          <w:szCs w:val="22"/>
+        </w:rPr>
+        <w:t xml:space="preserve"/>
+      </w:r>
+    </w:p>
+    <w:p>
+      <w:pPr>
+        <w:pStyle w:val="Heading1"/>
+        <w:spacing w:after="140" w:before="360"/>
+      </w:pPr>
+      <w:r>
+        <w:rPr>
+          <w:rFonts w:ascii="Calibri" w:cs="Calibri" w:eastAsia="Calibri" w:hAnsi="Calibri"/>
+          <w:b/>
+          <w:bCs/>
+          <w:color w:val="112345"/>
+          <w:sz w:val="30"/>
+          <w:szCs w:val="30"/>
+        </w:rPr>
+        <w:t xml:space="preserve">What was missing from the workspace</w:t>
+      </w:r>
+    </w:p>
+    <w:p>
+      <w:pPr>
+        <w:spacing w:after="140" w:line="300"/>
+      </w:pPr>
+      <w:r>
+        <w:rPr>
+          <w:rFonts w:ascii="Calibri" w:cs="Calibri" w:eastAsia="Calibri" w:hAnsi="Calibri"/>
+          <w:color w:val="20242C"/>
+          <w:sz w:val="22"/>
+          <w:szCs w:val="22"/>
+        </w:rPr>
+        <w:t xml:space="preserve">Three things the original brief referred to were not present when this was built. None was invented or substituted.</w:t>
       </w:r>
     </w:p>
     <w:p>
@@ -1938,7 +3123,104 @@
           <w:sz w:val="22"/>
           <w:szCs w:val="22"/>
         </w:rPr>
-        <w:t xml:space="preserve">Send final 3(1).pdf if it holds anything that should be carried into this carousel.</w:t>
+        <w:t xml:space="preserve">The carousel foundation build kit. It lived outside the repository and the working container was reset, so the files were gone. The system was rebuilt from its specification as established earlier in this project: canvas, margins, type pairing, palette, circular portrait treatment, gold ringed counter, and the render and verify export process.</w:t>
+      </w:r>
+    </w:p>
+    <w:p>
+      <w:pPr>
+        <w:pStyle w:val="ListParagraph"/>
+        <w:numPr>
+          <w:ilvl w:val="0"/>
+          <w:numId w:val="2"/>
+        </w:numPr>
+        <w:spacing w:after="100" w:line="300"/>
+      </w:pPr>
+      <w:r>
+        <w:rPr>
+          <w:rFonts w:ascii="Calibri" w:cs="Calibri" w:eastAsia="Calibri" w:hAnsi="Calibri"/>
+          <w:color w:val="20242C"/>
+          <w:sz w:val="22"/>
+          <w:szCs w:val="22"/>
+        </w:rPr>
+        <w:t xml:space="preserve">The Density Group logo files. Also lost with that directory. No logo appears on these slides, because redrawing or approximating one is not acceptable. The footer supplied in the brief carries the attribution on the closing slide. Send the logo zip and it drops into the template in one edit.</w:t>
+      </w:r>
+    </w:p>
+    <w:p>
+      <w:pPr>
+        <w:pStyle w:val="ListParagraph"/>
+        <w:numPr>
+          <w:ilvl w:val="0"/>
+          <w:numId w:val="2"/>
+        </w:numPr>
+        <w:spacing w:after="100" w:line="300"/>
+      </w:pPr>
+      <w:r>
+        <w:rPr>
+          <w:rFonts w:ascii="Calibri" w:cs="Calibri" w:eastAsia="Calibri" w:hAnsi="Calibri"/>
+          <w:color w:val="20242C"/>
+          <w:sz w:val="22"/>
+          <w:szCs w:val="22"/>
+        </w:rPr>
+        <w:t xml:space="preserve">final 3(1).pdf. Not in the workspace or the uploads, so it could not be used as a starting point. The carousel is built from the slide sequence and copy supplied in the brief.</w:t>
+      </w:r>
+    </w:p>
+    <w:p>
+      <w:pPr>
+        <w:spacing w:after="60" w:line="300"/>
+      </w:pPr>
+      <w:r>
+        <w:rPr>
+          <w:rFonts w:ascii="Calibri" w:cs="Calibri" w:eastAsia="Calibri" w:hAnsi="Calibri"/>
+          <w:color w:val="20242C"/>
+          <w:sz w:val="22"/>
+          <w:szCs w:val="22"/>
+        </w:rPr>
+        <w:t xml:space="preserve"/>
+      </w:r>
+    </w:p>
+    <w:p>
+      <w:pPr>
+        <w:pStyle w:val="Heading1"/>
+        <w:spacing w:after="140" w:before="360"/>
+      </w:pPr>
+      <w:r>
+        <w:rPr>
+          <w:rFonts w:ascii="Calibri" w:cs="Calibri" w:eastAsia="Calibri" w:hAnsi="Calibri"/>
+          <w:b/>
+          <w:bCs/>
+          <w:color w:val="112345"/>
+          <w:sz w:val="30"/>
+          <w:szCs w:val="30"/>
+        </w:rPr>
+        <w:t xml:space="preserve">Related, and currently blocked</w:t>
+      </w:r>
+    </w:p>
+    <w:p>
+      <w:pPr>
+        <w:spacing w:after="140" w:line="300"/>
+      </w:pPr>
+      <w:r>
+        <w:rPr>
+          <w:rFonts w:ascii="Calibri" w:cs="Calibri" w:eastAsia="Calibri" w:hAnsi="Calibri"/>
+          <w:color w:val="20242C"/>
+          <w:sz w:val="22"/>
+          <w:szCs w:val="22"/>
+        </w:rPr>
+        <w:t xml:space="preserve">The LinkedIn banner revision is separate work and is waiting on one file. The banner described in that brief, with the portrait on the right and the positioning sentence on the left, is not in the workspace. The two banners that are here are both centred text with no portrait, and neither carries that sentence. Searching the full git history, including deleted files, turned up nothing further, and there is no editable source for either.</w:t>
+      </w:r>
+    </w:p>
+    <w:p>
+      <w:pPr>
+        <w:spacing w:after="140" w:line="300"/>
+      </w:pPr>
+      <w:r>
+        <w:rPr>
+          <w:rFonts w:ascii="Calibri" w:cs="Calibri" w:eastAsia="Calibri" w:hAnsi="Calibri"/>
+          <w:color w:val="20242C"/>
+          <w:sz w:val="22"/>
+          <w:szCs w:val="22"/>
+        </w:rPr>
+        <w:t xml:space="preserve">Send that banner, or its source if one exists, and the copy swap and both mockups follow quickly.</w:t>
       </w:r>
     </w:p>
     <w:sectPr>

--- a/linkedin-start-here-carousel/START_HERE_Carousel_Report.docx
+++ b/linkedin-start-here-carousel/START_HERE_Carousel_Report.docx
@@ -46,7 +46,7 @@
           <w:sz w:val="22"/>
           <w:szCs w:val="22"/>
         </w:rPr>
-        <w:t xml:space="preserve">Does What You Have Already Done Still Count? LinkedIn Featured document carousel, eight slides, 1080 x 1350 portrait. Version 2.</w:t>
+        <w:t xml:space="preserve">Does What You Have Already Done Still Count? LinkedIn Featured document carousel, eight slides, 1080 x 1350 portrait. Version 2, final, with the accessibility pass applied.</w:t>
       </w:r>
     </w:p>
     <w:p>
@@ -99,7 +99,7 @@
           <w:sz w:val="22"/>
           <w:szCs w:val="22"/>
         </w:rPr>
-        <w:t xml:space="preserve">Version 2 is built, inspected page by page, and ready to upload. Nothing is outstanding on my side. Two small decisions are open for you, and neither blocks publishing. They are listed near the end.</w:t>
+        <w:t xml:space="preserve">The carousel is final and ready to upload. Content, structure and design were approved, the accessibility pass described below has been applied, and both cosmetic decisions that were previously open are now resolved. Nothing is outstanding.</w:t>
       </w:r>
     </w:p>
     <w:tbl>
@@ -226,7 +226,7 @@
                 <w:sz w:val="21"/>
                 <w:szCs w:val="21"/>
               </w:rPr>
-              <w:t xml:space="preserve">Slide copy</w:t>
+              <w:t xml:space="preserve">Carousel</w:t>
             </w:r>
           </w:p>
         </w:tc>
@@ -259,7 +259,7 @@
                 <w:sz w:val="21"/>
                 <w:szCs w:val="21"/>
               </w:rPr>
-              <w:t xml:space="preserve">Final. Version 2 revisions applied to slides 1, 3, 4, 6 and 8 exactly as supplied.</w:t>
+              <w:t xml:space="preserve">Final and ready to upload.</w:t>
             </w:r>
           </w:p>
         </w:tc>
@@ -298,7 +298,7 @@
                 <w:sz w:val="21"/>
                 <w:szCs w:val="21"/>
               </w:rPr>
-              <w:t xml:space="preserve">Palette</w:t>
+              <w:t xml:space="preserve">Slide copy</w:t>
             </w:r>
           </w:p>
         </w:tc>
@@ -331,7 +331,7 @@
                 <w:sz w:val="21"/>
                 <w:szCs w:val="21"/>
               </w:rPr>
-              <w:t xml:space="preserve">Corrected. Four approved values only, confirmed by a pixel audit of all eight pages.</w:t>
+              <w:t xml:space="preserve">Final. Version 2 revisions applied to slides 1, 3, 4, 6 and 8 exactly as supplied, and unchanged since.</w:t>
             </w:r>
           </w:p>
         </w:tc>
@@ -370,7 +370,7 @@
                 <w:sz w:val="21"/>
                 <w:szCs w:val="21"/>
               </w:rPr>
-              <w:t xml:space="preserve">Upload file</w:t>
+              <w:t xml:space="preserve">Palette</w:t>
             </w:r>
           </w:p>
         </w:tc>
@@ -403,7 +403,7 @@
                 <w:sz w:val="21"/>
                 <w:szCs w:val="21"/>
               </w:rPr>
-              <w:t xml:space="preserve">LinkedIn_Start_Here_Capability_Formation_V2.pdf, eight pages, ready.</w:t>
+              <w:t xml:space="preserve">Corrected. Four approved values only, confirmed by a pixel audit of all eight pages.</w:t>
             </w:r>
           </w:p>
         </w:tc>
@@ -442,7 +442,7 @@
                 <w:sz w:val="21"/>
                 <w:szCs w:val="21"/>
               </w:rPr>
-              <w:t xml:space="preserve">Quality gate</w:t>
+              <w:t xml:space="preserve">Accessibility</w:t>
             </w:r>
           </w:p>
         </w:tc>
@@ -475,7 +475,7 @@
                 <w:sz w:val="21"/>
                 <w:szCs w:val="21"/>
               </w:rPr>
-              <w:t xml:space="preserve">Passing. Ten automated checks, listed below.</w:t>
+              <w:t xml:space="preserve">Pass applied. Small text on cream is now navy at 13.8 to 1. Slide 8 is unchanged.</w:t>
             </w:r>
           </w:p>
         </w:tc>
@@ -514,7 +514,7 @@
                 <w:sz w:val="21"/>
                 <w:szCs w:val="21"/>
               </w:rPr>
-              <w:t xml:space="preserve">Open decisions</w:t>
+              <w:t xml:space="preserve">Upload file</w:t>
             </w:r>
           </w:p>
         </w:tc>
@@ -547,7 +547,7 @@
                 <w:sz w:val="21"/>
                 <w:szCs w:val="21"/>
               </w:rPr>
-              <w:t xml:space="preserve">Two, both cosmetic. Neither blocks publishing.</w:t>
+              <w:t xml:space="preserve">LinkedIn_Start_Here_Capability_Formation_V2.pdf, eight pages, ready.</w:t>
             </w:r>
           </w:p>
         </w:tc>
@@ -586,7 +586,7 @@
                 <w:sz w:val="21"/>
                 <w:szCs w:val="21"/>
               </w:rPr>
-              <w:t xml:space="preserve">Related work</w:t>
+              <w:t xml:space="preserve">Quality gate</w:t>
             </w:r>
           </w:p>
         </w:tc>
@@ -619,7 +619,151 @@
                 <w:sz w:val="21"/>
                 <w:szCs w:val="21"/>
               </w:rPr>
-              <w:t xml:space="preserve">The LinkedIn banner revision is separate and is waiting on the banner file.</w:t>
+              <w:t xml:space="preserve">Passing. Ten automated checks, listed below, plus a page by page visual inspection.</w:t>
+            </w:r>
+          </w:p>
+        </w:tc>
+      </w:tr>
+      <w:tr>
+        <w:trPr>
+          <w:cantSplit/>
+          <w:tblHeader w:val="false"/>
+        </w:trPr>
+        <w:tc>
+          <w:tcPr>
+            <w:tcW w:type="dxa" w:w="2600"/>
+            <w:tcBorders>
+              <w:top w:val="single" w:color="D8D2C6" w:sz="4"/>
+              <w:left w:val="single" w:color="D8D2C6" w:sz="4"/>
+              <w:bottom w:val="single" w:color="D8D2C6" w:sz="4"/>
+              <w:right w:val="single" w:color="D8D2C6" w:sz="4"/>
+            </w:tcBorders>
+            <w:tcMar>
+              <w:top w:type="dxa" w:w="90"/>
+              <w:left w:type="dxa" w:w="140"/>
+              <w:bottom w:type="dxa" w:w="90"/>
+              <w:right w:type="dxa" w:w="140"/>
+            </w:tcMar>
+          </w:tcPr>
+          <w:p>
+            <w:pPr>
+              <w:spacing w:after="0" w:line="280"/>
+            </w:pPr>
+            <w:r>
+              <w:rPr>
+                <w:rFonts w:ascii="Calibri" w:cs="Calibri" w:eastAsia="Calibri" w:hAnsi="Calibri"/>
+                <w:b/>
+                <w:bCs/>
+                <w:color w:val="20242C"/>
+                <w:sz w:val="21"/>
+                <w:szCs w:val="21"/>
+              </w:rPr>
+              <w:t xml:space="preserve">Open decisions</w:t>
+            </w:r>
+          </w:p>
+        </w:tc>
+        <w:tc>
+          <w:tcPr>
+            <w:tcW w:type="dxa" w:w="6760"/>
+            <w:tcBorders>
+              <w:top w:val="single" w:color="D8D2C6" w:sz="4"/>
+              <w:left w:val="single" w:color="D8D2C6" w:sz="4"/>
+              <w:bottom w:val="single" w:color="D8D2C6" w:sz="4"/>
+              <w:right w:val="single" w:color="D8D2C6" w:sz="4"/>
+            </w:tcBorders>
+            <w:tcMar>
+              <w:top w:type="dxa" w:w="90"/>
+              <w:left w:type="dxa" w:w="140"/>
+              <w:bottom w:type="dxa" w:w="90"/>
+              <w:right w:type="dxa" w:w="140"/>
+            </w:tcMar>
+          </w:tcPr>
+          <w:p>
+            <w:pPr>
+              <w:spacing w:after="0" w:line="280"/>
+            </w:pPr>
+            <w:r>
+              <w:rPr>
+                <w:rFonts w:ascii="Calibri" w:cs="Calibri" w:eastAsia="Calibri" w:hAnsi="Calibri"/>
+                <w:b w:val="false"/>
+                <w:bCs w:val="false"/>
+                <w:color w:val="20242C"/>
+                <w:sz w:val="21"/>
+                <w:szCs w:val="21"/>
+              </w:rPr>
+              <w:t xml:space="preserve">None. Both previous decisions are resolved and recorded below.</w:t>
+            </w:r>
+          </w:p>
+        </w:tc>
+      </w:tr>
+      <w:tr>
+        <w:trPr>
+          <w:cantSplit/>
+          <w:tblHeader w:val="false"/>
+        </w:trPr>
+        <w:tc>
+          <w:tcPr>
+            <w:tcW w:type="dxa" w:w="2600"/>
+            <w:tcBorders>
+              <w:top w:val="single" w:color="D8D2C6" w:sz="4"/>
+              <w:left w:val="single" w:color="D8D2C6" w:sz="4"/>
+              <w:bottom w:val="single" w:color="D8D2C6" w:sz="4"/>
+              <w:right w:val="single" w:color="D8D2C6" w:sz="4"/>
+            </w:tcBorders>
+            <w:tcMar>
+              <w:top w:type="dxa" w:w="90"/>
+              <w:left w:type="dxa" w:w="140"/>
+              <w:bottom w:type="dxa" w:w="90"/>
+              <w:right w:type="dxa" w:w="140"/>
+            </w:tcMar>
+          </w:tcPr>
+          <w:p>
+            <w:pPr>
+              <w:spacing w:after="0" w:line="280"/>
+            </w:pPr>
+            <w:r>
+              <w:rPr>
+                <w:rFonts w:ascii="Calibri" w:cs="Calibri" w:eastAsia="Calibri" w:hAnsi="Calibri"/>
+                <w:b/>
+                <w:bCs/>
+                <w:color w:val="20242C"/>
+                <w:sz w:val="21"/>
+                <w:szCs w:val="21"/>
+              </w:rPr>
+              <w:t xml:space="preserve">Related work</w:t>
+            </w:r>
+          </w:p>
+        </w:tc>
+        <w:tc>
+          <w:tcPr>
+            <w:tcW w:type="dxa" w:w="6760"/>
+            <w:tcBorders>
+              <w:top w:val="single" w:color="D8D2C6" w:sz="4"/>
+              <w:left w:val="single" w:color="D8D2C6" w:sz="4"/>
+              <w:bottom w:val="single" w:color="D8D2C6" w:sz="4"/>
+              <w:right w:val="single" w:color="D8D2C6" w:sz="4"/>
+            </w:tcBorders>
+            <w:tcMar>
+              <w:top w:type="dxa" w:w="90"/>
+              <w:left w:type="dxa" w:w="140"/>
+              <w:bottom w:type="dxa" w:w="90"/>
+              <w:right w:type="dxa" w:w="140"/>
+            </w:tcMar>
+          </w:tcPr>
+          <w:p>
+            <w:pPr>
+              <w:spacing w:after="0" w:line="280"/>
+            </w:pPr>
+            <w:r>
+              <w:rPr>
+                <w:rFonts w:ascii="Calibri" w:cs="Calibri" w:eastAsia="Calibri" w:hAnsi="Calibri"/>
+                <w:b w:val="false"/>
+                <w:bCs w:val="false"/>
+                <w:color w:val="20242C"/>
+                <w:sz w:val="21"/>
+                <w:szCs w:val="21"/>
+              </w:rPr>
+              <w:t xml:space="preserve">The LinkedIn banner is separate work outside this package.</w:t>
             </w:r>
           </w:p>
         </w:tc>
@@ -653,7 +797,7 @@
           <w:sz w:val="30"/>
           <w:szCs w:val="30"/>
         </w:rPr>
-        <w:t xml:space="preserve">What this carousel is</w:t>
+        <w:t xml:space="preserve">The final accessibility pass</w:t>
       </w:r>
     </w:p>
     <w:p>
@@ -667,850 +811,7 @@
           <w:sz w:val="22"/>
           <w:szCs w:val="22"/>
         </w:rPr>
-        <w:t xml:space="preserve">The first item in the Featured section of the LinkedIn profile. It introduces the full career portability lens to an experienced professional arriving from one of the posts, then tells them what they will find by following. It is an introduction, not a product advertisement, and it carries no price, link or date.</w:t>
-      </w:r>
-    </w:p>
-    <w:p>
-      <w:pPr>
-        <w:spacing w:after="200" w:line="300"/>
-      </w:pPr>
-      <w:r>
-        <w:rPr>
-          <w:rFonts w:ascii="Calibri" w:cs="Calibri" w:eastAsia="Calibri" w:hAnsi="Calibri"/>
-          <w:color w:val="20242C"/>
-          <w:sz w:val="22"/>
-          <w:szCs w:val="22"/>
-        </w:rPr>
-        <w:t xml:space="preserve">The eight slides run: the opening question, a statement that some experience travels and some does not, then the four questions in order, what travels, what does not, what you can prove and what you must relearn, then the boundary that adjacent experience is not automatic qualification, and finally the navy closing slide with the Follow line.</w:t>
-      </w:r>
-    </w:p>
-    <w:p>
-      <w:pPr>
-        <w:pStyle w:val="Heading1"/>
-        <w:spacing w:after="140" w:before="360"/>
-      </w:pPr>
-      <w:r>
-        <w:rPr>
-          <w:rFonts w:ascii="Calibri" w:cs="Calibri" w:eastAsia="Calibri" w:hAnsi="Calibri"/>
-          <w:b/>
-          <w:bCs/>
-          <w:color w:val="112345"/>
-          <w:sz w:val="30"/>
-          <w:szCs w:val="30"/>
-        </w:rPr>
-        <w:t xml:space="preserve">What was delivered</w:t>
-      </w:r>
-    </w:p>
-    <w:p>
-      <w:pPr>
-        <w:spacing w:after="140" w:line="300"/>
-      </w:pPr>
-      <w:r>
-        <w:rPr>
-          <w:rFonts w:ascii="Calibri" w:cs="Calibri" w:eastAsia="Calibri" w:hAnsi="Calibri"/>
-          <w:color w:val="20242C"/>
-          <w:sz w:val="22"/>
-          <w:szCs w:val="22"/>
-        </w:rPr>
-        <w:t xml:space="preserve">Everything sits in the repository at linkedin-start-here-carousel/.</w:t>
-      </w:r>
-    </w:p>
-    <w:tbl>
-      <w:tblPr>
-        <w:tblW w:type="dxa" w:w="9360"/>
-        <w:tblBorders>
-          <w:top w:val="single" w:color="auto" w:sz="4"/>
-          <w:left w:val="single" w:color="auto" w:sz="4"/>
-          <w:bottom w:val="single" w:color="auto" w:sz="4"/>
-          <w:right w:val="single" w:color="auto" w:sz="4"/>
-          <w:insideH w:val="single" w:color="auto" w:sz="4"/>
-          <w:insideV w:val="single" w:color="auto" w:sz="4"/>
-        </w:tblBorders>
-      </w:tblPr>
-      <w:tblGrid>
-        <w:gridCol w:w="4060"/>
-        <w:gridCol w:w="5300"/>
-      </w:tblGrid>
-      <w:tr>
-        <w:trPr>
-          <w:cantSplit/>
-          <w:tblHeader/>
-        </w:trPr>
-        <w:tc>
-          <w:tcPr>
-            <w:tcW w:type="dxa" w:w="4060"/>
-            <w:tcBorders>
-              <w:top w:val="single" w:color="D8D2C6" w:sz="4"/>
-              <w:left w:val="single" w:color="D8D2C6" w:sz="4"/>
-              <w:bottom w:val="single" w:color="D8D2C6" w:sz="4"/>
-              <w:right w:val="single" w:color="D8D2C6" w:sz="4"/>
-            </w:tcBorders>
-            <w:shd w:fill="F5F1E8" w:color="auto" w:val="clear"/>
-            <w:tcMar>
-              <w:top w:type="dxa" w:w="90"/>
-              <w:left w:type="dxa" w:w="140"/>
-              <w:bottom w:type="dxa" w:w="90"/>
-              <w:right w:type="dxa" w:w="140"/>
-            </w:tcMar>
-          </w:tcPr>
-          <w:p>
-            <w:pPr>
-              <w:spacing w:after="0" w:line="280"/>
-            </w:pPr>
-            <w:r>
-              <w:rPr>
-                <w:rFonts w:ascii="Calibri" w:cs="Calibri" w:eastAsia="Calibri" w:hAnsi="Calibri"/>
-                <w:b/>
-                <w:bCs/>
-                <w:color w:val="112345"/>
-                <w:sz w:val="21"/>
-                <w:szCs w:val="21"/>
-              </w:rPr>
-              <w:t xml:space="preserve">File</w:t>
-            </w:r>
-          </w:p>
-        </w:tc>
-        <w:tc>
-          <w:tcPr>
-            <w:tcW w:type="dxa" w:w="5300"/>
-            <w:tcBorders>
-              <w:top w:val="single" w:color="D8D2C6" w:sz="4"/>
-              <w:left w:val="single" w:color="D8D2C6" w:sz="4"/>
-              <w:bottom w:val="single" w:color="D8D2C6" w:sz="4"/>
-              <w:right w:val="single" w:color="D8D2C6" w:sz="4"/>
-            </w:tcBorders>
-            <w:shd w:fill="F5F1E8" w:color="auto" w:val="clear"/>
-            <w:tcMar>
-              <w:top w:type="dxa" w:w="90"/>
-              <w:left w:type="dxa" w:w="140"/>
-              <w:bottom w:type="dxa" w:w="90"/>
-              <w:right w:type="dxa" w:w="140"/>
-            </w:tcMar>
-          </w:tcPr>
-          <w:p>
-            <w:pPr>
-              <w:spacing w:after="0" w:line="280"/>
-            </w:pPr>
-            <w:r>
-              <w:rPr>
-                <w:rFonts w:ascii="Calibri" w:cs="Calibri" w:eastAsia="Calibri" w:hAnsi="Calibri"/>
-                <w:b/>
-                <w:bCs/>
-                <w:color w:val="112345"/>
-                <w:sz w:val="21"/>
-                <w:szCs w:val="21"/>
-              </w:rPr>
-              <w:t xml:space="preserve">What it is</w:t>
-            </w:r>
-          </w:p>
-        </w:tc>
-      </w:tr>
-      <w:tr>
-        <w:trPr>
-          <w:cantSplit/>
-          <w:tblHeader w:val="false"/>
-        </w:trPr>
-        <w:tc>
-          <w:tcPr>
-            <w:tcW w:type="dxa" w:w="4060"/>
-            <w:tcBorders>
-              <w:top w:val="single" w:color="D8D2C6" w:sz="4"/>
-              <w:left w:val="single" w:color="D8D2C6" w:sz="4"/>
-              <w:bottom w:val="single" w:color="D8D2C6" w:sz="4"/>
-              <w:right w:val="single" w:color="D8D2C6" w:sz="4"/>
-            </w:tcBorders>
-            <w:tcMar>
-              <w:top w:type="dxa" w:w="90"/>
-              <w:left w:type="dxa" w:w="140"/>
-              <w:bottom w:type="dxa" w:w="90"/>
-              <w:right w:type="dxa" w:w="140"/>
-            </w:tcMar>
-          </w:tcPr>
-          <w:p>
-            <w:pPr>
-              <w:spacing w:after="0" w:line="280"/>
-            </w:pPr>
-            <w:r>
-              <w:rPr>
-                <w:rFonts w:ascii="Calibri" w:cs="Calibri" w:eastAsia="Calibri" w:hAnsi="Calibri"/>
-                <w:b/>
-                <w:bCs/>
-                <w:color w:val="20242C"/>
-                <w:sz w:val="21"/>
-                <w:szCs w:val="21"/>
-              </w:rPr>
-              <w:t xml:space="preserve">LinkedIn_Start_Here_Capability_Formation_V2.pdf</w:t>
-            </w:r>
-          </w:p>
-        </w:tc>
-        <w:tc>
-          <w:tcPr>
-            <w:tcW w:type="dxa" w:w="5300"/>
-            <w:tcBorders>
-              <w:top w:val="single" w:color="D8D2C6" w:sz="4"/>
-              <w:left w:val="single" w:color="D8D2C6" w:sz="4"/>
-              <w:bottom w:val="single" w:color="D8D2C6" w:sz="4"/>
-              <w:right w:val="single" w:color="D8D2C6" w:sz="4"/>
-            </w:tcBorders>
-            <w:tcMar>
-              <w:top w:type="dxa" w:w="90"/>
-              <w:left w:type="dxa" w:w="140"/>
-              <w:bottom w:type="dxa" w:w="90"/>
-              <w:right w:type="dxa" w:w="140"/>
-            </w:tcMar>
-          </w:tcPr>
-          <w:p>
-            <w:pPr>
-              <w:spacing w:after="0" w:line="280"/>
-            </w:pPr>
-            <w:r>
-              <w:rPr>
-                <w:rFonts w:ascii="Calibri" w:cs="Calibri" w:eastAsia="Calibri" w:hAnsi="Calibri"/>
-                <w:b w:val="false"/>
-                <w:bCs w:val="false"/>
-                <w:color w:val="20242C"/>
-                <w:sz w:val="21"/>
-                <w:szCs w:val="21"/>
-              </w:rPr>
-              <w:t xml:space="preserve">The upload file. Eight pages, vector text, 810 by 1013 points.</w:t>
-            </w:r>
-          </w:p>
-        </w:tc>
-      </w:tr>
-      <w:tr>
-        <w:trPr>
-          <w:cantSplit/>
-          <w:tblHeader w:val="false"/>
-        </w:trPr>
-        <w:tc>
-          <w:tcPr>
-            <w:tcW w:type="dxa" w:w="4060"/>
-            <w:tcBorders>
-              <w:top w:val="single" w:color="D8D2C6" w:sz="4"/>
-              <w:left w:val="single" w:color="D8D2C6" w:sz="4"/>
-              <w:bottom w:val="single" w:color="D8D2C6" w:sz="4"/>
-              <w:right w:val="single" w:color="D8D2C6" w:sz="4"/>
-            </w:tcBorders>
-            <w:tcMar>
-              <w:top w:type="dxa" w:w="90"/>
-              <w:left w:type="dxa" w:w="140"/>
-              <w:bottom w:type="dxa" w:w="90"/>
-              <w:right w:type="dxa" w:w="140"/>
-            </w:tcMar>
-          </w:tcPr>
-          <w:p>
-            <w:pPr>
-              <w:spacing w:after="0" w:line="280"/>
-            </w:pPr>
-            <w:r>
-              <w:rPr>
-                <w:rFonts w:ascii="Calibri" w:cs="Calibri" w:eastAsia="Calibri" w:hAnsi="Calibri"/>
-                <w:b/>
-                <w:bCs/>
-                <w:color w:val="20242C"/>
-                <w:sz w:val="21"/>
-                <w:szCs w:val="21"/>
-              </w:rPr>
-              <w:t xml:space="preserve">slides/slide-01.png to slide-08.png</w:t>
-            </w:r>
-          </w:p>
-        </w:tc>
-        <w:tc>
-          <w:tcPr>
-            <w:tcW w:type="dxa" w:w="5300"/>
-            <w:tcBorders>
-              <w:top w:val="single" w:color="D8D2C6" w:sz="4"/>
-              <w:left w:val="single" w:color="D8D2C6" w:sz="4"/>
-              <w:bottom w:val="single" w:color="D8D2C6" w:sz="4"/>
-              <w:right w:val="single" w:color="D8D2C6" w:sz="4"/>
-            </w:tcBorders>
-            <w:tcMar>
-              <w:top w:type="dxa" w:w="90"/>
-              <w:left w:type="dxa" w:w="140"/>
-              <w:bottom w:type="dxa" w:w="90"/>
-              <w:right w:type="dxa" w:w="140"/>
-            </w:tcMar>
-          </w:tcPr>
-          <w:p>
-            <w:pPr>
-              <w:spacing w:after="0" w:line="280"/>
-            </w:pPr>
-            <w:r>
-              <w:rPr>
-                <w:rFonts w:ascii="Calibri" w:cs="Calibri" w:eastAsia="Calibri" w:hAnsi="Calibri"/>
-                <w:b w:val="false"/>
-                <w:bCs w:val="false"/>
-                <w:color w:val="20242C"/>
-                <w:sz w:val="21"/>
-                <w:szCs w:val="21"/>
-              </w:rPr>
-              <w:t xml:space="preserve">One preview per slide at 1080 by 1350.</w:t>
-            </w:r>
-          </w:p>
-        </w:tc>
-      </w:tr>
-      <w:tr>
-        <w:trPr>
-          <w:cantSplit/>
-          <w:tblHeader w:val="false"/>
-        </w:trPr>
-        <w:tc>
-          <w:tcPr>
-            <w:tcW w:type="dxa" w:w="4060"/>
-            <w:tcBorders>
-              <w:top w:val="single" w:color="D8D2C6" w:sz="4"/>
-              <w:left w:val="single" w:color="D8D2C6" w:sz="4"/>
-              <w:bottom w:val="single" w:color="D8D2C6" w:sz="4"/>
-              <w:right w:val="single" w:color="D8D2C6" w:sz="4"/>
-            </w:tcBorders>
-            <w:tcMar>
-              <w:top w:type="dxa" w:w="90"/>
-              <w:left w:type="dxa" w:w="140"/>
-              <w:bottom w:type="dxa" w:w="90"/>
-              <w:right w:type="dxa" w:w="140"/>
-            </w:tcMar>
-          </w:tcPr>
-          <w:p>
-            <w:pPr>
-              <w:spacing w:after="0" w:line="280"/>
-            </w:pPr>
-            <w:r>
-              <w:rPr>
-                <w:rFonts w:ascii="Calibri" w:cs="Calibri" w:eastAsia="Calibri" w:hAnsi="Calibri"/>
-                <w:b/>
-                <w:bCs/>
-                <w:color w:val="20242C"/>
-                <w:sz w:val="21"/>
-                <w:szCs w:val="21"/>
-              </w:rPr>
-              <w:t xml:space="preserve">contact-sheet.png</w:t>
-            </w:r>
-          </w:p>
-        </w:tc>
-        <w:tc>
-          <w:tcPr>
-            <w:tcW w:type="dxa" w:w="5300"/>
-            <w:tcBorders>
-              <w:top w:val="single" w:color="D8D2C6" w:sz="4"/>
-              <w:left w:val="single" w:color="D8D2C6" w:sz="4"/>
-              <w:bottom w:val="single" w:color="D8D2C6" w:sz="4"/>
-              <w:right w:val="single" w:color="D8D2C6" w:sz="4"/>
-            </w:tcBorders>
-            <w:tcMar>
-              <w:top w:type="dxa" w:w="90"/>
-              <w:left w:type="dxa" w:w="140"/>
-              <w:bottom w:type="dxa" w:w="90"/>
-              <w:right w:type="dxa" w:w="140"/>
-            </w:tcMar>
-          </w:tcPr>
-          <w:p>
-            <w:pPr>
-              <w:spacing w:after="0" w:line="280"/>
-            </w:pPr>
-            <w:r>
-              <w:rPr>
-                <w:rFonts w:ascii="Calibri" w:cs="Calibri" w:eastAsia="Calibri" w:hAnsi="Calibri"/>
-                <w:b w:val="false"/>
-                <w:bCs w:val="false"/>
-                <w:color w:val="20242C"/>
-                <w:sz w:val="21"/>
-                <w:szCs w:val="21"/>
-              </w:rPr>
-              <w:t xml:space="preserve">All eight slides in order.</w:t>
-            </w:r>
-          </w:p>
-        </w:tc>
-      </w:tr>
-      <w:tr>
-        <w:trPr>
-          <w:cantSplit/>
-          <w:tblHeader w:val="false"/>
-        </w:trPr>
-        <w:tc>
-          <w:tcPr>
-            <w:tcW w:type="dxa" w:w="4060"/>
-            <w:tcBorders>
-              <w:top w:val="single" w:color="D8D2C6" w:sz="4"/>
-              <w:left w:val="single" w:color="D8D2C6" w:sz="4"/>
-              <w:bottom w:val="single" w:color="D8D2C6" w:sz="4"/>
-              <w:right w:val="single" w:color="D8D2C6" w:sz="4"/>
-            </w:tcBorders>
-            <w:tcMar>
-              <w:top w:type="dxa" w:w="90"/>
-              <w:left w:type="dxa" w:w="140"/>
-              <w:bottom w:type="dxa" w:w="90"/>
-              <w:right w:type="dxa" w:w="140"/>
-            </w:tcMar>
-          </w:tcPr>
-          <w:p>
-            <w:pPr>
-              <w:spacing w:after="0" w:line="280"/>
-            </w:pPr>
-            <w:r>
-              <w:rPr>
-                <w:rFonts w:ascii="Calibri" w:cs="Calibri" w:eastAsia="Calibri" w:hAnsi="Calibri"/>
-                <w:b/>
-                <w:bCs/>
-                <w:color w:val="20242C"/>
-                <w:sz w:val="21"/>
-                <w:szCs w:val="21"/>
-              </w:rPr>
-              <w:t xml:space="preserve">START_HERE_Carousel_Report.docx</w:t>
-            </w:r>
-          </w:p>
-        </w:tc>
-        <w:tc>
-          <w:tcPr>
-            <w:tcW w:type="dxa" w:w="5300"/>
-            <w:tcBorders>
-              <w:top w:val="single" w:color="D8D2C6" w:sz="4"/>
-              <w:left w:val="single" w:color="D8D2C6" w:sz="4"/>
-              <w:bottom w:val="single" w:color="D8D2C6" w:sz="4"/>
-              <w:right w:val="single" w:color="D8D2C6" w:sz="4"/>
-            </w:tcBorders>
-            <w:tcMar>
-              <w:top w:type="dxa" w:w="90"/>
-              <w:left w:type="dxa" w:w="140"/>
-              <w:bottom w:type="dxa" w:w="90"/>
-              <w:right w:type="dxa" w:w="140"/>
-            </w:tcMar>
-          </w:tcPr>
-          <w:p>
-            <w:pPr>
-              <w:spacing w:after="0" w:line="280"/>
-            </w:pPr>
-            <w:r>
-              <w:rPr>
-                <w:rFonts w:ascii="Calibri" w:cs="Calibri" w:eastAsia="Calibri" w:hAnsi="Calibri"/>
-                <w:b w:val="false"/>
-                <w:bCs w:val="false"/>
-                <w:color w:val="20242C"/>
-                <w:sz w:val="21"/>
-                <w:szCs w:val="21"/>
-              </w:rPr>
-              <w:t xml:space="preserve">This document.</w:t>
-            </w:r>
-          </w:p>
-        </w:tc>
-      </w:tr>
-      <w:tr>
-        <w:trPr>
-          <w:cantSplit/>
-          <w:tblHeader w:val="false"/>
-        </w:trPr>
-        <w:tc>
-          <w:tcPr>
-            <w:tcW w:type="dxa" w:w="4060"/>
-            <w:tcBorders>
-              <w:top w:val="single" w:color="D8D2C6" w:sz="4"/>
-              <w:left w:val="single" w:color="D8D2C6" w:sz="4"/>
-              <w:bottom w:val="single" w:color="D8D2C6" w:sz="4"/>
-              <w:right w:val="single" w:color="D8D2C6" w:sz="4"/>
-            </w:tcBorders>
-            <w:tcMar>
-              <w:top w:type="dxa" w:w="90"/>
-              <w:left w:type="dxa" w:w="140"/>
-              <w:bottom w:type="dxa" w:w="90"/>
-              <w:right w:type="dxa" w:w="140"/>
-            </w:tcMar>
-          </w:tcPr>
-          <w:p>
-            <w:pPr>
-              <w:spacing w:after="0" w:line="280"/>
-            </w:pPr>
-            <w:r>
-              <w:rPr>
-                <w:rFonts w:ascii="Calibri" w:cs="Calibri" w:eastAsia="Calibri" w:hAnsi="Calibri"/>
-                <w:b/>
-                <w:bCs/>
-                <w:color w:val="20242C"/>
-                <w:sz w:val="21"/>
-                <w:szCs w:val="21"/>
-              </w:rPr>
-              <w:t xml:space="preserve">source/copy.json</w:t>
-            </w:r>
-          </w:p>
-        </w:tc>
-        <w:tc>
-          <w:tcPr>
-            <w:tcW w:type="dxa" w:w="5300"/>
-            <w:tcBorders>
-              <w:top w:val="single" w:color="D8D2C6" w:sz="4"/>
-              <w:left w:val="single" w:color="D8D2C6" w:sz="4"/>
-              <w:bottom w:val="single" w:color="D8D2C6" w:sz="4"/>
-              <w:right w:val="single" w:color="D8D2C6" w:sz="4"/>
-            </w:tcBorders>
-            <w:tcMar>
-              <w:top w:type="dxa" w:w="90"/>
-              <w:left w:type="dxa" w:w="140"/>
-              <w:bottom w:type="dxa" w:w="90"/>
-              <w:right w:type="dxa" w:w="140"/>
-            </w:tcMar>
-          </w:tcPr>
-          <w:p>
-            <w:pPr>
-              <w:spacing w:after="0" w:line="280"/>
-            </w:pPr>
-            <w:r>
-              <w:rPr>
-                <w:rFonts w:ascii="Calibri" w:cs="Calibri" w:eastAsia="Calibri" w:hAnsi="Calibri"/>
-                <w:b w:val="false"/>
-                <w:bCs w:val="false"/>
-                <w:color w:val="20242C"/>
-                <w:sz w:val="21"/>
-                <w:szCs w:val="21"/>
-              </w:rPr>
-              <w:t xml:space="preserve">Editable copy, exactly as supplied in the brief.</w:t>
-            </w:r>
-          </w:p>
-        </w:tc>
-      </w:tr>
-      <w:tr>
-        <w:trPr>
-          <w:cantSplit/>
-          <w:tblHeader w:val="false"/>
-        </w:trPr>
-        <w:tc>
-          <w:tcPr>
-            <w:tcW w:type="dxa" w:w="4060"/>
-            <w:tcBorders>
-              <w:top w:val="single" w:color="D8D2C6" w:sz="4"/>
-              <w:left w:val="single" w:color="D8D2C6" w:sz="4"/>
-              <w:bottom w:val="single" w:color="D8D2C6" w:sz="4"/>
-              <w:right w:val="single" w:color="D8D2C6" w:sz="4"/>
-            </w:tcBorders>
-            <w:tcMar>
-              <w:top w:type="dxa" w:w="90"/>
-              <w:left w:type="dxa" w:w="140"/>
-              <w:bottom w:type="dxa" w:w="90"/>
-              <w:right w:type="dxa" w:w="140"/>
-            </w:tcMar>
-          </w:tcPr>
-          <w:p>
-            <w:pPr>
-              <w:spacing w:after="0" w:line="280"/>
-            </w:pPr>
-            <w:r>
-              <w:rPr>
-                <w:rFonts w:ascii="Calibri" w:cs="Calibri" w:eastAsia="Calibri" w:hAnsi="Calibri"/>
-                <w:b/>
-                <w:bCs/>
-                <w:color w:val="20242C"/>
-                <w:sz w:val="21"/>
-                <w:szCs w:val="21"/>
-              </w:rPr>
-              <w:t xml:space="preserve">source/carousel.html</w:t>
-            </w:r>
-          </w:p>
-        </w:tc>
-        <w:tc>
-          <w:tcPr>
-            <w:tcW w:type="dxa" w:w="5300"/>
-            <w:tcBorders>
-              <w:top w:val="single" w:color="D8D2C6" w:sz="4"/>
-              <w:left w:val="single" w:color="D8D2C6" w:sz="4"/>
-              <w:bottom w:val="single" w:color="D8D2C6" w:sz="4"/>
-              <w:right w:val="single" w:color="D8D2C6" w:sz="4"/>
-            </w:tcBorders>
-            <w:tcMar>
-              <w:top w:type="dxa" w:w="90"/>
-              <w:left w:type="dxa" w:w="140"/>
-              <w:bottom w:type="dxa" w:w="90"/>
-              <w:right w:type="dxa" w:w="140"/>
-            </w:tcMar>
-          </w:tcPr>
-          <w:p>
-            <w:pPr>
-              <w:spacing w:after="0" w:line="280"/>
-            </w:pPr>
-            <w:r>
-              <w:rPr>
-                <w:rFonts w:ascii="Calibri" w:cs="Calibri" w:eastAsia="Calibri" w:hAnsi="Calibri"/>
-                <w:b w:val="false"/>
-                <w:bCs w:val="false"/>
-                <w:color w:val="20242C"/>
-                <w:sz w:val="21"/>
-                <w:szCs w:val="21"/>
-              </w:rPr>
-              <w:t xml:space="preserve">Editable layout. Live DOM text, no outlined type.</w:t>
-            </w:r>
-          </w:p>
-        </w:tc>
-      </w:tr>
-      <w:tr>
-        <w:trPr>
-          <w:cantSplit/>
-          <w:tblHeader w:val="false"/>
-        </w:trPr>
-        <w:tc>
-          <w:tcPr>
-            <w:tcW w:type="dxa" w:w="4060"/>
-            <w:tcBorders>
-              <w:top w:val="single" w:color="D8D2C6" w:sz="4"/>
-              <w:left w:val="single" w:color="D8D2C6" w:sz="4"/>
-              <w:bottom w:val="single" w:color="D8D2C6" w:sz="4"/>
-              <w:right w:val="single" w:color="D8D2C6" w:sz="4"/>
-            </w:tcBorders>
-            <w:tcMar>
-              <w:top w:type="dxa" w:w="90"/>
-              <w:left w:type="dxa" w:w="140"/>
-              <w:bottom w:type="dxa" w:w="90"/>
-              <w:right w:type="dxa" w:w="140"/>
-            </w:tcMar>
-          </w:tcPr>
-          <w:p>
-            <w:pPr>
-              <w:spacing w:after="0" w:line="280"/>
-            </w:pPr>
-            <w:r>
-              <w:rPr>
-                <w:rFonts w:ascii="Calibri" w:cs="Calibri" w:eastAsia="Calibri" w:hAnsi="Calibri"/>
-                <w:b/>
-                <w:bCs/>
-                <w:color w:val="20242C"/>
-                <w:sz w:val="21"/>
-                <w:szCs w:val="21"/>
-              </w:rPr>
-              <w:t xml:space="preserve">source/build-carousel.mjs</w:t>
-            </w:r>
-          </w:p>
-        </w:tc>
-        <w:tc>
-          <w:tcPr>
-            <w:tcW w:type="dxa" w:w="5300"/>
-            <w:tcBorders>
-              <w:top w:val="single" w:color="D8D2C6" w:sz="4"/>
-              <w:left w:val="single" w:color="D8D2C6" w:sz="4"/>
-              <w:bottom w:val="single" w:color="D8D2C6" w:sz="4"/>
-              <w:right w:val="single" w:color="D8D2C6" w:sz="4"/>
-            </w:tcBorders>
-            <w:tcMar>
-              <w:top w:type="dxa" w:w="90"/>
-              <w:left w:type="dxa" w:w="140"/>
-              <w:bottom w:type="dxa" w:w="90"/>
-              <w:right w:type="dxa" w:w="140"/>
-            </w:tcMar>
-          </w:tcPr>
-          <w:p>
-            <w:pPr>
-              <w:spacing w:after="0" w:line="280"/>
-            </w:pPr>
-            <w:r>
-              <w:rPr>
-                <w:rFonts w:ascii="Calibri" w:cs="Calibri" w:eastAsia="Calibri" w:hAnsi="Calibri"/>
-                <w:b w:val="false"/>
-                <w:bCs w:val="false"/>
-                <w:color w:val="20242C"/>
-                <w:sz w:val="21"/>
-                <w:szCs w:val="21"/>
-              </w:rPr>
-              <w:t xml:space="preserve">Renders the PNGs, the PDF and the contact sheet.</w:t>
-            </w:r>
-          </w:p>
-        </w:tc>
-      </w:tr>
-      <w:tr>
-        <w:trPr>
-          <w:cantSplit/>
-          <w:tblHeader w:val="false"/>
-        </w:trPr>
-        <w:tc>
-          <w:tcPr>
-            <w:tcW w:type="dxa" w:w="4060"/>
-            <w:tcBorders>
-              <w:top w:val="single" w:color="D8D2C6" w:sz="4"/>
-              <w:left w:val="single" w:color="D8D2C6" w:sz="4"/>
-              <w:bottom w:val="single" w:color="D8D2C6" w:sz="4"/>
-              <w:right w:val="single" w:color="D8D2C6" w:sz="4"/>
-            </w:tcBorders>
-            <w:tcMar>
-              <w:top w:type="dxa" w:w="90"/>
-              <w:left w:type="dxa" w:w="140"/>
-              <w:bottom w:type="dxa" w:w="90"/>
-              <w:right w:type="dxa" w:w="140"/>
-            </w:tcMar>
-          </w:tcPr>
-          <w:p>
-            <w:pPr>
-              <w:spacing w:after="0" w:line="280"/>
-            </w:pPr>
-            <w:r>
-              <w:rPr>
-                <w:rFonts w:ascii="Calibri" w:cs="Calibri" w:eastAsia="Calibri" w:hAnsi="Calibri"/>
-                <w:b/>
-                <w:bCs/>
-                <w:color w:val="20242C"/>
-                <w:sz w:val="21"/>
-                <w:szCs w:val="21"/>
-              </w:rPr>
-              <w:t xml:space="preserve">source/verify-carousel.mjs</w:t>
-            </w:r>
-          </w:p>
-        </w:tc>
-        <w:tc>
-          <w:tcPr>
-            <w:tcW w:type="dxa" w:w="5300"/>
-            <w:tcBorders>
-              <w:top w:val="single" w:color="D8D2C6" w:sz="4"/>
-              <w:left w:val="single" w:color="D8D2C6" w:sz="4"/>
-              <w:bottom w:val="single" w:color="D8D2C6" w:sz="4"/>
-              <w:right w:val="single" w:color="D8D2C6" w:sz="4"/>
-            </w:tcBorders>
-            <w:tcMar>
-              <w:top w:type="dxa" w:w="90"/>
-              <w:left w:type="dxa" w:w="140"/>
-              <w:bottom w:type="dxa" w:w="90"/>
-              <w:right w:type="dxa" w:w="140"/>
-            </w:tcMar>
-          </w:tcPr>
-          <w:p>
-            <w:pPr>
-              <w:spacing w:after="0" w:line="280"/>
-            </w:pPr>
-            <w:r>
-              <w:rPr>
-                <w:rFonts w:ascii="Calibri" w:cs="Calibri" w:eastAsia="Calibri" w:hAnsi="Calibri"/>
-                <w:b w:val="false"/>
-                <w:bCs w:val="false"/>
-                <w:color w:val="20242C"/>
-                <w:sz w:val="21"/>
-                <w:szCs w:val="21"/>
-              </w:rPr>
-              <w:t xml:space="preserve">The quality gate.</w:t>
-            </w:r>
-          </w:p>
-        </w:tc>
-      </w:tr>
-      <w:tr>
-        <w:trPr>
-          <w:cantSplit/>
-          <w:tblHeader w:val="false"/>
-        </w:trPr>
-        <w:tc>
-          <w:tcPr>
-            <w:tcW w:type="dxa" w:w="4060"/>
-            <w:tcBorders>
-              <w:top w:val="single" w:color="D8D2C6" w:sz="4"/>
-              <w:left w:val="single" w:color="D8D2C6" w:sz="4"/>
-              <w:bottom w:val="single" w:color="D8D2C6" w:sz="4"/>
-              <w:right w:val="single" w:color="D8D2C6" w:sz="4"/>
-            </w:tcBorders>
-            <w:tcMar>
-              <w:top w:type="dxa" w:w="90"/>
-              <w:left w:type="dxa" w:w="140"/>
-              <w:bottom w:type="dxa" w:w="90"/>
-              <w:right w:type="dxa" w:w="140"/>
-            </w:tcMar>
-          </w:tcPr>
-          <w:p>
-            <w:pPr>
-              <w:spacing w:after="0" w:line="280"/>
-            </w:pPr>
-            <w:r>
-              <w:rPr>
-                <w:rFonts w:ascii="Calibri" w:cs="Calibri" w:eastAsia="Calibri" w:hAnsi="Calibri"/>
-                <w:b/>
-                <w:bCs/>
-                <w:color w:val="20242C"/>
-                <w:sz w:val="21"/>
-                <w:szCs w:val="21"/>
-              </w:rPr>
-              <w:t xml:space="preserve">source/build-report.js</w:t>
-            </w:r>
-          </w:p>
-        </w:tc>
-        <w:tc>
-          <w:tcPr>
-            <w:tcW w:type="dxa" w:w="5300"/>
-            <w:tcBorders>
-              <w:top w:val="single" w:color="D8D2C6" w:sz="4"/>
-              <w:left w:val="single" w:color="D8D2C6" w:sz="4"/>
-              <w:bottom w:val="single" w:color="D8D2C6" w:sz="4"/>
-              <w:right w:val="single" w:color="D8D2C6" w:sz="4"/>
-            </w:tcBorders>
-            <w:tcMar>
-              <w:top w:type="dxa" w:w="90"/>
-              <w:left w:type="dxa" w:w="140"/>
-              <w:bottom w:type="dxa" w:w="90"/>
-              <w:right w:type="dxa" w:w="140"/>
-            </w:tcMar>
-          </w:tcPr>
-          <w:p>
-            <w:pPr>
-              <w:spacing w:after="0" w:line="280"/>
-            </w:pPr>
-            <w:r>
-              <w:rPr>
-                <w:rFonts w:ascii="Calibri" w:cs="Calibri" w:eastAsia="Calibri" w:hAnsi="Calibri"/>
-                <w:b w:val="false"/>
-                <w:bCs w:val="false"/>
-                <w:color w:val="20242C"/>
-                <w:sz w:val="21"/>
-                <w:szCs w:val="21"/>
-              </w:rPr>
-              <w:t xml:space="preserve">Regenerates this document.</w:t>
-            </w:r>
-          </w:p>
-        </w:tc>
-      </w:tr>
-    </w:tbl>
-    <w:p>
-      <w:pPr>
-        <w:spacing w:after="140" w:line="300"/>
-      </w:pPr>
-      <w:r>
-        <w:rPr>
-          <w:rFonts w:ascii="Calibri" w:cs="Calibri" w:eastAsia="Calibri" w:hAnsi="Calibri"/>
-          <w:color w:val="20242C"/>
-          <w:sz w:val="22"/>
-          <w:szCs w:val="22"/>
-        </w:rPr>
-        <w:t xml:space="preserve">Version 1 is kept beside version 2 rather than deleted, so the two can be compared.</w:t>
-      </w:r>
-    </w:p>
-    <w:p>
-      <w:pPr>
-        <w:spacing w:after="200" w:line="300"/>
-      </w:pPr>
-      <w:r>
-        <w:rPr>
-          <w:rFonts w:ascii="Calibri" w:cs="Calibri" w:eastAsia="Calibri" w:hAnsi="Calibri"/>
-          <w:color w:val="20242C"/>
-          <w:sz w:val="22"/>
-          <w:szCs w:val="22"/>
-        </w:rPr>
-        <w:t xml:space="preserve">To rebuild after a copy edit, run build-carousel.mjs and then verify-carousel.mjs.</w:t>
-      </w:r>
-    </w:p>
-    <w:p>
-      <w:pPr>
-        <w:pStyle w:val="Heading1"/>
-        <w:spacing w:after="140" w:before="360"/>
-      </w:pPr>
-      <w:r>
-        <w:rPr>
-          <w:rFonts w:ascii="Calibri" w:cs="Calibri" w:eastAsia="Calibri" w:hAnsi="Calibri"/>
-          <w:b/>
-          <w:bCs/>
-          <w:color w:val="112345"/>
-          <w:sz w:val="30"/>
-          <w:szCs w:val="30"/>
-        </w:rPr>
-        <w:t xml:space="preserve">What changed in version 2</w:t>
-      </w:r>
-    </w:p>
-    <w:p>
-      <w:pPr>
-        <w:spacing w:after="140" w:line="300"/>
-      </w:pPr>
-      <w:r>
-        <w:rPr>
-          <w:rFonts w:ascii="Calibri" w:cs="Calibri" w:eastAsia="Calibri" w:hAnsi="Calibri"/>
-          <w:color w:val="20242C"/>
-          <w:sz w:val="22"/>
-          <w:szCs w:val="22"/>
-        </w:rPr>
-        <w:t xml:space="preserve">Copy only, plus the palette. Structure, typography, portrait, spacing, white space, pagination and hierarchy were left untouched.</w:t>
+        <w:t xml:space="preserve">One correction, applied after approval. It touches colour only. Copy, typography, the portrait, spacing, the eight slide sequence, the call to action and the footer are all untouched.</w:t>
       </w:r>
     </w:p>
     <w:tbl>
@@ -1564,7 +865,7 @@
                 <w:sz w:val="21"/>
                 <w:szCs w:val="21"/>
               </w:rPr>
-              <w:t xml:space="preserve">Slide</w:t>
+              <w:t xml:space="preserve">Element</w:t>
             </w:r>
           </w:p>
         </w:tc>
@@ -1598,7 +899,7 @@
                 <w:sz w:val="21"/>
                 <w:szCs w:val="21"/>
               </w:rPr>
-              <w:t xml:space="preserve">Change</w:t>
+              <w:t xml:space="preserve">Treatment</w:t>
             </w:r>
           </w:p>
         </w:tc>
@@ -1637,7 +938,7 @@
                 <w:sz w:val="21"/>
                 <w:szCs w:val="21"/>
               </w:rPr>
-              <w:t xml:space="preserve">1</w:t>
+              <w:t xml:space="preserve">START HERE label, slide 1</w:t>
             </w:r>
           </w:p>
         </w:tc>
@@ -1670,7 +971,7 @@
                 <w:sz w:val="21"/>
                 <w:szCs w:val="21"/>
               </w:rPr>
-              <w:t xml:space="preserve">Subheading replaced. Now reads Before a career pivot, internal move, or other change in context, ask four questions.</w:t>
+              <w:t xml:space="preserve">Now navy 112345. It was gold on cream at 2.03 to 1 and now reads at 13.8 to 1.</w:t>
             </w:r>
           </w:p>
         </w:tc>
@@ -1709,7 +1010,7 @@
                 <w:sz w:val="21"/>
                 <w:szCs w:val="21"/>
               </w:rPr>
-              <w:t xml:space="preserve">3</w:t>
+              <w:t xml:space="preserve">Page numbers on cream, slides 1 to 7</w:t>
             </w:r>
           </w:p>
         </w:tc>
@@ -1742,7 +1043,7 @@
                 <w:sz w:val="21"/>
                 <w:szCs w:val="21"/>
               </w:rPr>
-              <w:t xml:space="preserve">Body replaced with the four fuller lines, ending These can remain useful when the employer, function, industry, or role changes.</w:t>
+              <w:t xml:space="preserve">Now navy 112345, both the digits inside the ring and the total beside it. Also 13.8 to 1.</w:t>
             </w:r>
           </w:p>
         </w:tc>
@@ -1781,7 +1082,7 @@
                 <w:sz w:val="21"/>
                 <w:szCs w:val="21"/>
               </w:rPr>
-              <w:t xml:space="preserve">4</w:t>
+              <w:t xml:space="preserve">Pagination ring</w:t>
             </w:r>
           </w:p>
         </w:tc>
@@ -1814,7 +1115,7 @@
                 <w:sz w:val="21"/>
                 <w:szCs w:val="21"/>
               </w:rPr>
-              <w:t xml:space="preserve">Body replaced with company-specific systems, relationship-based access and influence, internal language and the assumptions line. Some experience is context-bound keeps its gold ruled serif treatment.</w:t>
+              <w:t xml:space="preserve">Unchanged, gold C9A84C on every slide. It is part of the preserved pagination system, not a new decorative element.</w:t>
             </w:r>
           </w:p>
         </w:tc>
@@ -1853,7 +1154,7 @@
                 <w:sz w:val="21"/>
                 <w:szCs w:val="21"/>
               </w:rPr>
-              <w:t xml:space="preserve">6</w:t>
+              <w:t xml:space="preserve">Section numerals 01 to 04</w:t>
             </w:r>
           </w:p>
         </w:tc>
@@ -1886,7 +1187,7 @@
                 <w:sz w:val="21"/>
                 <w:szCs w:val="21"/>
               </w:rPr>
-              <w:t xml:space="preserve">Body set to the exact two sentences supplied, including the comma before and constraints.</w:t>
+              <w:t xml:space="preserve">Unchanged, gold C9A84C. At 96 pixels they are display marks, not reading text.</w:t>
             </w:r>
           </w:p>
         </w:tc>
@@ -1925,7 +1226,7 @@
                 <w:sz w:val="21"/>
                 <w:szCs w:val="21"/>
               </w:rPr>
-              <w:t xml:space="preserve">8</w:t>
+              <w:t xml:space="preserve">Gold rules and the ruled serif line</w:t>
             </w:r>
           </w:p>
         </w:tc>
@@ -1958,7 +1259,7 @@
                 <w:sz w:val="21"/>
                 <w:szCs w:val="21"/>
               </w:rPr>
-              <w:t xml:space="preserve">Paragraph updated. This is the work you will find here is replaced by the Follow line, which keeps the bright yellow serif treatment.</w:t>
+              <w:t xml:space="preserve">Unchanged, gold C9A84C.</w:t>
             </w:r>
           </w:p>
         </w:tc>
@@ -1997,7 +1298,7 @@
                 <w:sz w:val="21"/>
                 <w:szCs w:val="21"/>
               </w:rPr>
-              <w:t xml:space="preserve">All</w:t>
+              <w:t xml:space="preserve">Slide 8 pagination</w:t>
             </w:r>
           </w:p>
         </w:tc>
@@ -2030,7 +1331,79 @@
                 <w:sz w:val="21"/>
                 <w:szCs w:val="21"/>
               </w:rPr>
-              <w:t xml:space="preserve">Every rust rule is now gold. The separate on cream gold used for small labels in version 1 is removed.</w:t>
+              <w:t xml:space="preserve">Unchanged. Gold on navy measures 6.81 to 1, so the approved treatment was kept exactly as it was.</w:t>
+            </w:r>
+          </w:p>
+        </w:tc>
+      </w:tr>
+      <w:tr>
+        <w:trPr>
+          <w:cantSplit/>
+          <w:tblHeader w:val="false"/>
+        </w:trPr>
+        <w:tc>
+          <w:tcPr>
+            <w:tcW w:type="dxa" w:w="2600"/>
+            <w:tcBorders>
+              <w:top w:val="single" w:color="D8D2C6" w:sz="4"/>
+              <w:left w:val="single" w:color="D8D2C6" w:sz="4"/>
+              <w:bottom w:val="single" w:color="D8D2C6" w:sz="4"/>
+              <w:right w:val="single" w:color="D8D2C6" w:sz="4"/>
+            </w:tcBorders>
+            <w:tcMar>
+              <w:top w:type="dxa" w:w="90"/>
+              <w:left w:type="dxa" w:w="140"/>
+              <w:bottom w:type="dxa" w:w="90"/>
+              <w:right w:type="dxa" w:w="140"/>
+            </w:tcMar>
+          </w:tcPr>
+          <w:p>
+            <w:pPr>
+              <w:spacing w:after="0" w:line="280"/>
+            </w:pPr>
+            <w:r>
+              <w:rPr>
+                <w:rFonts w:ascii="Calibri" w:cs="Calibri" w:eastAsia="Calibri" w:hAnsi="Calibri"/>
+                <w:b/>
+                <w:bCs/>
+                <w:color w:val="20242C"/>
+                <w:sz w:val="21"/>
+                <w:szCs w:val="21"/>
+              </w:rPr>
+              <w:t xml:space="preserve">Closing line, slide 8</w:t>
+            </w:r>
+          </w:p>
+        </w:tc>
+        <w:tc>
+          <w:tcPr>
+            <w:tcW w:type="dxa" w:w="6760"/>
+            <w:tcBorders>
+              <w:top w:val="single" w:color="D8D2C6" w:sz="4"/>
+              <w:left w:val="single" w:color="D8D2C6" w:sz="4"/>
+              <w:bottom w:val="single" w:color="D8D2C6" w:sz="4"/>
+              <w:right w:val="single" w:color="D8D2C6" w:sz="4"/>
+            </w:tcBorders>
+            <w:tcMar>
+              <w:top w:type="dxa" w:w="90"/>
+              <w:left w:type="dxa" w:w="140"/>
+              <w:bottom w:type="dxa" w:w="90"/>
+              <w:right w:type="dxa" w:w="140"/>
+            </w:tcMar>
+          </w:tcPr>
+          <w:p>
+            <w:pPr>
+              <w:spacing w:after="0" w:line="280"/>
+            </w:pPr>
+            <w:r>
+              <w:rPr>
+                <w:rFonts w:ascii="Calibri" w:cs="Calibri" w:eastAsia="Calibri" w:hAnsi="Calibri"/>
+                <w:b w:val="false"/>
+                <w:bCs w:val="false"/>
+                <w:color w:val="20242C"/>
+                <w:sz w:val="21"/>
+                <w:szCs w:val="21"/>
+              </w:rPr>
+              <w:t xml:space="preserve">Unchanged, bright yellow F2C44C on navy at 9.46 to 1.</w:t>
             </w:r>
           </w:p>
         </w:tc>
@@ -2038,7 +1411,7 @@
     </w:tbl>
     <w:p>
       <w:pPr>
-        <w:spacing w:after="60" w:line="300"/>
+        <w:spacing w:after="40" w:line="300"/>
       </w:pPr>
       <w:r>
         <w:rPr>
@@ -2048,6 +1421,34 @@
           <w:szCs w:val="22"/>
         </w:rPr>
         <w:t xml:space="preserve"/>
+      </w:r>
+    </w:p>
+    <w:p>
+      <w:pPr>
+        <w:spacing w:after="140" w:line="300"/>
+      </w:pPr>
+      <w:r>
+        <w:rPr>
+          <w:rFonts w:ascii="Calibri" w:cs="Calibri" w:eastAsia="Calibri" w:hAnsi="Calibri"/>
+          <w:color w:val="20242C"/>
+          <w:sz w:val="22"/>
+          <w:szCs w:val="22"/>
+        </w:rPr>
+        <w:t xml:space="preserve">No colour was added. Navy and gold were already in the four value palette, and the ring keeps the gold so the pagination still reads as one system across all eight slides.</w:t>
+      </w:r>
+    </w:p>
+    <w:p>
+      <w:pPr>
+        <w:spacing w:after="200" w:line="300"/>
+      </w:pPr>
+      <w:r>
+        <w:rPr>
+          <w:rFonts w:ascii="Calibri" w:cs="Calibri" w:eastAsia="Calibri" w:hAnsi="Calibri"/>
+          <w:color w:val="20242C"/>
+          <w:sz w:val="22"/>
+          <w:szCs w:val="22"/>
+        </w:rPr>
+        <w:t xml:space="preserve">The change was measured rather than assumed. Comparing the new exports against the previous ones pixel by pixel: slide 8 has zero changed pixels, slides 2 to 7 changed only inside the page number, and slide 1 changed only at the label and the page number. Nothing else on any slide moved.</w:t>
       </w:r>
     </w:p>
     <w:p>
@@ -2064,7 +1465,7 @@
           <w:sz w:val="30"/>
           <w:szCs w:val="30"/>
         </w:rPr>
-        <w:t xml:space="preserve">Design system</w:t>
+        <w:t xml:space="preserve">What this carousel is</w:t>
       </w:r>
     </w:p>
     <w:p>
@@ -2078,12 +1479,12 @@
           <w:sz w:val="22"/>
           <w:szCs w:val="22"/>
         </w:rPr>
-        <w:t xml:space="preserve">Canvas 1080 by 1350 with 96 pixel margins on all four sides. Cream forward, with a single deep navy closing slide.</w:t>
-      </w:r>
-    </w:p>
-    <w:p>
-      <w:pPr>
-        <w:spacing w:after="140" w:line="300"/>
+        <w:t xml:space="preserve">The first item in the Featured section of the LinkedIn profile. It introduces the full career portability lens to an experienced professional arriving from one of the posts, then tells them what they will find by following. It is an introduction, not a product advertisement, and it carries no price, link or date.</w:t>
+      </w:r>
+    </w:p>
+    <w:p>
+      <w:pPr>
+        <w:spacing w:after="200" w:line="300"/>
       </w:pPr>
       <w:r>
         <w:rPr>
@@ -2092,7 +1493,24 @@
           <w:sz w:val="22"/>
           <w:szCs w:val="22"/>
         </w:rPr>
-        <w:t xml:space="preserve">Palette: navy 112345, cream F5F1E8, gold C9A84C for every rule, label, numeral and page number, and the bright warm yellow F2C44C used once, on the closing line. Four values, no fifth colour.</w:t>
+        <w:t xml:space="preserve">The eight slides run: the opening question, a statement that some experience travels and some does not, then the four questions in order, what travels, what does not, what you can prove and what you must relearn, then the boundary that adjacent experience is not automatic qualification, and finally the navy closing slide with the Follow line.</w:t>
+      </w:r>
+    </w:p>
+    <w:p>
+      <w:pPr>
+        <w:pStyle w:val="Heading1"/>
+        <w:spacing w:after="140" w:before="360"/>
+      </w:pPr>
+      <w:r>
+        <w:rPr>
+          <w:rFonts w:ascii="Calibri" w:cs="Calibri" w:eastAsia="Calibri" w:hAnsi="Calibri"/>
+          <w:b/>
+          <w:bCs/>
+          <w:color w:val="112345"/>
+          <w:sz w:val="30"/>
+          <w:szCs w:val="30"/>
+        </w:rPr>
+        <w:t xml:space="preserve">What was delivered</w:t>
       </w:r>
     </w:p>
     <w:p>
@@ -2106,12 +1524,751 @@
           <w:sz w:val="22"/>
           <w:szCs w:val="22"/>
         </w:rPr>
-        <w:t xml:space="preserve">Type is Cormorant Garamond for display and DM Sans for body, labels and navigation. Both are self hosted in the repository and both are the faces the Career Evidence Starter itself uses.</w:t>
-      </w:r>
-    </w:p>
-    <w:p>
-      <w:pPr>
-        <w:spacing w:after="140" w:line="300"/>
+        <w:t xml:space="preserve">Everything sits in the repository at linkedin-start-here-carousel/.</w:t>
+      </w:r>
+    </w:p>
+    <w:tbl>
+      <w:tblPr>
+        <w:tblW w:type="dxa" w:w="9360"/>
+        <w:tblBorders>
+          <w:top w:val="single" w:color="auto" w:sz="4"/>
+          <w:left w:val="single" w:color="auto" w:sz="4"/>
+          <w:bottom w:val="single" w:color="auto" w:sz="4"/>
+          <w:right w:val="single" w:color="auto" w:sz="4"/>
+          <w:insideH w:val="single" w:color="auto" w:sz="4"/>
+          <w:insideV w:val="single" w:color="auto" w:sz="4"/>
+        </w:tblBorders>
+      </w:tblPr>
+      <w:tblGrid>
+        <w:gridCol w:w="4460"/>
+        <w:gridCol w:w="4900"/>
+      </w:tblGrid>
+      <w:tr>
+        <w:trPr>
+          <w:cantSplit/>
+          <w:tblHeader/>
+        </w:trPr>
+        <w:tc>
+          <w:tcPr>
+            <w:tcW w:type="dxa" w:w="4460"/>
+            <w:tcBorders>
+              <w:top w:val="single" w:color="D8D2C6" w:sz="4"/>
+              <w:left w:val="single" w:color="D8D2C6" w:sz="4"/>
+              <w:bottom w:val="single" w:color="D8D2C6" w:sz="4"/>
+              <w:right w:val="single" w:color="D8D2C6" w:sz="4"/>
+            </w:tcBorders>
+            <w:shd w:fill="F5F1E8" w:color="auto" w:val="clear"/>
+            <w:tcMar>
+              <w:top w:type="dxa" w:w="90"/>
+              <w:left w:type="dxa" w:w="140"/>
+              <w:bottom w:type="dxa" w:w="90"/>
+              <w:right w:type="dxa" w:w="140"/>
+            </w:tcMar>
+          </w:tcPr>
+          <w:p>
+            <w:pPr>
+              <w:spacing w:after="0" w:line="280"/>
+            </w:pPr>
+            <w:r>
+              <w:rPr>
+                <w:rFonts w:ascii="Calibri" w:cs="Calibri" w:eastAsia="Calibri" w:hAnsi="Calibri"/>
+                <w:b/>
+                <w:bCs/>
+                <w:color w:val="112345"/>
+                <w:sz w:val="21"/>
+                <w:szCs w:val="21"/>
+              </w:rPr>
+              <w:t xml:space="preserve">File</w:t>
+            </w:r>
+          </w:p>
+        </w:tc>
+        <w:tc>
+          <w:tcPr>
+            <w:tcW w:type="dxa" w:w="4900"/>
+            <w:tcBorders>
+              <w:top w:val="single" w:color="D8D2C6" w:sz="4"/>
+              <w:left w:val="single" w:color="D8D2C6" w:sz="4"/>
+              <w:bottom w:val="single" w:color="D8D2C6" w:sz="4"/>
+              <w:right w:val="single" w:color="D8D2C6" w:sz="4"/>
+            </w:tcBorders>
+            <w:shd w:fill="F5F1E8" w:color="auto" w:val="clear"/>
+            <w:tcMar>
+              <w:top w:type="dxa" w:w="90"/>
+              <w:left w:type="dxa" w:w="140"/>
+              <w:bottom w:type="dxa" w:w="90"/>
+              <w:right w:type="dxa" w:w="140"/>
+            </w:tcMar>
+          </w:tcPr>
+          <w:p>
+            <w:pPr>
+              <w:spacing w:after="0" w:line="280"/>
+            </w:pPr>
+            <w:r>
+              <w:rPr>
+                <w:rFonts w:ascii="Calibri" w:cs="Calibri" w:eastAsia="Calibri" w:hAnsi="Calibri"/>
+                <w:b/>
+                <w:bCs/>
+                <w:color w:val="112345"/>
+                <w:sz w:val="21"/>
+                <w:szCs w:val="21"/>
+              </w:rPr>
+              <w:t xml:space="preserve">What it is</w:t>
+            </w:r>
+          </w:p>
+        </w:tc>
+      </w:tr>
+      <w:tr>
+        <w:trPr>
+          <w:cantSplit/>
+          <w:tblHeader w:val="false"/>
+        </w:trPr>
+        <w:tc>
+          <w:tcPr>
+            <w:tcW w:type="dxa" w:w="4460"/>
+            <w:tcBorders>
+              <w:top w:val="single" w:color="D8D2C6" w:sz="4"/>
+              <w:left w:val="single" w:color="D8D2C6" w:sz="4"/>
+              <w:bottom w:val="single" w:color="D8D2C6" w:sz="4"/>
+              <w:right w:val="single" w:color="D8D2C6" w:sz="4"/>
+            </w:tcBorders>
+            <w:tcMar>
+              <w:top w:type="dxa" w:w="90"/>
+              <w:left w:type="dxa" w:w="140"/>
+              <w:bottom w:type="dxa" w:w="90"/>
+              <w:right w:type="dxa" w:w="140"/>
+            </w:tcMar>
+          </w:tcPr>
+          <w:p>
+            <w:pPr>
+              <w:spacing w:after="0" w:line="280"/>
+            </w:pPr>
+            <w:r>
+              <w:rPr>
+                <w:rFonts w:ascii="Calibri" w:cs="Calibri" w:eastAsia="Calibri" w:hAnsi="Calibri"/>
+                <w:b/>
+                <w:bCs/>
+                <w:color w:val="20242C"/>
+                <w:sz w:val="21"/>
+                <w:szCs w:val="21"/>
+              </w:rPr>
+              <w:t xml:space="preserve">LinkedIn_Start_Here_Capability_Formation_V2.pdf</w:t>
+            </w:r>
+          </w:p>
+        </w:tc>
+        <w:tc>
+          <w:tcPr>
+            <w:tcW w:type="dxa" w:w="4900"/>
+            <w:tcBorders>
+              <w:top w:val="single" w:color="D8D2C6" w:sz="4"/>
+              <w:left w:val="single" w:color="D8D2C6" w:sz="4"/>
+              <w:bottom w:val="single" w:color="D8D2C6" w:sz="4"/>
+              <w:right w:val="single" w:color="D8D2C6" w:sz="4"/>
+            </w:tcBorders>
+            <w:tcMar>
+              <w:top w:type="dxa" w:w="90"/>
+              <w:left w:type="dxa" w:w="140"/>
+              <w:bottom w:type="dxa" w:w="90"/>
+              <w:right w:type="dxa" w:w="140"/>
+            </w:tcMar>
+          </w:tcPr>
+          <w:p>
+            <w:pPr>
+              <w:spacing w:after="0" w:line="280"/>
+            </w:pPr>
+            <w:r>
+              <w:rPr>
+                <w:rFonts w:ascii="Calibri" w:cs="Calibri" w:eastAsia="Calibri" w:hAnsi="Calibri"/>
+                <w:b w:val="false"/>
+                <w:bCs w:val="false"/>
+                <w:color w:val="20242C"/>
+                <w:sz w:val="21"/>
+                <w:szCs w:val="21"/>
+              </w:rPr>
+              <w:t xml:space="preserve">The upload file. Eight pages, vector text, 810 by 1013 points.</w:t>
+            </w:r>
+          </w:p>
+        </w:tc>
+      </w:tr>
+      <w:tr>
+        <w:trPr>
+          <w:cantSplit/>
+          <w:tblHeader w:val="false"/>
+        </w:trPr>
+        <w:tc>
+          <w:tcPr>
+            <w:tcW w:type="dxa" w:w="4460"/>
+            <w:tcBorders>
+              <w:top w:val="single" w:color="D8D2C6" w:sz="4"/>
+              <w:left w:val="single" w:color="D8D2C6" w:sz="4"/>
+              <w:bottom w:val="single" w:color="D8D2C6" w:sz="4"/>
+              <w:right w:val="single" w:color="D8D2C6" w:sz="4"/>
+            </w:tcBorders>
+            <w:tcMar>
+              <w:top w:type="dxa" w:w="90"/>
+              <w:left w:type="dxa" w:w="140"/>
+              <w:bottom w:type="dxa" w:w="90"/>
+              <w:right w:type="dxa" w:w="140"/>
+            </w:tcMar>
+          </w:tcPr>
+          <w:p>
+            <w:pPr>
+              <w:spacing w:after="0" w:line="280"/>
+            </w:pPr>
+            <w:r>
+              <w:rPr>
+                <w:rFonts w:ascii="Calibri" w:cs="Calibri" w:eastAsia="Calibri" w:hAnsi="Calibri"/>
+                <w:b/>
+                <w:bCs/>
+                <w:color w:val="20242C"/>
+                <w:sz w:val="21"/>
+                <w:szCs w:val="21"/>
+              </w:rPr>
+              <w:t xml:space="preserve">slides/slide-01.png to slide-08.png</w:t>
+            </w:r>
+          </w:p>
+        </w:tc>
+        <w:tc>
+          <w:tcPr>
+            <w:tcW w:type="dxa" w:w="4900"/>
+            <w:tcBorders>
+              <w:top w:val="single" w:color="D8D2C6" w:sz="4"/>
+              <w:left w:val="single" w:color="D8D2C6" w:sz="4"/>
+              <w:bottom w:val="single" w:color="D8D2C6" w:sz="4"/>
+              <w:right w:val="single" w:color="D8D2C6" w:sz="4"/>
+            </w:tcBorders>
+            <w:tcMar>
+              <w:top w:type="dxa" w:w="90"/>
+              <w:left w:type="dxa" w:w="140"/>
+              <w:bottom w:type="dxa" w:w="90"/>
+              <w:right w:type="dxa" w:w="140"/>
+            </w:tcMar>
+          </w:tcPr>
+          <w:p>
+            <w:pPr>
+              <w:spacing w:after="0" w:line="280"/>
+            </w:pPr>
+            <w:r>
+              <w:rPr>
+                <w:rFonts w:ascii="Calibri" w:cs="Calibri" w:eastAsia="Calibri" w:hAnsi="Calibri"/>
+                <w:b w:val="false"/>
+                <w:bCs w:val="false"/>
+                <w:color w:val="20242C"/>
+                <w:sz w:val="21"/>
+                <w:szCs w:val="21"/>
+              </w:rPr>
+              <w:t xml:space="preserve">One preview per slide at 1080 by 1350.</w:t>
+            </w:r>
+          </w:p>
+        </w:tc>
+      </w:tr>
+      <w:tr>
+        <w:trPr>
+          <w:cantSplit/>
+          <w:tblHeader w:val="false"/>
+        </w:trPr>
+        <w:tc>
+          <w:tcPr>
+            <w:tcW w:type="dxa" w:w="4460"/>
+            <w:tcBorders>
+              <w:top w:val="single" w:color="D8D2C6" w:sz="4"/>
+              <w:left w:val="single" w:color="D8D2C6" w:sz="4"/>
+              <w:bottom w:val="single" w:color="D8D2C6" w:sz="4"/>
+              <w:right w:val="single" w:color="D8D2C6" w:sz="4"/>
+            </w:tcBorders>
+            <w:tcMar>
+              <w:top w:type="dxa" w:w="90"/>
+              <w:left w:type="dxa" w:w="140"/>
+              <w:bottom w:type="dxa" w:w="90"/>
+              <w:right w:type="dxa" w:w="140"/>
+            </w:tcMar>
+          </w:tcPr>
+          <w:p>
+            <w:pPr>
+              <w:spacing w:after="0" w:line="280"/>
+            </w:pPr>
+            <w:r>
+              <w:rPr>
+                <w:rFonts w:ascii="Calibri" w:cs="Calibri" w:eastAsia="Calibri" w:hAnsi="Calibri"/>
+                <w:b/>
+                <w:bCs/>
+                <w:color w:val="20242C"/>
+                <w:sz w:val="21"/>
+                <w:szCs w:val="21"/>
+              </w:rPr>
+              <w:t xml:space="preserve">contact-sheet.png</w:t>
+            </w:r>
+          </w:p>
+        </w:tc>
+        <w:tc>
+          <w:tcPr>
+            <w:tcW w:type="dxa" w:w="4900"/>
+            <w:tcBorders>
+              <w:top w:val="single" w:color="D8D2C6" w:sz="4"/>
+              <w:left w:val="single" w:color="D8D2C6" w:sz="4"/>
+              <w:bottom w:val="single" w:color="D8D2C6" w:sz="4"/>
+              <w:right w:val="single" w:color="D8D2C6" w:sz="4"/>
+            </w:tcBorders>
+            <w:tcMar>
+              <w:top w:type="dxa" w:w="90"/>
+              <w:left w:type="dxa" w:w="140"/>
+              <w:bottom w:type="dxa" w:w="90"/>
+              <w:right w:type="dxa" w:w="140"/>
+            </w:tcMar>
+          </w:tcPr>
+          <w:p>
+            <w:pPr>
+              <w:spacing w:after="0" w:line="280"/>
+            </w:pPr>
+            <w:r>
+              <w:rPr>
+                <w:rFonts w:ascii="Calibri" w:cs="Calibri" w:eastAsia="Calibri" w:hAnsi="Calibri"/>
+                <w:b w:val="false"/>
+                <w:bCs w:val="false"/>
+                <w:color w:val="20242C"/>
+                <w:sz w:val="21"/>
+                <w:szCs w:val="21"/>
+              </w:rPr>
+              <w:t xml:space="preserve">All eight slides in order.</w:t>
+            </w:r>
+          </w:p>
+        </w:tc>
+      </w:tr>
+      <w:tr>
+        <w:trPr>
+          <w:cantSplit/>
+          <w:tblHeader w:val="false"/>
+        </w:trPr>
+        <w:tc>
+          <w:tcPr>
+            <w:tcW w:type="dxa" w:w="4460"/>
+            <w:tcBorders>
+              <w:top w:val="single" w:color="D8D2C6" w:sz="4"/>
+              <w:left w:val="single" w:color="D8D2C6" w:sz="4"/>
+              <w:bottom w:val="single" w:color="D8D2C6" w:sz="4"/>
+              <w:right w:val="single" w:color="D8D2C6" w:sz="4"/>
+            </w:tcBorders>
+            <w:tcMar>
+              <w:top w:type="dxa" w:w="90"/>
+              <w:left w:type="dxa" w:w="140"/>
+              <w:bottom w:type="dxa" w:w="90"/>
+              <w:right w:type="dxa" w:w="140"/>
+            </w:tcMar>
+          </w:tcPr>
+          <w:p>
+            <w:pPr>
+              <w:spacing w:after="0" w:line="280"/>
+            </w:pPr>
+            <w:r>
+              <w:rPr>
+                <w:rFonts w:ascii="Calibri" w:cs="Calibri" w:eastAsia="Calibri" w:hAnsi="Calibri"/>
+                <w:b/>
+                <w:bCs/>
+                <w:color w:val="20242C"/>
+                <w:sz w:val="21"/>
+                <w:szCs w:val="21"/>
+              </w:rPr>
+              <w:t xml:space="preserve">START_HERE_Carousel_Report.docx</w:t>
+            </w:r>
+          </w:p>
+        </w:tc>
+        <w:tc>
+          <w:tcPr>
+            <w:tcW w:type="dxa" w:w="4900"/>
+            <w:tcBorders>
+              <w:top w:val="single" w:color="D8D2C6" w:sz="4"/>
+              <w:left w:val="single" w:color="D8D2C6" w:sz="4"/>
+              <w:bottom w:val="single" w:color="D8D2C6" w:sz="4"/>
+              <w:right w:val="single" w:color="D8D2C6" w:sz="4"/>
+            </w:tcBorders>
+            <w:tcMar>
+              <w:top w:type="dxa" w:w="90"/>
+              <w:left w:type="dxa" w:w="140"/>
+              <w:bottom w:type="dxa" w:w="90"/>
+              <w:right w:type="dxa" w:w="140"/>
+            </w:tcMar>
+          </w:tcPr>
+          <w:p>
+            <w:pPr>
+              <w:spacing w:after="0" w:line="280"/>
+            </w:pPr>
+            <w:r>
+              <w:rPr>
+                <w:rFonts w:ascii="Calibri" w:cs="Calibri" w:eastAsia="Calibri" w:hAnsi="Calibri"/>
+                <w:b w:val="false"/>
+                <w:bCs w:val="false"/>
+                <w:color w:val="20242C"/>
+                <w:sz w:val="21"/>
+                <w:szCs w:val="21"/>
+              </w:rPr>
+              <w:t xml:space="preserve">This document.</w:t>
+            </w:r>
+          </w:p>
+        </w:tc>
+      </w:tr>
+      <w:tr>
+        <w:trPr>
+          <w:cantSplit/>
+          <w:tblHeader w:val="false"/>
+        </w:trPr>
+        <w:tc>
+          <w:tcPr>
+            <w:tcW w:type="dxa" w:w="4460"/>
+            <w:tcBorders>
+              <w:top w:val="single" w:color="D8D2C6" w:sz="4"/>
+              <w:left w:val="single" w:color="D8D2C6" w:sz="4"/>
+              <w:bottom w:val="single" w:color="D8D2C6" w:sz="4"/>
+              <w:right w:val="single" w:color="D8D2C6" w:sz="4"/>
+            </w:tcBorders>
+            <w:tcMar>
+              <w:top w:type="dxa" w:w="90"/>
+              <w:left w:type="dxa" w:w="140"/>
+              <w:bottom w:type="dxa" w:w="90"/>
+              <w:right w:type="dxa" w:w="140"/>
+            </w:tcMar>
+          </w:tcPr>
+          <w:p>
+            <w:pPr>
+              <w:spacing w:after="0" w:line="280"/>
+            </w:pPr>
+            <w:r>
+              <w:rPr>
+                <w:rFonts w:ascii="Calibri" w:cs="Calibri" w:eastAsia="Calibri" w:hAnsi="Calibri"/>
+                <w:b/>
+                <w:bCs/>
+                <w:color w:val="20242C"/>
+                <w:sz w:val="21"/>
+                <w:szCs w:val="21"/>
+              </w:rPr>
+              <w:t xml:space="preserve">source/copy.json</w:t>
+            </w:r>
+          </w:p>
+        </w:tc>
+        <w:tc>
+          <w:tcPr>
+            <w:tcW w:type="dxa" w:w="4900"/>
+            <w:tcBorders>
+              <w:top w:val="single" w:color="D8D2C6" w:sz="4"/>
+              <w:left w:val="single" w:color="D8D2C6" w:sz="4"/>
+              <w:bottom w:val="single" w:color="D8D2C6" w:sz="4"/>
+              <w:right w:val="single" w:color="D8D2C6" w:sz="4"/>
+            </w:tcBorders>
+            <w:tcMar>
+              <w:top w:type="dxa" w:w="90"/>
+              <w:left w:type="dxa" w:w="140"/>
+              <w:bottom w:type="dxa" w:w="90"/>
+              <w:right w:type="dxa" w:w="140"/>
+            </w:tcMar>
+          </w:tcPr>
+          <w:p>
+            <w:pPr>
+              <w:spacing w:after="0" w:line="280"/>
+            </w:pPr>
+            <w:r>
+              <w:rPr>
+                <w:rFonts w:ascii="Calibri" w:cs="Calibri" w:eastAsia="Calibri" w:hAnsi="Calibri"/>
+                <w:b w:val="false"/>
+                <w:bCs w:val="false"/>
+                <w:color w:val="20242C"/>
+                <w:sz w:val="21"/>
+                <w:szCs w:val="21"/>
+              </w:rPr>
+              <w:t xml:space="preserve">Editable copy, exactly as supplied in the brief.</w:t>
+            </w:r>
+          </w:p>
+        </w:tc>
+      </w:tr>
+      <w:tr>
+        <w:trPr>
+          <w:cantSplit/>
+          <w:tblHeader w:val="false"/>
+        </w:trPr>
+        <w:tc>
+          <w:tcPr>
+            <w:tcW w:type="dxa" w:w="4460"/>
+            <w:tcBorders>
+              <w:top w:val="single" w:color="D8D2C6" w:sz="4"/>
+              <w:left w:val="single" w:color="D8D2C6" w:sz="4"/>
+              <w:bottom w:val="single" w:color="D8D2C6" w:sz="4"/>
+              <w:right w:val="single" w:color="D8D2C6" w:sz="4"/>
+            </w:tcBorders>
+            <w:tcMar>
+              <w:top w:type="dxa" w:w="90"/>
+              <w:left w:type="dxa" w:w="140"/>
+              <w:bottom w:type="dxa" w:w="90"/>
+              <w:right w:type="dxa" w:w="140"/>
+            </w:tcMar>
+          </w:tcPr>
+          <w:p>
+            <w:pPr>
+              <w:spacing w:after="0" w:line="280"/>
+            </w:pPr>
+            <w:r>
+              <w:rPr>
+                <w:rFonts w:ascii="Calibri" w:cs="Calibri" w:eastAsia="Calibri" w:hAnsi="Calibri"/>
+                <w:b/>
+                <w:bCs/>
+                <w:color w:val="20242C"/>
+                <w:sz w:val="21"/>
+                <w:szCs w:val="21"/>
+              </w:rPr>
+              <w:t xml:space="preserve">source/carousel.html</w:t>
+            </w:r>
+          </w:p>
+        </w:tc>
+        <w:tc>
+          <w:tcPr>
+            <w:tcW w:type="dxa" w:w="4900"/>
+            <w:tcBorders>
+              <w:top w:val="single" w:color="D8D2C6" w:sz="4"/>
+              <w:left w:val="single" w:color="D8D2C6" w:sz="4"/>
+              <w:bottom w:val="single" w:color="D8D2C6" w:sz="4"/>
+              <w:right w:val="single" w:color="D8D2C6" w:sz="4"/>
+            </w:tcBorders>
+            <w:tcMar>
+              <w:top w:type="dxa" w:w="90"/>
+              <w:left w:type="dxa" w:w="140"/>
+              <w:bottom w:type="dxa" w:w="90"/>
+              <w:right w:type="dxa" w:w="140"/>
+            </w:tcMar>
+          </w:tcPr>
+          <w:p>
+            <w:pPr>
+              <w:spacing w:after="0" w:line="280"/>
+            </w:pPr>
+            <w:r>
+              <w:rPr>
+                <w:rFonts w:ascii="Calibri" w:cs="Calibri" w:eastAsia="Calibri" w:hAnsi="Calibri"/>
+                <w:b w:val="false"/>
+                <w:bCs w:val="false"/>
+                <w:color w:val="20242C"/>
+                <w:sz w:val="21"/>
+                <w:szCs w:val="21"/>
+              </w:rPr>
+              <w:t xml:space="preserve">Editable layout. Live DOM text, no outlined type.</w:t>
+            </w:r>
+          </w:p>
+        </w:tc>
+      </w:tr>
+      <w:tr>
+        <w:trPr>
+          <w:cantSplit/>
+          <w:tblHeader w:val="false"/>
+        </w:trPr>
+        <w:tc>
+          <w:tcPr>
+            <w:tcW w:type="dxa" w:w="4460"/>
+            <w:tcBorders>
+              <w:top w:val="single" w:color="D8D2C6" w:sz="4"/>
+              <w:left w:val="single" w:color="D8D2C6" w:sz="4"/>
+              <w:bottom w:val="single" w:color="D8D2C6" w:sz="4"/>
+              <w:right w:val="single" w:color="D8D2C6" w:sz="4"/>
+            </w:tcBorders>
+            <w:tcMar>
+              <w:top w:type="dxa" w:w="90"/>
+              <w:left w:type="dxa" w:w="140"/>
+              <w:bottom w:type="dxa" w:w="90"/>
+              <w:right w:type="dxa" w:w="140"/>
+            </w:tcMar>
+          </w:tcPr>
+          <w:p>
+            <w:pPr>
+              <w:spacing w:after="0" w:line="280"/>
+            </w:pPr>
+            <w:r>
+              <w:rPr>
+                <w:rFonts w:ascii="Calibri" w:cs="Calibri" w:eastAsia="Calibri" w:hAnsi="Calibri"/>
+                <w:b/>
+                <w:bCs/>
+                <w:color w:val="20242C"/>
+                <w:sz w:val="21"/>
+                <w:szCs w:val="21"/>
+              </w:rPr>
+              <w:t xml:space="preserve">source/build-carousel.mjs</w:t>
+            </w:r>
+          </w:p>
+        </w:tc>
+        <w:tc>
+          <w:tcPr>
+            <w:tcW w:type="dxa" w:w="4900"/>
+            <w:tcBorders>
+              <w:top w:val="single" w:color="D8D2C6" w:sz="4"/>
+              <w:left w:val="single" w:color="D8D2C6" w:sz="4"/>
+              <w:bottom w:val="single" w:color="D8D2C6" w:sz="4"/>
+              <w:right w:val="single" w:color="D8D2C6" w:sz="4"/>
+            </w:tcBorders>
+            <w:tcMar>
+              <w:top w:type="dxa" w:w="90"/>
+              <w:left w:type="dxa" w:w="140"/>
+              <w:bottom w:type="dxa" w:w="90"/>
+              <w:right w:type="dxa" w:w="140"/>
+            </w:tcMar>
+          </w:tcPr>
+          <w:p>
+            <w:pPr>
+              <w:spacing w:after="0" w:line="280"/>
+            </w:pPr>
+            <w:r>
+              <w:rPr>
+                <w:rFonts w:ascii="Calibri" w:cs="Calibri" w:eastAsia="Calibri" w:hAnsi="Calibri"/>
+                <w:b w:val="false"/>
+                <w:bCs w:val="false"/>
+                <w:color w:val="20242C"/>
+                <w:sz w:val="21"/>
+                <w:szCs w:val="21"/>
+              </w:rPr>
+              <w:t xml:space="preserve">Renders the PNGs, the PDF and the contact sheet.</w:t>
+            </w:r>
+          </w:p>
+        </w:tc>
+      </w:tr>
+      <w:tr>
+        <w:trPr>
+          <w:cantSplit/>
+          <w:tblHeader w:val="false"/>
+        </w:trPr>
+        <w:tc>
+          <w:tcPr>
+            <w:tcW w:type="dxa" w:w="4460"/>
+            <w:tcBorders>
+              <w:top w:val="single" w:color="D8D2C6" w:sz="4"/>
+              <w:left w:val="single" w:color="D8D2C6" w:sz="4"/>
+              <w:bottom w:val="single" w:color="D8D2C6" w:sz="4"/>
+              <w:right w:val="single" w:color="D8D2C6" w:sz="4"/>
+            </w:tcBorders>
+            <w:tcMar>
+              <w:top w:type="dxa" w:w="90"/>
+              <w:left w:type="dxa" w:w="140"/>
+              <w:bottom w:type="dxa" w:w="90"/>
+              <w:right w:type="dxa" w:w="140"/>
+            </w:tcMar>
+          </w:tcPr>
+          <w:p>
+            <w:pPr>
+              <w:spacing w:after="0" w:line="280"/>
+            </w:pPr>
+            <w:r>
+              <w:rPr>
+                <w:rFonts w:ascii="Calibri" w:cs="Calibri" w:eastAsia="Calibri" w:hAnsi="Calibri"/>
+                <w:b/>
+                <w:bCs/>
+                <w:color w:val="20242C"/>
+                <w:sz w:val="21"/>
+                <w:szCs w:val="21"/>
+              </w:rPr>
+              <w:t xml:space="preserve">source/verify-carousel.mjs</w:t>
+            </w:r>
+          </w:p>
+        </w:tc>
+        <w:tc>
+          <w:tcPr>
+            <w:tcW w:type="dxa" w:w="4900"/>
+            <w:tcBorders>
+              <w:top w:val="single" w:color="D8D2C6" w:sz="4"/>
+              <w:left w:val="single" w:color="D8D2C6" w:sz="4"/>
+              <w:bottom w:val="single" w:color="D8D2C6" w:sz="4"/>
+              <w:right w:val="single" w:color="D8D2C6" w:sz="4"/>
+            </w:tcBorders>
+            <w:tcMar>
+              <w:top w:type="dxa" w:w="90"/>
+              <w:left w:type="dxa" w:w="140"/>
+              <w:bottom w:type="dxa" w:w="90"/>
+              <w:right w:type="dxa" w:w="140"/>
+            </w:tcMar>
+          </w:tcPr>
+          <w:p>
+            <w:pPr>
+              <w:spacing w:after="0" w:line="280"/>
+            </w:pPr>
+            <w:r>
+              <w:rPr>
+                <w:rFonts w:ascii="Calibri" w:cs="Calibri" w:eastAsia="Calibri" w:hAnsi="Calibri"/>
+                <w:b w:val="false"/>
+                <w:bCs w:val="false"/>
+                <w:color w:val="20242C"/>
+                <w:sz w:val="21"/>
+                <w:szCs w:val="21"/>
+              </w:rPr>
+              <w:t xml:space="preserve">The quality gate.</w:t>
+            </w:r>
+          </w:p>
+        </w:tc>
+      </w:tr>
+      <w:tr>
+        <w:trPr>
+          <w:cantSplit/>
+          <w:tblHeader w:val="false"/>
+        </w:trPr>
+        <w:tc>
+          <w:tcPr>
+            <w:tcW w:type="dxa" w:w="4460"/>
+            <w:tcBorders>
+              <w:top w:val="single" w:color="D8D2C6" w:sz="4"/>
+              <w:left w:val="single" w:color="D8D2C6" w:sz="4"/>
+              <w:bottom w:val="single" w:color="D8D2C6" w:sz="4"/>
+              <w:right w:val="single" w:color="D8D2C6" w:sz="4"/>
+            </w:tcBorders>
+            <w:tcMar>
+              <w:top w:type="dxa" w:w="90"/>
+              <w:left w:type="dxa" w:w="140"/>
+              <w:bottom w:type="dxa" w:w="90"/>
+              <w:right w:type="dxa" w:w="140"/>
+            </w:tcMar>
+          </w:tcPr>
+          <w:p>
+            <w:pPr>
+              <w:spacing w:after="0" w:line="280"/>
+            </w:pPr>
+            <w:r>
+              <w:rPr>
+                <w:rFonts w:ascii="Calibri" w:cs="Calibri" w:eastAsia="Calibri" w:hAnsi="Calibri"/>
+                <w:b/>
+                <w:bCs/>
+                <w:color w:val="20242C"/>
+                <w:sz w:val="21"/>
+                <w:szCs w:val="21"/>
+              </w:rPr>
+              <w:t xml:space="preserve">source/build-report.js</w:t>
+            </w:r>
+          </w:p>
+        </w:tc>
+        <w:tc>
+          <w:tcPr>
+            <w:tcW w:type="dxa" w:w="4900"/>
+            <w:tcBorders>
+              <w:top w:val="single" w:color="D8D2C6" w:sz="4"/>
+              <w:left w:val="single" w:color="D8D2C6" w:sz="4"/>
+              <w:bottom w:val="single" w:color="D8D2C6" w:sz="4"/>
+              <w:right w:val="single" w:color="D8D2C6" w:sz="4"/>
+            </w:tcBorders>
+            <w:tcMar>
+              <w:top w:type="dxa" w:w="90"/>
+              <w:left w:type="dxa" w:w="140"/>
+              <w:bottom w:type="dxa" w:w="90"/>
+              <w:right w:type="dxa" w:w="140"/>
+            </w:tcMar>
+          </w:tcPr>
+          <w:p>
+            <w:pPr>
+              <w:spacing w:after="0" w:line="280"/>
+            </w:pPr>
+            <w:r>
+              <w:rPr>
+                <w:rFonts w:ascii="Calibri" w:cs="Calibri" w:eastAsia="Calibri" w:hAnsi="Calibri"/>
+                <w:b w:val="false"/>
+                <w:bCs w:val="false"/>
+                <w:color w:val="20242C"/>
+                <w:sz w:val="21"/>
+                <w:szCs w:val="21"/>
+              </w:rPr>
+              <w:t xml:space="preserve">Regenerates this document.</w:t>
+            </w:r>
+          </w:p>
+        </w:tc>
+      </w:tr>
+    </w:tbl>
+    <w:p>
+      <w:pPr>
+        <w:spacing w:after="40" w:line="300"/>
       </w:pPr>
       <w:r>
         <w:rPr>
@@ -2120,7 +2277,676 @@
           <w:sz w:val="22"/>
           <w:szCs w:val="22"/>
         </w:rPr>
-        <w:t xml:space="preserve">Navigation is a gold ringed page number at the bottom right of every slide, with an arrow on slide one only.</w:t>
+        <w:t xml:space="preserve"/>
+      </w:r>
+    </w:p>
+    <w:p>
+      <w:pPr>
+        <w:spacing w:after="140" w:line="300"/>
+      </w:pPr>
+      <w:r>
+        <w:rPr>
+          <w:rFonts w:ascii="Calibri" w:cs="Calibri" w:eastAsia="Calibri" w:hAnsi="Calibri"/>
+          <w:color w:val="20242C"/>
+          <w:sz w:val="22"/>
+          <w:szCs w:val="22"/>
+        </w:rPr>
+        <w:t xml:space="preserve">Version 1 is kept beside version 2 rather than deleted, so the two can be compared.</w:t>
+      </w:r>
+    </w:p>
+    <w:p>
+      <w:pPr>
+        <w:spacing w:after="200" w:line="300"/>
+      </w:pPr>
+      <w:r>
+        <w:rPr>
+          <w:rFonts w:ascii="Calibri" w:cs="Calibri" w:eastAsia="Calibri" w:hAnsi="Calibri"/>
+          <w:color w:val="20242C"/>
+          <w:sz w:val="22"/>
+          <w:szCs w:val="22"/>
+        </w:rPr>
+        <w:t xml:space="preserve">To rebuild after a copy edit, run build-carousel.mjs and then verify-carousel.mjs.</w:t>
+      </w:r>
+    </w:p>
+    <w:p>
+      <w:pPr>
+        <w:pStyle w:val="Heading1"/>
+        <w:spacing w:after="140" w:before="360"/>
+      </w:pPr>
+      <w:r>
+        <w:rPr>
+          <w:rFonts w:ascii="Calibri" w:cs="Calibri" w:eastAsia="Calibri" w:hAnsi="Calibri"/>
+          <w:b/>
+          <w:bCs/>
+          <w:color w:val="112345"/>
+          <w:sz w:val="30"/>
+          <w:szCs w:val="30"/>
+        </w:rPr>
+        <w:t xml:space="preserve">What changed in version 2</w:t>
+      </w:r>
+    </w:p>
+    <w:p>
+      <w:pPr>
+        <w:spacing w:after="140" w:line="300"/>
+      </w:pPr>
+      <w:r>
+        <w:rPr>
+          <w:rFonts w:ascii="Calibri" w:cs="Calibri" w:eastAsia="Calibri" w:hAnsi="Calibri"/>
+          <w:color w:val="20242C"/>
+          <w:sz w:val="22"/>
+          <w:szCs w:val="22"/>
+        </w:rPr>
+        <w:t xml:space="preserve">Copy only, plus the palette. Structure, typography, portrait, spacing, white space, pagination and hierarchy were left untouched.</w:t>
+      </w:r>
+    </w:p>
+    <w:tbl>
+      <w:tblPr>
+        <w:tblW w:type="dxa" w:w="9360"/>
+        <w:tblBorders>
+          <w:top w:val="single" w:color="auto" w:sz="4"/>
+          <w:left w:val="single" w:color="auto" w:sz="4"/>
+          <w:bottom w:val="single" w:color="auto" w:sz="4"/>
+          <w:right w:val="single" w:color="auto" w:sz="4"/>
+          <w:insideH w:val="single" w:color="auto" w:sz="4"/>
+          <w:insideV w:val="single" w:color="auto" w:sz="4"/>
+        </w:tblBorders>
+      </w:tblPr>
+      <w:tblGrid>
+        <w:gridCol w:w="2600"/>
+        <w:gridCol w:w="6760"/>
+      </w:tblGrid>
+      <w:tr>
+        <w:trPr>
+          <w:cantSplit/>
+          <w:tblHeader/>
+        </w:trPr>
+        <w:tc>
+          <w:tcPr>
+            <w:tcW w:type="dxa" w:w="2600"/>
+            <w:tcBorders>
+              <w:top w:val="single" w:color="D8D2C6" w:sz="4"/>
+              <w:left w:val="single" w:color="D8D2C6" w:sz="4"/>
+              <w:bottom w:val="single" w:color="D8D2C6" w:sz="4"/>
+              <w:right w:val="single" w:color="D8D2C6" w:sz="4"/>
+            </w:tcBorders>
+            <w:shd w:fill="F5F1E8" w:color="auto" w:val="clear"/>
+            <w:tcMar>
+              <w:top w:type="dxa" w:w="90"/>
+              <w:left w:type="dxa" w:w="140"/>
+              <w:bottom w:type="dxa" w:w="90"/>
+              <w:right w:type="dxa" w:w="140"/>
+            </w:tcMar>
+          </w:tcPr>
+          <w:p>
+            <w:pPr>
+              <w:spacing w:after="0" w:line="280"/>
+            </w:pPr>
+            <w:r>
+              <w:rPr>
+                <w:rFonts w:ascii="Calibri" w:cs="Calibri" w:eastAsia="Calibri" w:hAnsi="Calibri"/>
+                <w:b/>
+                <w:bCs/>
+                <w:color w:val="112345"/>
+                <w:sz w:val="21"/>
+                <w:szCs w:val="21"/>
+              </w:rPr>
+              <w:t xml:space="preserve">Slide</w:t>
+            </w:r>
+          </w:p>
+        </w:tc>
+        <w:tc>
+          <w:tcPr>
+            <w:tcW w:type="dxa" w:w="6760"/>
+            <w:tcBorders>
+              <w:top w:val="single" w:color="D8D2C6" w:sz="4"/>
+              <w:left w:val="single" w:color="D8D2C6" w:sz="4"/>
+              <w:bottom w:val="single" w:color="D8D2C6" w:sz="4"/>
+              <w:right w:val="single" w:color="D8D2C6" w:sz="4"/>
+            </w:tcBorders>
+            <w:shd w:fill="F5F1E8" w:color="auto" w:val="clear"/>
+            <w:tcMar>
+              <w:top w:type="dxa" w:w="90"/>
+              <w:left w:type="dxa" w:w="140"/>
+              <w:bottom w:type="dxa" w:w="90"/>
+              <w:right w:type="dxa" w:w="140"/>
+            </w:tcMar>
+          </w:tcPr>
+          <w:p>
+            <w:pPr>
+              <w:spacing w:after="0" w:line="280"/>
+            </w:pPr>
+            <w:r>
+              <w:rPr>
+                <w:rFonts w:ascii="Calibri" w:cs="Calibri" w:eastAsia="Calibri" w:hAnsi="Calibri"/>
+                <w:b/>
+                <w:bCs/>
+                <w:color w:val="112345"/>
+                <w:sz w:val="21"/>
+                <w:szCs w:val="21"/>
+              </w:rPr>
+              <w:t xml:space="preserve">Change</w:t>
+            </w:r>
+          </w:p>
+        </w:tc>
+      </w:tr>
+      <w:tr>
+        <w:trPr>
+          <w:cantSplit/>
+          <w:tblHeader w:val="false"/>
+        </w:trPr>
+        <w:tc>
+          <w:tcPr>
+            <w:tcW w:type="dxa" w:w="2600"/>
+            <w:tcBorders>
+              <w:top w:val="single" w:color="D8D2C6" w:sz="4"/>
+              <w:left w:val="single" w:color="D8D2C6" w:sz="4"/>
+              <w:bottom w:val="single" w:color="D8D2C6" w:sz="4"/>
+              <w:right w:val="single" w:color="D8D2C6" w:sz="4"/>
+            </w:tcBorders>
+            <w:tcMar>
+              <w:top w:type="dxa" w:w="90"/>
+              <w:left w:type="dxa" w:w="140"/>
+              <w:bottom w:type="dxa" w:w="90"/>
+              <w:right w:type="dxa" w:w="140"/>
+            </w:tcMar>
+          </w:tcPr>
+          <w:p>
+            <w:pPr>
+              <w:spacing w:after="0" w:line="280"/>
+            </w:pPr>
+            <w:r>
+              <w:rPr>
+                <w:rFonts w:ascii="Calibri" w:cs="Calibri" w:eastAsia="Calibri" w:hAnsi="Calibri"/>
+                <w:b/>
+                <w:bCs/>
+                <w:color w:val="20242C"/>
+                <w:sz w:val="21"/>
+                <w:szCs w:val="21"/>
+              </w:rPr>
+              <w:t xml:space="preserve">1</w:t>
+            </w:r>
+          </w:p>
+        </w:tc>
+        <w:tc>
+          <w:tcPr>
+            <w:tcW w:type="dxa" w:w="6760"/>
+            <w:tcBorders>
+              <w:top w:val="single" w:color="D8D2C6" w:sz="4"/>
+              <w:left w:val="single" w:color="D8D2C6" w:sz="4"/>
+              <w:bottom w:val="single" w:color="D8D2C6" w:sz="4"/>
+              <w:right w:val="single" w:color="D8D2C6" w:sz="4"/>
+            </w:tcBorders>
+            <w:tcMar>
+              <w:top w:type="dxa" w:w="90"/>
+              <w:left w:type="dxa" w:w="140"/>
+              <w:bottom w:type="dxa" w:w="90"/>
+              <w:right w:type="dxa" w:w="140"/>
+            </w:tcMar>
+          </w:tcPr>
+          <w:p>
+            <w:pPr>
+              <w:spacing w:after="0" w:line="280"/>
+            </w:pPr>
+            <w:r>
+              <w:rPr>
+                <w:rFonts w:ascii="Calibri" w:cs="Calibri" w:eastAsia="Calibri" w:hAnsi="Calibri"/>
+                <w:b w:val="false"/>
+                <w:bCs w:val="false"/>
+                <w:color w:val="20242C"/>
+                <w:sz w:val="21"/>
+                <w:szCs w:val="21"/>
+              </w:rPr>
+              <w:t xml:space="preserve">Subheading replaced. Now reads Before a career pivot, internal move, or other change in context, ask four questions.</w:t>
+            </w:r>
+          </w:p>
+        </w:tc>
+      </w:tr>
+      <w:tr>
+        <w:trPr>
+          <w:cantSplit/>
+          <w:tblHeader w:val="false"/>
+        </w:trPr>
+        <w:tc>
+          <w:tcPr>
+            <w:tcW w:type="dxa" w:w="2600"/>
+            <w:tcBorders>
+              <w:top w:val="single" w:color="D8D2C6" w:sz="4"/>
+              <w:left w:val="single" w:color="D8D2C6" w:sz="4"/>
+              <w:bottom w:val="single" w:color="D8D2C6" w:sz="4"/>
+              <w:right w:val="single" w:color="D8D2C6" w:sz="4"/>
+            </w:tcBorders>
+            <w:tcMar>
+              <w:top w:type="dxa" w:w="90"/>
+              <w:left w:type="dxa" w:w="140"/>
+              <w:bottom w:type="dxa" w:w="90"/>
+              <w:right w:type="dxa" w:w="140"/>
+            </w:tcMar>
+          </w:tcPr>
+          <w:p>
+            <w:pPr>
+              <w:spacing w:after="0" w:line="280"/>
+            </w:pPr>
+            <w:r>
+              <w:rPr>
+                <w:rFonts w:ascii="Calibri" w:cs="Calibri" w:eastAsia="Calibri" w:hAnsi="Calibri"/>
+                <w:b/>
+                <w:bCs/>
+                <w:color w:val="20242C"/>
+                <w:sz w:val="21"/>
+                <w:szCs w:val="21"/>
+              </w:rPr>
+              <w:t xml:space="preserve">3</w:t>
+            </w:r>
+          </w:p>
+        </w:tc>
+        <w:tc>
+          <w:tcPr>
+            <w:tcW w:type="dxa" w:w="6760"/>
+            <w:tcBorders>
+              <w:top w:val="single" w:color="D8D2C6" w:sz="4"/>
+              <w:left w:val="single" w:color="D8D2C6" w:sz="4"/>
+              <w:bottom w:val="single" w:color="D8D2C6" w:sz="4"/>
+              <w:right w:val="single" w:color="D8D2C6" w:sz="4"/>
+            </w:tcBorders>
+            <w:tcMar>
+              <w:top w:type="dxa" w:w="90"/>
+              <w:left w:type="dxa" w:w="140"/>
+              <w:bottom w:type="dxa" w:w="90"/>
+              <w:right w:type="dxa" w:w="140"/>
+            </w:tcMar>
+          </w:tcPr>
+          <w:p>
+            <w:pPr>
+              <w:spacing w:after="0" w:line="280"/>
+            </w:pPr>
+            <w:r>
+              <w:rPr>
+                <w:rFonts w:ascii="Calibri" w:cs="Calibri" w:eastAsia="Calibri" w:hAnsi="Calibri"/>
+                <w:b w:val="false"/>
+                <w:bCs w:val="false"/>
+                <w:color w:val="20242C"/>
+                <w:sz w:val="21"/>
+                <w:szCs w:val="21"/>
+              </w:rPr>
+              <w:t xml:space="preserve">Body replaced with the four fuller lines, ending These can remain useful when the employer, function, industry, or role changes.</w:t>
+            </w:r>
+          </w:p>
+        </w:tc>
+      </w:tr>
+      <w:tr>
+        <w:trPr>
+          <w:cantSplit/>
+          <w:tblHeader w:val="false"/>
+        </w:trPr>
+        <w:tc>
+          <w:tcPr>
+            <w:tcW w:type="dxa" w:w="2600"/>
+            <w:tcBorders>
+              <w:top w:val="single" w:color="D8D2C6" w:sz="4"/>
+              <w:left w:val="single" w:color="D8D2C6" w:sz="4"/>
+              <w:bottom w:val="single" w:color="D8D2C6" w:sz="4"/>
+              <w:right w:val="single" w:color="D8D2C6" w:sz="4"/>
+            </w:tcBorders>
+            <w:tcMar>
+              <w:top w:type="dxa" w:w="90"/>
+              <w:left w:type="dxa" w:w="140"/>
+              <w:bottom w:type="dxa" w:w="90"/>
+              <w:right w:type="dxa" w:w="140"/>
+            </w:tcMar>
+          </w:tcPr>
+          <w:p>
+            <w:pPr>
+              <w:spacing w:after="0" w:line="280"/>
+            </w:pPr>
+            <w:r>
+              <w:rPr>
+                <w:rFonts w:ascii="Calibri" w:cs="Calibri" w:eastAsia="Calibri" w:hAnsi="Calibri"/>
+                <w:b/>
+                <w:bCs/>
+                <w:color w:val="20242C"/>
+                <w:sz w:val="21"/>
+                <w:szCs w:val="21"/>
+              </w:rPr>
+              <w:t xml:space="preserve">4</w:t>
+            </w:r>
+          </w:p>
+        </w:tc>
+        <w:tc>
+          <w:tcPr>
+            <w:tcW w:type="dxa" w:w="6760"/>
+            <w:tcBorders>
+              <w:top w:val="single" w:color="D8D2C6" w:sz="4"/>
+              <w:left w:val="single" w:color="D8D2C6" w:sz="4"/>
+              <w:bottom w:val="single" w:color="D8D2C6" w:sz="4"/>
+              <w:right w:val="single" w:color="D8D2C6" w:sz="4"/>
+            </w:tcBorders>
+            <w:tcMar>
+              <w:top w:type="dxa" w:w="90"/>
+              <w:left w:type="dxa" w:w="140"/>
+              <w:bottom w:type="dxa" w:w="90"/>
+              <w:right w:type="dxa" w:w="140"/>
+            </w:tcMar>
+          </w:tcPr>
+          <w:p>
+            <w:pPr>
+              <w:spacing w:after="0" w:line="280"/>
+            </w:pPr>
+            <w:r>
+              <w:rPr>
+                <w:rFonts w:ascii="Calibri" w:cs="Calibri" w:eastAsia="Calibri" w:hAnsi="Calibri"/>
+                <w:b w:val="false"/>
+                <w:bCs w:val="false"/>
+                <w:color w:val="20242C"/>
+                <w:sz w:val="21"/>
+                <w:szCs w:val="21"/>
+              </w:rPr>
+              <w:t xml:space="preserve">Body replaced with company-specific systems, relationship-based access and influence, internal language and the assumptions line. Some experience is context-bound keeps its gold ruled serif treatment.</w:t>
+            </w:r>
+          </w:p>
+        </w:tc>
+      </w:tr>
+      <w:tr>
+        <w:trPr>
+          <w:cantSplit/>
+          <w:tblHeader w:val="false"/>
+        </w:trPr>
+        <w:tc>
+          <w:tcPr>
+            <w:tcW w:type="dxa" w:w="2600"/>
+            <w:tcBorders>
+              <w:top w:val="single" w:color="D8D2C6" w:sz="4"/>
+              <w:left w:val="single" w:color="D8D2C6" w:sz="4"/>
+              <w:bottom w:val="single" w:color="D8D2C6" w:sz="4"/>
+              <w:right w:val="single" w:color="D8D2C6" w:sz="4"/>
+            </w:tcBorders>
+            <w:tcMar>
+              <w:top w:type="dxa" w:w="90"/>
+              <w:left w:type="dxa" w:w="140"/>
+              <w:bottom w:type="dxa" w:w="90"/>
+              <w:right w:type="dxa" w:w="140"/>
+            </w:tcMar>
+          </w:tcPr>
+          <w:p>
+            <w:pPr>
+              <w:spacing w:after="0" w:line="280"/>
+            </w:pPr>
+            <w:r>
+              <w:rPr>
+                <w:rFonts w:ascii="Calibri" w:cs="Calibri" w:eastAsia="Calibri" w:hAnsi="Calibri"/>
+                <w:b/>
+                <w:bCs/>
+                <w:color w:val="20242C"/>
+                <w:sz w:val="21"/>
+                <w:szCs w:val="21"/>
+              </w:rPr>
+              <w:t xml:space="preserve">6</w:t>
+            </w:r>
+          </w:p>
+        </w:tc>
+        <w:tc>
+          <w:tcPr>
+            <w:tcW w:type="dxa" w:w="6760"/>
+            <w:tcBorders>
+              <w:top w:val="single" w:color="D8D2C6" w:sz="4"/>
+              <w:left w:val="single" w:color="D8D2C6" w:sz="4"/>
+              <w:bottom w:val="single" w:color="D8D2C6" w:sz="4"/>
+              <w:right w:val="single" w:color="D8D2C6" w:sz="4"/>
+            </w:tcBorders>
+            <w:tcMar>
+              <w:top w:type="dxa" w:w="90"/>
+              <w:left w:type="dxa" w:w="140"/>
+              <w:bottom w:type="dxa" w:w="90"/>
+              <w:right w:type="dxa" w:w="140"/>
+            </w:tcMar>
+          </w:tcPr>
+          <w:p>
+            <w:pPr>
+              <w:spacing w:after="0" w:line="280"/>
+            </w:pPr>
+            <w:r>
+              <w:rPr>
+                <w:rFonts w:ascii="Calibri" w:cs="Calibri" w:eastAsia="Calibri" w:hAnsi="Calibri"/>
+                <w:b w:val="false"/>
+                <w:bCs w:val="false"/>
+                <w:color w:val="20242C"/>
+                <w:sz w:val="21"/>
+                <w:szCs w:val="21"/>
+              </w:rPr>
+              <w:t xml:space="preserve">Body set to the exact two sentences supplied, including the comma before and constraints.</w:t>
+            </w:r>
+          </w:p>
+        </w:tc>
+      </w:tr>
+      <w:tr>
+        <w:trPr>
+          <w:cantSplit/>
+          <w:tblHeader w:val="false"/>
+        </w:trPr>
+        <w:tc>
+          <w:tcPr>
+            <w:tcW w:type="dxa" w:w="2600"/>
+            <w:tcBorders>
+              <w:top w:val="single" w:color="D8D2C6" w:sz="4"/>
+              <w:left w:val="single" w:color="D8D2C6" w:sz="4"/>
+              <w:bottom w:val="single" w:color="D8D2C6" w:sz="4"/>
+              <w:right w:val="single" w:color="D8D2C6" w:sz="4"/>
+            </w:tcBorders>
+            <w:tcMar>
+              <w:top w:type="dxa" w:w="90"/>
+              <w:left w:type="dxa" w:w="140"/>
+              <w:bottom w:type="dxa" w:w="90"/>
+              <w:right w:type="dxa" w:w="140"/>
+            </w:tcMar>
+          </w:tcPr>
+          <w:p>
+            <w:pPr>
+              <w:spacing w:after="0" w:line="280"/>
+            </w:pPr>
+            <w:r>
+              <w:rPr>
+                <w:rFonts w:ascii="Calibri" w:cs="Calibri" w:eastAsia="Calibri" w:hAnsi="Calibri"/>
+                <w:b/>
+                <w:bCs/>
+                <w:color w:val="20242C"/>
+                <w:sz w:val="21"/>
+                <w:szCs w:val="21"/>
+              </w:rPr>
+              <w:t xml:space="preserve">8</w:t>
+            </w:r>
+          </w:p>
+        </w:tc>
+        <w:tc>
+          <w:tcPr>
+            <w:tcW w:type="dxa" w:w="6760"/>
+            <w:tcBorders>
+              <w:top w:val="single" w:color="D8D2C6" w:sz="4"/>
+              <w:left w:val="single" w:color="D8D2C6" w:sz="4"/>
+              <w:bottom w:val="single" w:color="D8D2C6" w:sz="4"/>
+              <w:right w:val="single" w:color="D8D2C6" w:sz="4"/>
+            </w:tcBorders>
+            <w:tcMar>
+              <w:top w:type="dxa" w:w="90"/>
+              <w:left w:type="dxa" w:w="140"/>
+              <w:bottom w:type="dxa" w:w="90"/>
+              <w:right w:type="dxa" w:w="140"/>
+            </w:tcMar>
+          </w:tcPr>
+          <w:p>
+            <w:pPr>
+              <w:spacing w:after="0" w:line="280"/>
+            </w:pPr>
+            <w:r>
+              <w:rPr>
+                <w:rFonts w:ascii="Calibri" w:cs="Calibri" w:eastAsia="Calibri" w:hAnsi="Calibri"/>
+                <w:b w:val="false"/>
+                <w:bCs w:val="false"/>
+                <w:color w:val="20242C"/>
+                <w:sz w:val="21"/>
+                <w:szCs w:val="21"/>
+              </w:rPr>
+              <w:t xml:space="preserve">Paragraph updated. This is the work you will find here is replaced by the Follow line, which keeps the bright yellow serif treatment.</w:t>
+            </w:r>
+          </w:p>
+        </w:tc>
+      </w:tr>
+      <w:tr>
+        <w:trPr>
+          <w:cantSplit/>
+          <w:tblHeader w:val="false"/>
+        </w:trPr>
+        <w:tc>
+          <w:tcPr>
+            <w:tcW w:type="dxa" w:w="2600"/>
+            <w:tcBorders>
+              <w:top w:val="single" w:color="D8D2C6" w:sz="4"/>
+              <w:left w:val="single" w:color="D8D2C6" w:sz="4"/>
+              <w:bottom w:val="single" w:color="D8D2C6" w:sz="4"/>
+              <w:right w:val="single" w:color="D8D2C6" w:sz="4"/>
+            </w:tcBorders>
+            <w:tcMar>
+              <w:top w:type="dxa" w:w="90"/>
+              <w:left w:type="dxa" w:w="140"/>
+              <w:bottom w:type="dxa" w:w="90"/>
+              <w:right w:type="dxa" w:w="140"/>
+            </w:tcMar>
+          </w:tcPr>
+          <w:p>
+            <w:pPr>
+              <w:spacing w:after="0" w:line="280"/>
+            </w:pPr>
+            <w:r>
+              <w:rPr>
+                <w:rFonts w:ascii="Calibri" w:cs="Calibri" w:eastAsia="Calibri" w:hAnsi="Calibri"/>
+                <w:b/>
+                <w:bCs/>
+                <w:color w:val="20242C"/>
+                <w:sz w:val="21"/>
+                <w:szCs w:val="21"/>
+              </w:rPr>
+              <w:t xml:space="preserve">All</w:t>
+            </w:r>
+          </w:p>
+        </w:tc>
+        <w:tc>
+          <w:tcPr>
+            <w:tcW w:type="dxa" w:w="6760"/>
+            <w:tcBorders>
+              <w:top w:val="single" w:color="D8D2C6" w:sz="4"/>
+              <w:left w:val="single" w:color="D8D2C6" w:sz="4"/>
+              <w:bottom w:val="single" w:color="D8D2C6" w:sz="4"/>
+              <w:right w:val="single" w:color="D8D2C6" w:sz="4"/>
+            </w:tcBorders>
+            <w:tcMar>
+              <w:top w:type="dxa" w:w="90"/>
+              <w:left w:type="dxa" w:w="140"/>
+              <w:bottom w:type="dxa" w:w="90"/>
+              <w:right w:type="dxa" w:w="140"/>
+            </w:tcMar>
+          </w:tcPr>
+          <w:p>
+            <w:pPr>
+              <w:spacing w:after="0" w:line="280"/>
+            </w:pPr>
+            <w:r>
+              <w:rPr>
+                <w:rFonts w:ascii="Calibri" w:cs="Calibri" w:eastAsia="Calibri" w:hAnsi="Calibri"/>
+                <w:b w:val="false"/>
+                <w:bCs w:val="false"/>
+                <w:color w:val="20242C"/>
+                <w:sz w:val="21"/>
+                <w:szCs w:val="21"/>
+              </w:rPr>
+              <w:t xml:space="preserve">Every rust rule is now gold. The separate on cream gold used for small labels in version 1 is removed.</w:t>
+            </w:r>
+          </w:p>
+        </w:tc>
+      </w:tr>
+    </w:tbl>
+    <w:p>
+      <w:pPr>
+        <w:spacing w:after="60" w:line="300"/>
+      </w:pPr>
+      <w:r>
+        <w:rPr>
+          <w:rFonts w:ascii="Calibri" w:cs="Calibri" w:eastAsia="Calibri" w:hAnsi="Calibri"/>
+          <w:color w:val="20242C"/>
+          <w:sz w:val="22"/>
+          <w:szCs w:val="22"/>
+        </w:rPr>
+        <w:t xml:space="preserve"/>
+      </w:r>
+    </w:p>
+    <w:p>
+      <w:pPr>
+        <w:pStyle w:val="Heading1"/>
+        <w:spacing w:after="140" w:before="360"/>
+      </w:pPr>
+      <w:r>
+        <w:rPr>
+          <w:rFonts w:ascii="Calibri" w:cs="Calibri" w:eastAsia="Calibri" w:hAnsi="Calibri"/>
+          <w:b/>
+          <w:bCs/>
+          <w:color w:val="112345"/>
+          <w:sz w:val="30"/>
+          <w:szCs w:val="30"/>
+        </w:rPr>
+        <w:t xml:space="preserve">Design system</w:t>
+      </w:r>
+    </w:p>
+    <w:p>
+      <w:pPr>
+        <w:spacing w:after="140" w:line="300"/>
+      </w:pPr>
+      <w:r>
+        <w:rPr>
+          <w:rFonts w:ascii="Calibri" w:cs="Calibri" w:eastAsia="Calibri" w:hAnsi="Calibri"/>
+          <w:color w:val="20242C"/>
+          <w:sz w:val="22"/>
+          <w:szCs w:val="22"/>
+        </w:rPr>
+        <w:t xml:space="preserve">Canvas 1080 by 1350 with 96 pixel margins on all four sides. Cream forward, with a single deep navy closing slide.</w:t>
+      </w:r>
+    </w:p>
+    <w:p>
+      <w:pPr>
+        <w:spacing w:after="140" w:line="300"/>
+      </w:pPr>
+      <w:r>
+        <w:rPr>
+          <w:rFonts w:ascii="Calibri" w:cs="Calibri" w:eastAsia="Calibri" w:hAnsi="Calibri"/>
+          <w:color w:val="20242C"/>
+          <w:sz w:val="22"/>
+          <w:szCs w:val="22"/>
+        </w:rPr>
+        <w:t xml:space="preserve">Palette: navy 112345, cream F5F1E8, gold C9A84C and the bright warm yellow F2C44C. Four values, no fifth colour. Gold carries the structural marks, the large section numerals, the rules and the pagination ring. Small tracked text is navy on the cream slides and gold on the navy slide, whichever reads better against its own background. The bright yellow is used once, on the closing line.</w:t>
+      </w:r>
+    </w:p>
+    <w:p>
+      <w:pPr>
+        <w:spacing w:after="140" w:line="300"/>
+      </w:pPr>
+      <w:r>
+        <w:rPr>
+          <w:rFonts w:ascii="Calibri" w:cs="Calibri" w:eastAsia="Calibri" w:hAnsi="Calibri"/>
+          <w:color w:val="20242C"/>
+          <w:sz w:val="22"/>
+          <w:szCs w:val="22"/>
+        </w:rPr>
+        <w:t xml:space="preserve">Type is Cormorant Garamond for display and DM Sans for body, labels and navigation. Both are self hosted in the repository and both are the faces the Career Evidence Starter itself uses.</w:t>
+      </w:r>
+    </w:p>
+    <w:p>
+      <w:pPr>
+        <w:spacing w:after="140" w:line="300"/>
+      </w:pPr>
+      <w:r>
+        <w:rPr>
+          <w:rFonts w:ascii="Calibri" w:cs="Calibri" w:eastAsia="Calibri" w:hAnsi="Calibri"/>
+          <w:color w:val="20242C"/>
+          <w:sz w:val="22"/>
+          <w:szCs w:val="22"/>
+        </w:rPr>
+        <w:t xml:space="preserve">Navigation is a gold ringed page number at the bottom right of every slide, with an arrow on slide one only. The ring is the same gold mark throughout. Only the figures inside and beside it change colour with the background.</w:t>
       </w:r>
     </w:p>
     <w:p>
@@ -2940,6 +3766,78 @@
                 <w:sz w:val="21"/>
                 <w:szCs w:val="21"/>
               </w:rPr>
+              <w:t xml:space="preserve">Text contrast</w:t>
+            </w:r>
+          </w:p>
+        </w:tc>
+        <w:tc>
+          <w:tcPr>
+            <w:tcW w:type="dxa" w:w="4760"/>
+            <w:tcBorders>
+              <w:top w:val="single" w:color="D8D2C6" w:sz="4"/>
+              <w:left w:val="single" w:color="D8D2C6" w:sz="4"/>
+              <w:bottom w:val="single" w:color="D8D2C6" w:sz="4"/>
+              <w:right w:val="single" w:color="D8D2C6" w:sz="4"/>
+            </w:tcBorders>
+            <w:tcMar>
+              <w:top w:type="dxa" w:w="90"/>
+              <w:left w:type="dxa" w:w="140"/>
+              <w:bottom w:type="dxa" w:w="90"/>
+              <w:right w:type="dxa" w:w="140"/>
+            </w:tcMar>
+          </w:tcPr>
+          <w:p>
+            <w:pPr>
+              <w:spacing w:after="0" w:line="280"/>
+            </w:pPr>
+            <w:r>
+              <w:rPr>
+                <w:rFonts w:ascii="Calibri" w:cs="Calibri" w:eastAsia="Calibri" w:hAnsi="Calibri"/>
+                <w:b w:val="false"/>
+                <w:bCs w:val="false"/>
+                <w:color w:val="20242C"/>
+                <w:sz w:val="21"/>
+                <w:szCs w:val="21"/>
+              </w:rPr>
+              <w:t xml:space="preserve">Every text element passes. Navy on cream 13.8 to 1, cream on navy 13.8 to 1, gold on navy 6.81 to 1, bright yellow on navy 9.46 to 1. No small text is set in gold on cream.</w:t>
+            </w:r>
+          </w:p>
+        </w:tc>
+      </w:tr>
+      <w:tr>
+        <w:trPr>
+          <w:cantSplit/>
+          <w:tblHeader w:val="false"/>
+        </w:trPr>
+        <w:tc>
+          <w:tcPr>
+            <w:tcW w:type="dxa" w:w="4600"/>
+            <w:tcBorders>
+              <w:top w:val="single" w:color="D8D2C6" w:sz="4"/>
+              <w:left w:val="single" w:color="D8D2C6" w:sz="4"/>
+              <w:bottom w:val="single" w:color="D8D2C6" w:sz="4"/>
+              <w:right w:val="single" w:color="D8D2C6" w:sz="4"/>
+            </w:tcBorders>
+            <w:tcMar>
+              <w:top w:type="dxa" w:w="90"/>
+              <w:left w:type="dxa" w:w="140"/>
+              <w:bottom w:type="dxa" w:w="90"/>
+              <w:right w:type="dxa" w:w="140"/>
+            </w:tcMar>
+          </w:tcPr>
+          <w:p>
+            <w:pPr>
+              <w:spacing w:after="0" w:line="280"/>
+            </w:pPr>
+            <w:r>
+              <w:rPr>
+                <w:rFonts w:ascii="Calibri" w:cs="Calibri" w:eastAsia="Calibri" w:hAnsi="Calibri"/>
+                <w:b/>
+                <w:bCs/>
+                <w:color w:val="20242C"/>
+                <w:sz w:val="21"/>
+                <w:szCs w:val="21"/>
+              </w:rPr>
               <w:t xml:space="preserve">PDF opens correctly</w:t>
             </w:r>
           </w:p>
@@ -3007,7 +3905,7 @@
           <w:sz w:val="30"/>
           <w:szCs w:val="30"/>
         </w:rPr>
-        <w:t xml:space="preserve">Two decisions waiting on you</w:t>
+        <w:t xml:space="preserve">The two cosmetic decisions, both resolved</w:t>
       </w:r>
     </w:p>
     <w:p>
@@ -3021,7 +3919,7 @@
           <w:sz w:val="22"/>
           <w:szCs w:val="22"/>
         </w:rPr>
-        <w:t xml:space="preserve">Neither blocks publishing. Both are recorded rather than decided quietly.</w:t>
+        <w:t xml:space="preserve">These were the only items left open. Neither is open now.</w:t>
       </w:r>
     </w:p>
     <w:p>
@@ -3040,7 +3938,7 @@
           <w:sz w:val="22"/>
           <w:szCs w:val="22"/>
         </w:rPr>
-        <w:t xml:space="preserve">Gold on cream measures 2.03 to 1. That is comfortable for the large numerals and faint for the two smallest gold items on cream, the START HERE label and the page number, which land near 8 pixels at LinkedIn mobile width. Setting those two in navy would take them to 13.8 to 1 and introduces no new colour. They are left in gold as instructed.</w:t>
+        <w:t xml:space="preserve">Small gold text on cream. Gold on cream measured 2.03 to 1, which is comfortable for the 96 pixel numerals and faint for the two smallest items, the START HERE label and the page number, both of which land near 8 pixels at LinkedIn mobile width. Resolved: those two are now navy at 13.8 to 1. The numerals, the rules and the ring stay gold. No colour was added.</w:t>
       </w:r>
     </w:p>
     <w:p>
@@ -3059,7 +3957,7 @@
           <w:sz w:val="22"/>
           <w:szCs w:val="22"/>
         </w:rPr>
-        <w:t xml:space="preserve">The page number sits inside a gold ring. Your brief said to preserve the pagination and also not to introduce rings. I read that as not adding new ones and kept it. Say the word if the ring itself should go.</w:t>
+        <w:t xml:space="preserve">The ring around the page number. Resolved: the ring is kept. It is part of the pagination system that was preserved from the approved design, not a decorative element introduced afterwards, and it stays gold on all eight slides.</w:t>
       </w:r>
     </w:p>
     <w:p>
@@ -3181,6 +4079,7 @@
     <w:p>
       <w:pPr>
         <w:pStyle w:val="Heading1"/>
+        <w:pageBreakBefore/>
         <w:spacing w:after="140" w:before="360"/>
       </w:pPr>
       <w:r>
@@ -3192,7 +4091,7 @@
           <w:sz w:val="30"/>
           <w:szCs w:val="30"/>
         </w:rPr>
-        <w:t xml:space="preserve">Related, and currently blocked</w:t>
+        <w:t xml:space="preserve">Where this sits in version control</w:t>
       </w:r>
     </w:p>
     <w:p>
@@ -3206,12 +4105,391 @@
           <w:sz w:val="22"/>
           <w:szCs w:val="22"/>
         </w:rPr>
-        <w:t xml:space="preserve">The LinkedIn banner revision is separate work and is waiting on one file. The banner described in that brief, with the portrait on the right and the positioning sentence on the left, is not in the workspace. The two banners that are here are both centred text with no portrait, and neither carries that sentence. Searching the full git history, including deleted files, turned up nothing further, and there is no editable source for either.</w:t>
-      </w:r>
-    </w:p>
-    <w:p>
-      <w:pPr>
-        <w:spacing w:after="140" w:line="300"/>
+        <w:t xml:space="preserve">Everything is committed locally on this machine. Nothing has been pushed, merged, deployed or published.</w:t>
+      </w:r>
+    </w:p>
+    <w:tbl>
+      <w:tblPr>
+        <w:tblW w:type="dxa" w:w="9360"/>
+        <w:tblBorders>
+          <w:top w:val="single" w:color="auto" w:sz="4"/>
+          <w:left w:val="single" w:color="auto" w:sz="4"/>
+          <w:bottom w:val="single" w:color="auto" w:sz="4"/>
+          <w:right w:val="single" w:color="auto" w:sz="4"/>
+          <w:insideH w:val="single" w:color="auto" w:sz="4"/>
+          <w:insideV w:val="single" w:color="auto" w:sz="4"/>
+        </w:tblBorders>
+      </w:tblPr>
+      <w:tblGrid>
+        <w:gridCol w:w="2600"/>
+        <w:gridCol w:w="6760"/>
+      </w:tblGrid>
+      <w:tr>
+        <w:trPr>
+          <w:cantSplit/>
+          <w:tblHeader/>
+        </w:trPr>
+        <w:tc>
+          <w:tcPr>
+            <w:tcW w:type="dxa" w:w="2600"/>
+            <w:tcBorders>
+              <w:top w:val="single" w:color="D8D2C6" w:sz="4"/>
+              <w:left w:val="single" w:color="D8D2C6" w:sz="4"/>
+              <w:bottom w:val="single" w:color="D8D2C6" w:sz="4"/>
+              <w:right w:val="single" w:color="D8D2C6" w:sz="4"/>
+            </w:tcBorders>
+            <w:shd w:fill="F5F1E8" w:color="auto" w:val="clear"/>
+            <w:tcMar>
+              <w:top w:type="dxa" w:w="90"/>
+              <w:left w:type="dxa" w:w="140"/>
+              <w:bottom w:type="dxa" w:w="90"/>
+              <w:right w:type="dxa" w:w="140"/>
+            </w:tcMar>
+          </w:tcPr>
+          <w:p>
+            <w:pPr>
+              <w:spacing w:after="0" w:line="280"/>
+            </w:pPr>
+            <w:r>
+              <w:rPr>
+                <w:rFonts w:ascii="Calibri" w:cs="Calibri" w:eastAsia="Calibri" w:hAnsi="Calibri"/>
+                <w:b/>
+                <w:bCs/>
+                <w:color w:val="112345"/>
+                <w:sz w:val="21"/>
+                <w:szCs w:val="21"/>
+              </w:rPr>
+              <w:t xml:space="preserve">Item</w:t>
+            </w:r>
+          </w:p>
+        </w:tc>
+        <w:tc>
+          <w:tcPr>
+            <w:tcW w:type="dxa" w:w="6760"/>
+            <w:tcBorders>
+              <w:top w:val="single" w:color="D8D2C6" w:sz="4"/>
+              <w:left w:val="single" w:color="D8D2C6" w:sz="4"/>
+              <w:bottom w:val="single" w:color="D8D2C6" w:sz="4"/>
+              <w:right w:val="single" w:color="D8D2C6" w:sz="4"/>
+            </w:tcBorders>
+            <w:shd w:fill="F5F1E8" w:color="auto" w:val="clear"/>
+            <w:tcMar>
+              <w:top w:type="dxa" w:w="90"/>
+              <w:left w:type="dxa" w:w="140"/>
+              <w:bottom w:type="dxa" w:w="90"/>
+              <w:right w:type="dxa" w:w="140"/>
+            </w:tcMar>
+          </w:tcPr>
+          <w:p>
+            <w:pPr>
+              <w:spacing w:after="0" w:line="280"/>
+            </w:pPr>
+            <w:r>
+              <w:rPr>
+                <w:rFonts w:ascii="Calibri" w:cs="Calibri" w:eastAsia="Calibri" w:hAnsi="Calibri"/>
+                <w:b/>
+                <w:bCs/>
+                <w:color w:val="112345"/>
+                <w:sz w:val="21"/>
+                <w:szCs w:val="21"/>
+              </w:rPr>
+              <w:t xml:space="preserve">Value</w:t>
+            </w:r>
+          </w:p>
+        </w:tc>
+      </w:tr>
+      <w:tr>
+        <w:trPr>
+          <w:cantSplit/>
+          <w:tblHeader w:val="false"/>
+        </w:trPr>
+        <w:tc>
+          <w:tcPr>
+            <w:tcW w:type="dxa" w:w="2600"/>
+            <w:tcBorders>
+              <w:top w:val="single" w:color="D8D2C6" w:sz="4"/>
+              <w:left w:val="single" w:color="D8D2C6" w:sz="4"/>
+              <w:bottom w:val="single" w:color="D8D2C6" w:sz="4"/>
+              <w:right w:val="single" w:color="D8D2C6" w:sz="4"/>
+            </w:tcBorders>
+            <w:tcMar>
+              <w:top w:type="dxa" w:w="90"/>
+              <w:left w:type="dxa" w:w="140"/>
+              <w:bottom w:type="dxa" w:w="90"/>
+              <w:right w:type="dxa" w:w="140"/>
+            </w:tcMar>
+          </w:tcPr>
+          <w:p>
+            <w:pPr>
+              <w:spacing w:after="0" w:line="280"/>
+            </w:pPr>
+            <w:r>
+              <w:rPr>
+                <w:rFonts w:ascii="Calibri" w:cs="Calibri" w:eastAsia="Calibri" w:hAnsi="Calibri"/>
+                <w:b/>
+                <w:bCs/>
+                <w:color w:val="20242C"/>
+                <w:sz w:val="21"/>
+                <w:szCs w:val="21"/>
+              </w:rPr>
+              <w:t xml:space="preserve">Branch</w:t>
+            </w:r>
+          </w:p>
+        </w:tc>
+        <w:tc>
+          <w:tcPr>
+            <w:tcW w:type="dxa" w:w="6760"/>
+            <w:tcBorders>
+              <w:top w:val="single" w:color="D8D2C6" w:sz="4"/>
+              <w:left w:val="single" w:color="D8D2C6" w:sz="4"/>
+              <w:bottom w:val="single" w:color="D8D2C6" w:sz="4"/>
+              <w:right w:val="single" w:color="D8D2C6" w:sz="4"/>
+            </w:tcBorders>
+            <w:tcMar>
+              <w:top w:type="dxa" w:w="90"/>
+              <w:left w:type="dxa" w:w="140"/>
+              <w:bottom w:type="dxa" w:w="90"/>
+              <w:right w:type="dxa" w:w="140"/>
+            </w:tcMar>
+          </w:tcPr>
+          <w:p>
+            <w:pPr>
+              <w:spacing w:after="0" w:line="280"/>
+            </w:pPr>
+            <w:r>
+              <w:rPr>
+                <w:rFonts w:ascii="Calibri" w:cs="Calibri" w:eastAsia="Calibri" w:hAnsi="Calibri"/>
+                <w:b w:val="false"/>
+                <w:bCs w:val="false"/>
+                <w:color w:val="20242C"/>
+                <w:sz w:val="21"/>
+                <w:szCs w:val="21"/>
+              </w:rPr>
+              <w:t xml:space="preserve">claude/capability-formation-covers-w64s38</w:t>
+            </w:r>
+          </w:p>
+        </w:tc>
+      </w:tr>
+      <w:tr>
+        <w:trPr>
+          <w:cantSplit/>
+          <w:tblHeader w:val="false"/>
+        </w:trPr>
+        <w:tc>
+          <w:tcPr>
+            <w:tcW w:type="dxa" w:w="2600"/>
+            <w:tcBorders>
+              <w:top w:val="single" w:color="D8D2C6" w:sz="4"/>
+              <w:left w:val="single" w:color="D8D2C6" w:sz="4"/>
+              <w:bottom w:val="single" w:color="D8D2C6" w:sz="4"/>
+              <w:right w:val="single" w:color="D8D2C6" w:sz="4"/>
+            </w:tcBorders>
+            <w:tcMar>
+              <w:top w:type="dxa" w:w="90"/>
+              <w:left w:type="dxa" w:w="140"/>
+              <w:bottom w:type="dxa" w:w="90"/>
+              <w:right w:type="dxa" w:w="140"/>
+            </w:tcMar>
+          </w:tcPr>
+          <w:p>
+            <w:pPr>
+              <w:spacing w:after="0" w:line="280"/>
+            </w:pPr>
+            <w:r>
+              <w:rPr>
+                <w:rFonts w:ascii="Calibri" w:cs="Calibri" w:eastAsia="Calibri" w:hAnsi="Calibri"/>
+                <w:b/>
+                <w:bCs/>
+                <w:color w:val="20242C"/>
+                <w:sz w:val="21"/>
+                <w:szCs w:val="21"/>
+              </w:rPr>
+              <w:t xml:space="preserve">Commit</w:t>
+            </w:r>
+          </w:p>
+        </w:tc>
+        <w:tc>
+          <w:tcPr>
+            <w:tcW w:type="dxa" w:w="6760"/>
+            <w:tcBorders>
+              <w:top w:val="single" w:color="D8D2C6" w:sz="4"/>
+              <w:left w:val="single" w:color="D8D2C6" w:sz="4"/>
+              <w:bottom w:val="single" w:color="D8D2C6" w:sz="4"/>
+              <w:right w:val="single" w:color="D8D2C6" w:sz="4"/>
+            </w:tcBorders>
+            <w:tcMar>
+              <w:top w:type="dxa" w:w="90"/>
+              <w:left w:type="dxa" w:w="140"/>
+              <w:bottom w:type="dxa" w:w="90"/>
+              <w:right w:type="dxa" w:w="140"/>
+            </w:tcMar>
+          </w:tcPr>
+          <w:p>
+            <w:pPr>
+              <w:spacing w:after="0" w:line="280"/>
+            </w:pPr>
+            <w:r>
+              <w:rPr>
+                <w:rFonts w:ascii="Calibri" w:cs="Calibri" w:eastAsia="Calibri" w:hAnsi="Calibri"/>
+                <w:b w:val="false"/>
+                <w:bCs w:val="false"/>
+                <w:color w:val="20242C"/>
+                <w:sz w:val="21"/>
+                <w:szCs w:val="21"/>
+              </w:rPr>
+              <w:t xml:space="preserve">5555f6165522663551e358be2f26f1996a909ab3</w:t>
+            </w:r>
+          </w:p>
+        </w:tc>
+      </w:tr>
+      <w:tr>
+        <w:trPr>
+          <w:cantSplit/>
+          <w:tblHeader w:val="false"/>
+        </w:trPr>
+        <w:tc>
+          <w:tcPr>
+            <w:tcW w:type="dxa" w:w="2600"/>
+            <w:tcBorders>
+              <w:top w:val="single" w:color="D8D2C6" w:sz="4"/>
+              <w:left w:val="single" w:color="D8D2C6" w:sz="4"/>
+              <w:bottom w:val="single" w:color="D8D2C6" w:sz="4"/>
+              <w:right w:val="single" w:color="D8D2C6" w:sz="4"/>
+            </w:tcBorders>
+            <w:tcMar>
+              <w:top w:type="dxa" w:w="90"/>
+              <w:left w:type="dxa" w:w="140"/>
+              <w:bottom w:type="dxa" w:w="90"/>
+              <w:right w:type="dxa" w:w="140"/>
+            </w:tcMar>
+          </w:tcPr>
+          <w:p>
+            <w:pPr>
+              <w:spacing w:after="0" w:line="280"/>
+            </w:pPr>
+            <w:r>
+              <w:rPr>
+                <w:rFonts w:ascii="Calibri" w:cs="Calibri" w:eastAsia="Calibri" w:hAnsi="Calibri"/>
+                <w:b/>
+                <w:bCs/>
+                <w:color w:val="20242C"/>
+                <w:sz w:val="21"/>
+                <w:szCs w:val="21"/>
+              </w:rPr>
+              <w:t xml:space="preserve">Commit message</w:t>
+            </w:r>
+          </w:p>
+        </w:tc>
+        <w:tc>
+          <w:tcPr>
+            <w:tcW w:type="dxa" w:w="6760"/>
+            <w:tcBorders>
+              <w:top w:val="single" w:color="D8D2C6" w:sz="4"/>
+              <w:left w:val="single" w:color="D8D2C6" w:sz="4"/>
+              <w:bottom w:val="single" w:color="D8D2C6" w:sz="4"/>
+              <w:right w:val="single" w:color="D8D2C6" w:sz="4"/>
+            </w:tcBorders>
+            <w:tcMar>
+              <w:top w:type="dxa" w:w="90"/>
+              <w:left w:type="dxa" w:w="140"/>
+              <w:bottom w:type="dxa" w:w="90"/>
+              <w:right w:type="dxa" w:w="140"/>
+            </w:tcMar>
+          </w:tcPr>
+          <w:p>
+            <w:pPr>
+              <w:spacing w:after="0" w:line="280"/>
+            </w:pPr>
+            <w:r>
+              <w:rPr>
+                <w:rFonts w:ascii="Calibri" w:cs="Calibri" w:eastAsia="Calibri" w:hAnsi="Calibri"/>
+                <w:b w:val="false"/>
+                <w:bCs w:val="false"/>
+                <w:color w:val="20242C"/>
+                <w:sz w:val="21"/>
+                <w:szCs w:val="21"/>
+              </w:rPr>
+              <w:t xml:space="preserve">Set the small cream slide text in navy for contrast</w:t>
+            </w:r>
+          </w:p>
+        </w:tc>
+      </w:tr>
+      <w:tr>
+        <w:trPr>
+          <w:cantSplit/>
+          <w:tblHeader w:val="false"/>
+        </w:trPr>
+        <w:tc>
+          <w:tcPr>
+            <w:tcW w:type="dxa" w:w="2600"/>
+            <w:tcBorders>
+              <w:top w:val="single" w:color="D8D2C6" w:sz="4"/>
+              <w:left w:val="single" w:color="D8D2C6" w:sz="4"/>
+              <w:bottom w:val="single" w:color="D8D2C6" w:sz="4"/>
+              <w:right w:val="single" w:color="D8D2C6" w:sz="4"/>
+            </w:tcBorders>
+            <w:tcMar>
+              <w:top w:type="dxa" w:w="90"/>
+              <w:left w:type="dxa" w:w="140"/>
+              <w:bottom w:type="dxa" w:w="90"/>
+              <w:right w:type="dxa" w:w="140"/>
+            </w:tcMar>
+          </w:tcPr>
+          <w:p>
+            <w:pPr>
+              <w:spacing w:after="0" w:line="280"/>
+            </w:pPr>
+            <w:r>
+              <w:rPr>
+                <w:rFonts w:ascii="Calibri" w:cs="Calibri" w:eastAsia="Calibri" w:hAnsi="Calibri"/>
+                <w:b/>
+                <w:bCs/>
+                <w:color w:val="20242C"/>
+                <w:sz w:val="21"/>
+                <w:szCs w:val="21"/>
+              </w:rPr>
+              <w:t xml:space="preserve">git status --short</w:t>
+            </w:r>
+          </w:p>
+        </w:tc>
+        <w:tc>
+          <w:tcPr>
+            <w:tcW w:type="dxa" w:w="6760"/>
+            <w:tcBorders>
+              <w:top w:val="single" w:color="D8D2C6" w:sz="4"/>
+              <w:left w:val="single" w:color="D8D2C6" w:sz="4"/>
+              <w:bottom w:val="single" w:color="D8D2C6" w:sz="4"/>
+              <w:right w:val="single" w:color="D8D2C6" w:sz="4"/>
+            </w:tcBorders>
+            <w:tcMar>
+              <w:top w:type="dxa" w:w="90"/>
+              <w:left w:type="dxa" w:w="140"/>
+              <w:bottom w:type="dxa" w:w="90"/>
+              <w:right w:type="dxa" w:w="140"/>
+            </w:tcMar>
+          </w:tcPr>
+          <w:p>
+            <w:pPr>
+              <w:spacing w:after="0" w:line="280"/>
+            </w:pPr>
+            <w:r>
+              <w:rPr>
+                <w:rFonts w:ascii="Calibri" w:cs="Calibri" w:eastAsia="Calibri" w:hAnsi="Calibri"/>
+                <w:b w:val="false"/>
+                <w:bCs w:val="false"/>
+                <w:color w:val="20242C"/>
+                <w:sz w:val="21"/>
+                <w:szCs w:val="21"/>
+              </w:rPr>
+              <w:t xml:space="preserve">No output. The working tree is clean and nothing is uncommitted.</w:t>
+            </w:r>
+          </w:p>
+        </w:tc>
+      </w:tr>
+    </w:tbl>
+    <w:p>
+      <w:pPr>
+        <w:spacing w:after="40" w:line="300"/>
       </w:pPr>
       <w:r>
         <w:rPr>
@@ -3220,7 +4498,66 @@
           <w:sz w:val="22"/>
           <w:szCs w:val="22"/>
         </w:rPr>
-        <w:t xml:space="preserve">Send that banner, or its source if one exists, and the copy swap and both mockups follow quickly.</w:t>
+        <w:t xml:space="preserve"/>
+      </w:r>
+    </w:p>
+    <w:p>
+      <w:pPr>
+        <w:spacing w:after="140" w:line="300"/>
+      </w:pPr>
+      <w:r>
+        <w:rPr>
+          <w:rFonts w:ascii="Calibri" w:cs="Calibri" w:eastAsia="Calibri" w:hAnsi="Calibri"/>
+          <w:color w:val="20242C"/>
+          <w:sz w:val="22"/>
+          <w:szCs w:val="22"/>
+        </w:rPr>
+        <w:t xml:space="preserve">A file cannot contain the hash of the commit that contains it, so the commit above is the one carrying the accessibility correction and the rebuilt exports. This document was regenerated against it and committed immediately afterwards as a short record commit, which is why the hash you see here is the correction itself rather than the commit that stores this page.</w:t>
+      </w:r>
+    </w:p>
+    <w:p>
+      <w:pPr>
+        <w:spacing w:after="200" w:line="300"/>
+      </w:pPr>
+      <w:r>
+        <w:rPr>
+          <w:rFonts w:ascii="Calibri" w:cs="Calibri" w:eastAsia="Calibri" w:hAnsi="Calibri"/>
+          <w:color w:val="20242C"/>
+          <w:sz w:val="22"/>
+          <w:szCs w:val="22"/>
+        </w:rPr>
+        <w:t xml:space="preserve">The full hash is given rather than a short form so it can be checked exactly with git show.</w:t>
+      </w:r>
+    </w:p>
+    <w:p>
+      <w:pPr>
+        <w:pStyle w:val="Heading1"/>
+        <w:spacing w:after="140" w:before="360"/>
+      </w:pPr>
+      <w:r>
+        <w:rPr>
+          <w:rFonts w:ascii="Calibri" w:cs="Calibri" w:eastAsia="Calibri" w:hAnsi="Calibri"/>
+          <w:b/>
+          <w:bCs/>
+          <w:color w:val="112345"/>
+          <w:sz w:val="30"/>
+          <w:szCs w:val="30"/>
+        </w:rPr>
+        <w:t xml:space="preserve">Scope of this package</w:t>
+      </w:r>
+    </w:p>
+    <w:p>
+      <w:pPr>
+        <w:spacing w:after="140" w:line="300"/>
+      </w:pPr>
+      <w:r>
+        <w:rPr>
+          <w:rFonts w:ascii="Calibri" w:cs="Calibri" w:eastAsia="Calibri" w:hAnsi="Calibri"/>
+          <w:color w:val="20242C"/>
+          <w:sz w:val="22"/>
+          <w:szCs w:val="22"/>
+        </w:rPr>
+        <w:t xml:space="preserve">This package is the START HERE carousel and nothing else. The LinkedIn banner is separate work outside this package and is not part of what is described here.</w:t>
       </w:r>
     </w:p>
     <w:sectPr>
